--- a/exports/brans_raporlari/8B_MATEMATIK_Brans_Raporu.docx
+++ b/exports/brans_raporlari/8B_MATEMATIK_Brans_Raporu.docx
@@ -4,14 +4,14 @@
   <w:body>
     <w:p>
       <w:pPr>
-        <w:spacing w:before="0" w:after="40"/>
+        <w:spacing w:before="0" w:after="20"/>
         <w:jc w:val="center"/>
       </w:pPr>
       <w:r>
         <w:rPr>
           <w:b/>
           <w:color w:val="1F497D"/>
-          <w:sz w:val="32"/>
+          <w:sz w:val="29"/>
         </w:rPr>
         <w:t>8/B SINIFI MATEMATIK BRANŞI AKADEMİK TEŞHİS VE ÖĞRENCİ ANALİZ RAPORU</w:t>
         <w:br/>
@@ -20,9 +20,9 @@
         <w:rPr>
           <w:i/>
           <w:color w:val="5A5A5A"/>
-          <w:sz w:val="22"/>
+          <w:sz w:val="20"/>
         </w:rPr>
-        <w:t>Deneme Sınavı: 2026-2027  PARAF LGS 1 | Branş: Matematik (20 Soru - Katsayı: 4.0x) | Örneklem: 27 Öğrenci</w:t>
+        <w:t>Deneme Sınavı: 2026-2027  NARTEST LGS 1 | Branş: Matematik (20 Soru - Katsayı: 4.0x) | Örneklem: 28 Öğrenci</w:t>
       </w:r>
     </w:p>
     <w:tbl>
@@ -63,10 +63,10 @@
             <w:tcW w:w="2148" w:type="dxa"/>
             <w:shd w:fill="F2F5F8"/>
             <w:tcMar>
-              <w:top w:w="30" w:type="dxa"/>
-              <w:bottom w:w="30" w:type="dxa"/>
-              <w:left w:w="50" w:type="dxa"/>
-              <w:right w:w="50" w:type="dxa"/>
+              <w:top w:w="15" w:type="dxa"/>
+              <w:bottom w:w="15" w:type="dxa"/>
+              <w:left w:w="40" w:type="dxa"/>
+              <w:right w:w="40" w:type="dxa"/>
             </w:tcMar>
           </w:tcPr>
           <w:p>
@@ -76,7 +76,7 @@
             <w:r>
               <w:rPr>
                 <w:color w:val="5A5A5A"/>
-                <w:sz w:val="22"/>
+                <w:sz w:val="20"/>
               </w:rPr>
               <w:t>Sınıf Net Ort.</w:t>
               <w:br/>
@@ -85,9 +85,9 @@
               <w:rPr>
                 <w:b/>
                 <w:color w:val="1F497D"/>
-                <w:sz w:val="24"/>
+                <w:sz w:val="22"/>
               </w:rPr>
-              <w:t>5.05 / 20</w:t>
+              <w:t>7.19 / 20</w:t>
             </w:r>
           </w:p>
         </w:tc>
@@ -96,10 +96,10 @@
             <w:tcW w:w="2148" w:type="dxa"/>
             <w:shd w:fill="FDEDEC"/>
             <w:tcMar>
-              <w:top w:w="30" w:type="dxa"/>
-              <w:bottom w:w="30" w:type="dxa"/>
-              <w:left w:w="50" w:type="dxa"/>
-              <w:right w:w="50" w:type="dxa"/>
+              <w:top w:w="15" w:type="dxa"/>
+              <w:bottom w:w="15" w:type="dxa"/>
+              <w:left w:w="40" w:type="dxa"/>
+              <w:right w:w="40" w:type="dxa"/>
             </w:tcMar>
           </w:tcPr>
           <w:p>
@@ -109,7 +109,7 @@
             <w:r>
               <w:rPr>
                 <w:color w:val="5A5A5A"/>
-                <w:sz w:val="22"/>
+                <w:sz w:val="20"/>
               </w:rPr>
               <w:t>Okul Ort. / Fark</w:t>
               <w:br/>
@@ -118,9 +118,9 @@
               <w:rPr>
                 <w:b/>
                 <w:color w:val="1F497D"/>
-                <w:sz w:val="24"/>
+                <w:sz w:val="22"/>
               </w:rPr>
-              <w:t>5.82 (-0.77)</w:t>
+              <w:t>7.57 (-0.38)</w:t>
             </w:r>
           </w:p>
         </w:tc>
@@ -129,10 +129,10 @@
             <w:tcW w:w="2148" w:type="dxa"/>
             <w:shd w:fill="E8F8F5"/>
             <w:tcMar>
-              <w:top w:w="30" w:type="dxa"/>
-              <w:bottom w:w="30" w:type="dxa"/>
-              <w:left w:w="50" w:type="dxa"/>
-              <w:right w:w="50" w:type="dxa"/>
+              <w:top w:w="15" w:type="dxa"/>
+              <w:bottom w:w="15" w:type="dxa"/>
+              <w:left w:w="40" w:type="dxa"/>
+              <w:right w:w="40" w:type="dxa"/>
             </w:tcMar>
           </w:tcPr>
           <w:p>
@@ -142,7 +142,7 @@
             <w:r>
               <w:rPr>
                 <w:color w:val="5A5A5A"/>
-                <w:sz w:val="22"/>
+                <w:sz w:val="20"/>
               </w:rPr>
               <w:t>Toplam Doğru</w:t>
               <w:br/>
@@ -151,9 +151,9 @@
               <w:rPr>
                 <w:b/>
                 <w:color w:val="1F497D"/>
-                <w:sz w:val="24"/>
+                <w:sz w:val="22"/>
               </w:rPr>
-              <w:t>201 (%37.2)</w:t>
+              <w:t>261 (%46.6)</w:t>
             </w:r>
           </w:p>
         </w:tc>
@@ -162,10 +162,10 @@
             <w:tcW w:w="2148" w:type="dxa"/>
             <w:shd w:fill="FDEDEC"/>
             <w:tcMar>
-              <w:top w:w="30" w:type="dxa"/>
-              <w:bottom w:w="30" w:type="dxa"/>
-              <w:left w:w="50" w:type="dxa"/>
-              <w:right w:w="50" w:type="dxa"/>
+              <w:top w:w="15" w:type="dxa"/>
+              <w:bottom w:w="15" w:type="dxa"/>
+              <w:left w:w="40" w:type="dxa"/>
+              <w:right w:w="40" w:type="dxa"/>
             </w:tcMar>
           </w:tcPr>
           <w:p>
@@ -175,7 +175,7 @@
             <w:r>
               <w:rPr>
                 <w:color w:val="5A5A5A"/>
-                <w:sz w:val="22"/>
+                <w:sz w:val="20"/>
               </w:rPr>
               <w:t>Toplam Yanlış</w:t>
               <w:br/>
@@ -184,9 +184,9 @@
               <w:rPr>
                 <w:b/>
                 <w:color w:val="1F497D"/>
-                <w:sz w:val="24"/>
+                <w:sz w:val="22"/>
               </w:rPr>
-              <w:t>194 (%35.9)</w:t>
+              <w:t>179 (%32.0)</w:t>
             </w:r>
           </w:p>
         </w:tc>
@@ -195,10 +195,10 @@
             <w:tcW w:w="2148" w:type="dxa"/>
             <w:shd w:fill="FEF9E7"/>
             <w:tcMar>
-              <w:top w:w="30" w:type="dxa"/>
-              <w:bottom w:w="30" w:type="dxa"/>
-              <w:left w:w="50" w:type="dxa"/>
-              <w:right w:w="50" w:type="dxa"/>
+              <w:top w:w="15" w:type="dxa"/>
+              <w:bottom w:w="15" w:type="dxa"/>
+              <w:left w:w="40" w:type="dxa"/>
+              <w:right w:w="40" w:type="dxa"/>
             </w:tcMar>
           </w:tcPr>
           <w:p>
@@ -208,7 +208,7 @@
             <w:r>
               <w:rPr>
                 <w:color w:val="5A5A5A"/>
-                <w:sz w:val="22"/>
+                <w:sz w:val="20"/>
               </w:rPr>
               <w:t>Toplam Boş</w:t>
               <w:br/>
@@ -217,9 +217,9 @@
               <w:rPr>
                 <w:b/>
                 <w:color w:val="1F497D"/>
-                <w:sz w:val="24"/>
+                <w:sz w:val="22"/>
               </w:rPr>
-              <w:t>145 (%26.9)</w:t>
+              <w:t>120 (%21.4)</w:t>
             </w:r>
           </w:p>
         </w:tc>
@@ -228,10 +228,10 @@
             <w:tcW w:w="2148" w:type="dxa"/>
             <w:shd w:fill="F2F5F8"/>
             <w:tcMar>
-              <w:top w:w="30" w:type="dxa"/>
-              <w:bottom w:w="30" w:type="dxa"/>
-              <w:left w:w="50" w:type="dxa"/>
-              <w:right w:w="50" w:type="dxa"/>
+              <w:top w:w="15" w:type="dxa"/>
+              <w:bottom w:w="15" w:type="dxa"/>
+              <w:left w:w="40" w:type="dxa"/>
+              <w:right w:w="40" w:type="dxa"/>
             </w:tcMar>
           </w:tcPr>
           <w:p>
@@ -241,7 +241,7 @@
             <w:r>
               <w:rPr>
                 <w:color w:val="5A5A5A"/>
-                <w:sz w:val="22"/>
+                <w:sz w:val="20"/>
               </w:rPr>
               <w:t>Zirve / Taban</w:t>
               <w:br/>
@@ -250,9 +250,9 @@
               <w:rPr>
                 <w:b/>
                 <w:color w:val="1F497D"/>
-                <w:sz w:val="24"/>
+                <w:sz w:val="22"/>
               </w:rPr>
-              <w:t>18.7 / -2.0</w:t>
+              <w:t>17.7 / -0.7</w:t>
             </w:r>
           </w:p>
         </w:tc>
@@ -261,10 +261,10 @@
             <w:tcW w:w="2148" w:type="dxa"/>
             <w:shd w:fill="F2F5F8"/>
             <w:tcMar>
-              <w:top w:w="30" w:type="dxa"/>
-              <w:bottom w:w="30" w:type="dxa"/>
-              <w:left w:w="50" w:type="dxa"/>
-              <w:right w:w="50" w:type="dxa"/>
+              <w:top w:w="15" w:type="dxa"/>
+              <w:bottom w:w="15" w:type="dxa"/>
+              <w:left w:w="40" w:type="dxa"/>
+              <w:right w:w="40" w:type="dxa"/>
             </w:tcMar>
           </w:tcPr>
           <w:p>
@@ -274,7 +274,7 @@
             <w:r>
               <w:rPr>
                 <w:color w:val="5A5A5A"/>
-                <w:sz w:val="22"/>
+                <w:sz w:val="20"/>
               </w:rPr>
               <w:t>Medyan Net</w:t>
               <w:br/>
@@ -283,9 +283,9 @@
               <w:rPr>
                 <w:b/>
                 <w:color w:val="1F497D"/>
-                <w:sz w:val="24"/>
+                <w:sz w:val="22"/>
               </w:rPr>
-              <w:t>3.00</w:t>
+              <w:t>6.17</w:t>
             </w:r>
           </w:p>
         </w:tc>
@@ -297,10 +297,10 @@
             <w:tcW w:w="8592" w:type="dxa"/>
             <w:shd w:fill="FDEDEC"/>
             <w:tcMar>
-              <w:top w:w="25" w:type="dxa"/>
-              <w:bottom w:w="25" w:type="dxa"/>
-              <w:left w:w="60" w:type="dxa"/>
-              <w:right w:w="60" w:type="dxa"/>
+              <w:top w:w="12" w:type="dxa"/>
+              <w:bottom w:w="12" w:type="dxa"/>
+              <w:left w:w="40" w:type="dxa"/>
+              <w:right w:w="40" w:type="dxa"/>
             </w:tcMar>
           </w:tcPr>
           <w:p>
@@ -308,16 +308,16 @@
               <w:rPr>
                 <w:b/>
                 <w:color w:val="900C3F"/>
-                <w:sz w:val="22"/>
+                <w:sz w:val="20"/>
               </w:rPr>
               <w:t>🔴 Negatif Net Kaybı Yaşayanlar (Aşırı Yanlış):</w:t>
               <w:br/>
             </w:r>
             <w:r>
               <w:rPr>
-                <w:sz w:val="22"/>
+                <w:sz w:val="20"/>
               </w:rPr>
-              <w:t>Beren Koç (7Y), Çağrihan Bengül (7Y), Kuzey Yusuf Uruklu (8Y), Çinar Efe Gi̇rgi̇n (11Y), Ahmet Nevfel Özkaya (12Y), Yusuf Eymen Yilmaz (13Y), Deri̇n Yilmaz (11Y), İpek Nur Usta (9Y), Kenan Emi̇r Yaman (8Y), Uğur Kaan Yildiz (15Y), Mustafa Gülseven (15Y), Cengi̇zhan Yilmaz (14Y)</w:t>
+              <w:t>Erdem Yarar (7Y), Ilgin Kara (7Y), Ahmet Nevfel Özkaya (11Y), Cengi̇zhan Yilmaz (11Y), Tuna Koç (8Y), Nesri̇n Doğa Berber (7Y), Mustafa Gülseven (12Y), Deri̇n Yilmaz (12Y), İpek Nur Usta (9Y), Çinar Efe Gi̇rgi̇n (15Y), Egehan Hardal (11Y)</w:t>
             </w:r>
           </w:p>
         </w:tc>
@@ -327,10 +327,10 @@
             <w:tcW w:w="6444" w:type="dxa"/>
             <w:shd w:fill="FEF9E7"/>
             <w:tcMar>
-              <w:top w:w="25" w:type="dxa"/>
-              <w:bottom w:w="25" w:type="dxa"/>
-              <w:left w:w="60" w:type="dxa"/>
-              <w:right w:w="60" w:type="dxa"/>
+              <w:top w:w="12" w:type="dxa"/>
+              <w:bottom w:w="12" w:type="dxa"/>
+              <w:left w:w="40" w:type="dxa"/>
+              <w:right w:w="40" w:type="dxa"/>
             </w:tcMar>
           </w:tcPr>
           <w:p>
@@ -338,16 +338,16 @@
               <w:rPr>
                 <w:b/>
                 <w:color w:val="7D6608"/>
-                <w:sz w:val="22"/>
+                <w:sz w:val="20"/>
               </w:rPr>
               <w:t>🟡 Süre / Çekinme Yaşayanlar (Aşırı Boş):</w:t>
               <w:br/>
             </w:r>
             <w:r>
               <w:rPr>
-                <w:sz w:val="22"/>
+                <w:sz w:val="20"/>
               </w:rPr>
-              <w:t>Hali̇t Eren Hatunoğlu (8B), Kerem Araci (7B), Ni̇sanur Kayabeyoğlu (7B), Muzaffer Aki̇f Oçar (9B), Sümeyye Taşkin (16B), Meryem Bozdemi̇r (10B), Ilgin Kara (10B), Kenan Emi̇r Yaman (8B), Kuzey Can (12B), Zahi̇de Gölükcü (16B), Zehra Şenel (10B)</w:t>
+              <w:t>Kuzey Can (7B), Kenan Emi̇r Yaman (12B), Uğur Kaan Yildiz (13B), Sümeyye Taşkin (15B), İpek Nur Usta (7B), Zehra Şenel (11B)</w:t>
             </w:r>
           </w:p>
         </w:tc>
@@ -355,13 +355,13 @@
     </w:tbl>
     <w:p>
       <w:pPr>
-        <w:spacing w:before="80" w:after="20"/>
+        <w:spacing w:before="40" w:after="0"/>
       </w:pPr>
       <w:r>
         <w:rPr>
           <w:b/>
           <w:color w:val="1F497D"/>
-          <w:sz w:val="24"/>
+          <w:sz w:val="22"/>
         </w:rPr>
         <w:t>📌 MATEMATIK KAZANIM BAŞARI ORANLARI VE KRİTİK AÇIĞI OLAN ÖĞRENCİLER</w:t>
       </w:r>
@@ -398,10 +398,10 @@
             <w:tcW w:w="3194" w:type="dxa"/>
             <w:shd w:fill="1F497D"/>
             <w:tcMar>
-              <w:top w:w="22" w:type="dxa"/>
-              <w:bottom w:w="22" w:type="dxa"/>
-              <w:left w:w="40" w:type="dxa"/>
-              <w:right w:w="40" w:type="dxa"/>
+              <w:top w:w="12" w:type="dxa"/>
+              <w:bottom w:w="12" w:type="dxa"/>
+              <w:left w:w="35" w:type="dxa"/>
+              <w:right w:w="35" w:type="dxa"/>
             </w:tcMar>
           </w:tcPr>
           <w:p>
@@ -420,10 +420,10 @@
             <w:tcW w:w="1134" w:type="dxa"/>
             <w:shd w:fill="1F497D"/>
             <w:tcMar>
-              <w:top w:w="22" w:type="dxa"/>
-              <w:bottom w:w="22" w:type="dxa"/>
-              <w:left w:w="40" w:type="dxa"/>
-              <w:right w:w="40" w:type="dxa"/>
+              <w:top w:w="12" w:type="dxa"/>
+              <w:bottom w:w="12" w:type="dxa"/>
+              <w:left w:w="35" w:type="dxa"/>
+              <w:right w:w="35" w:type="dxa"/>
             </w:tcMar>
           </w:tcPr>
           <w:p>
@@ -445,10 +445,10 @@
             <w:tcW w:w="2126" w:type="dxa"/>
             <w:shd w:fill="1F497D"/>
             <w:tcMar>
-              <w:top w:w="22" w:type="dxa"/>
-              <w:bottom w:w="22" w:type="dxa"/>
-              <w:left w:w="40" w:type="dxa"/>
-              <w:right w:w="40" w:type="dxa"/>
+              <w:top w:w="12" w:type="dxa"/>
+              <w:bottom w:w="12" w:type="dxa"/>
+              <w:left w:w="35" w:type="dxa"/>
+              <w:right w:w="35" w:type="dxa"/>
             </w:tcMar>
           </w:tcPr>
           <w:p>
@@ -470,10 +470,10 @@
             <w:tcW w:w="7796" w:type="dxa"/>
             <w:shd w:fill="1F497D"/>
             <w:tcMar>
-              <w:top w:w="22" w:type="dxa"/>
-              <w:bottom w:w="22" w:type="dxa"/>
-              <w:left w:w="40" w:type="dxa"/>
-              <w:right w:w="40" w:type="dxa"/>
+              <w:top w:w="12" w:type="dxa"/>
+              <w:bottom w:w="12" w:type="dxa"/>
+              <w:left w:w="35" w:type="dxa"/>
+              <w:right w:w="35" w:type="dxa"/>
             </w:tcMar>
           </w:tcPr>
           <w:p>
@@ -492,12 +492,12 @@
         <w:tc>
           <w:tcPr>
             <w:tcW w:w="3194" w:type="dxa"/>
-            <w:shd w:fill="FDEDEC"/>
+            <w:shd w:fill="FEF9E7"/>
             <w:tcMar>
-              <w:top w:w="18" w:type="dxa"/>
-              <w:bottom w:w="18" w:type="dxa"/>
-              <w:left w:w="30" w:type="dxa"/>
-              <w:right w:w="30" w:type="dxa"/>
+              <w:top w:w="4" w:type="dxa"/>
+              <w:bottom w:w="4" w:type="dxa"/>
+              <w:left w:w="20" w:type="dxa"/>
+              <w:right w:w="20" w:type="dxa"/>
             </w:tcMar>
           </w:tcPr>
           <w:p>
@@ -505,19 +505,19 @@
               <w:rPr>
                 <w:sz w:val="20"/>
               </w:rPr>
-              <w:t>Üslü İfadeler Temel Kuralları</w:t>
+              <w:t>Çarpanlar ve Katlar</w:t>
             </w:r>
           </w:p>
         </w:tc>
         <w:tc>
           <w:tcPr>
             <w:tcW w:w="1134" w:type="dxa"/>
-            <w:shd w:fill="FDEDEC"/>
+            <w:shd w:fill="FEF9E7"/>
             <w:tcMar>
-              <w:top w:w="18" w:type="dxa"/>
-              <w:bottom w:w="18" w:type="dxa"/>
-              <w:left w:w="30" w:type="dxa"/>
-              <w:right w:w="30" w:type="dxa"/>
+              <w:top w:w="4" w:type="dxa"/>
+              <w:bottom w:w="4" w:type="dxa"/>
+              <w:left w:w="20" w:type="dxa"/>
+              <w:right w:w="20" w:type="dxa"/>
             </w:tcMar>
           </w:tcPr>
           <w:p>
@@ -529,280 +529,7 @@
                 <w:b/>
                 <w:sz w:val="20"/>
               </w:rPr>
-              <w:t>%29.6</w:t>
-            </w:r>
-          </w:p>
-        </w:tc>
-        <w:tc>
-          <w:tcPr>
-            <w:tcW w:w="2126" w:type="dxa"/>
-            <w:shd w:fill="FDEDEC"/>
-            <w:tcMar>
-              <w:top w:w="18" w:type="dxa"/>
-              <w:bottom w:w="18" w:type="dxa"/>
-              <w:left w:w="30" w:type="dxa"/>
-              <w:right w:w="30" w:type="dxa"/>
-            </w:tcMar>
-          </w:tcPr>
-          <w:p>
-            <w:pPr>
-              <w:jc w:val="center"/>
-            </w:pPr>
-            <w:r>
-              <w:rPr>
-                <w:b/>
-                <w:color w:val="900C3F"/>
-                <w:sz w:val="20"/>
-              </w:rPr>
-              <w:t>Acil Müdahale</w:t>
-            </w:r>
-          </w:p>
-        </w:tc>
-        <w:tc>
-          <w:tcPr>
-            <w:tcW w:w="7796" w:type="dxa"/>
-            <w:shd w:fill="FDEDEC"/>
-            <w:tcMar>
-              <w:top w:w="18" w:type="dxa"/>
-              <w:bottom w:w="18" w:type="dxa"/>
-              <w:left w:w="30" w:type="dxa"/>
-              <w:right w:w="30" w:type="dxa"/>
-            </w:tcMar>
-          </w:tcPr>
-          <w:p>
-            <w:r>
-              <w:rPr>
-                <w:sz w:val="25"/>
-              </w:rPr>
-              <w:t>(20 Öğr.): Hali̇t Eren Hatunoğlu, Beren Koç, Kuzey Yusuf Uruklu, Tuna Koç, Kuzey Can, Çağrihan Bengül, Nesri̇n Doğa Berber, Meryem Bozdemi̇r, Kerem Araci, Ilgin Kara, Sümeyye Taşkin, Zahi̇de Gölükcü, Zehra Şenel, Kenan Emi̇r Yaman, Ni̇sanur Kayabeyoğlu, Uğur Kaan Yildiz, Muzaffer Aki̇f Oçar, Deri̇n Yilmaz, Mustafa Gülseven, Cengi̇zhan Yilmaz</w:t>
-            </w:r>
-          </w:p>
-        </w:tc>
-      </w:tr>
-      <w:tr>
-        <w:tc>
-          <w:tcPr>
-            <w:tcW w:w="3194" w:type="dxa"/>
-            <w:shd w:fill="FDEDEC"/>
-            <w:tcMar>
-              <w:top w:w="18" w:type="dxa"/>
-              <w:bottom w:w="18" w:type="dxa"/>
-              <w:left w:w="30" w:type="dxa"/>
-              <w:right w:w="30" w:type="dxa"/>
-            </w:tcMar>
-          </w:tcPr>
-          <w:p>
-            <w:r>
-              <w:rPr>
-                <w:sz w:val="20"/>
-              </w:rPr>
-              <w:t>EBOB-EKOK Problemleri</w:t>
-            </w:r>
-          </w:p>
-        </w:tc>
-        <w:tc>
-          <w:tcPr>
-            <w:tcW w:w="1134" w:type="dxa"/>
-            <w:shd w:fill="FDEDEC"/>
-            <w:tcMar>
-              <w:top w:w="18" w:type="dxa"/>
-              <w:bottom w:w="18" w:type="dxa"/>
-              <w:left w:w="30" w:type="dxa"/>
-              <w:right w:w="30" w:type="dxa"/>
-            </w:tcMar>
-          </w:tcPr>
-          <w:p>
-            <w:pPr>
-              <w:jc w:val="center"/>
-            </w:pPr>
-            <w:r>
-              <w:rPr>
-                <w:b/>
-                <w:sz w:val="20"/>
-              </w:rPr>
-              <w:t>%32.8</w:t>
-            </w:r>
-          </w:p>
-        </w:tc>
-        <w:tc>
-          <w:tcPr>
-            <w:tcW w:w="2126" w:type="dxa"/>
-            <w:shd w:fill="FDEDEC"/>
-            <w:tcMar>
-              <w:top w:w="18" w:type="dxa"/>
-              <w:bottom w:w="18" w:type="dxa"/>
-              <w:left w:w="30" w:type="dxa"/>
-              <w:right w:w="30" w:type="dxa"/>
-            </w:tcMar>
-          </w:tcPr>
-          <w:p>
-            <w:pPr>
-              <w:jc w:val="center"/>
-            </w:pPr>
-            <w:r>
-              <w:rPr>
-                <w:b/>
-                <w:color w:val="900C3F"/>
-                <w:sz w:val="20"/>
-              </w:rPr>
-              <w:t>Acil Müdahale</w:t>
-            </w:r>
-          </w:p>
-        </w:tc>
-        <w:tc>
-          <w:tcPr>
-            <w:tcW w:w="7796" w:type="dxa"/>
-            <w:shd w:fill="FDEDEC"/>
-            <w:tcMar>
-              <w:top w:w="18" w:type="dxa"/>
-              <w:bottom w:w="18" w:type="dxa"/>
-              <w:left w:w="30" w:type="dxa"/>
-              <w:right w:w="30" w:type="dxa"/>
-            </w:tcMar>
-          </w:tcPr>
-          <w:p>
-            <w:r>
-              <w:rPr>
-                <w:sz w:val="25"/>
-              </w:rPr>
-              <w:t>(18 Öğr.): Hali̇t Eren Hatunoğlu, Tuna Koç, Kuzey Can, Meryem Bozdemi̇r, Ilgin Kara, Sümeyye Taşkin, Zahi̇de Gölükcü, Ahmet Nevfel Özkaya, Zehra Şenel, Kenan Emi̇r Yaman, Ni̇sanur Kayabeyoğlu, Uğur Kaan Yildiz, İpek Nur Usta, Muzaffer Aki̇f Oçar, Yusuf Eymen Yilmaz, Deri̇n Yilmaz, Mustafa Gülseven, Cengi̇zhan Yilmaz</w:t>
-            </w:r>
-          </w:p>
-        </w:tc>
-      </w:tr>
-      <w:tr>
-        <w:tc>
-          <w:tcPr>
-            <w:tcW w:w="3194" w:type="dxa"/>
-            <w:shd w:fill="FDEDEC"/>
-            <w:tcMar>
-              <w:top w:w="18" w:type="dxa"/>
-              <w:bottom w:w="18" w:type="dxa"/>
-              <w:left w:w="30" w:type="dxa"/>
-              <w:right w:w="30" w:type="dxa"/>
-            </w:tcMar>
-          </w:tcPr>
-          <w:p>
-            <w:r>
-              <w:rPr>
-                <w:sz w:val="20"/>
-              </w:rPr>
-              <w:t>Aralarında Asal Sayılar</w:t>
-            </w:r>
-          </w:p>
-        </w:tc>
-        <w:tc>
-          <w:tcPr>
-            <w:tcW w:w="1134" w:type="dxa"/>
-            <w:shd w:fill="FDEDEC"/>
-            <w:tcMar>
-              <w:top w:w="18" w:type="dxa"/>
-              <w:bottom w:w="18" w:type="dxa"/>
-              <w:left w:w="30" w:type="dxa"/>
-              <w:right w:w="30" w:type="dxa"/>
-            </w:tcMar>
-          </w:tcPr>
-          <w:p>
-            <w:pPr>
-              <w:jc w:val="center"/>
-            </w:pPr>
-            <w:r>
-              <w:rPr>
-                <w:b/>
-                <w:sz w:val="20"/>
-              </w:rPr>
-              <w:t>%34.6</w:t>
-            </w:r>
-          </w:p>
-        </w:tc>
-        <w:tc>
-          <w:tcPr>
-            <w:tcW w:w="2126" w:type="dxa"/>
-            <w:shd w:fill="FDEDEC"/>
-            <w:tcMar>
-              <w:top w:w="18" w:type="dxa"/>
-              <w:bottom w:w="18" w:type="dxa"/>
-              <w:left w:w="30" w:type="dxa"/>
-              <w:right w:w="30" w:type="dxa"/>
-            </w:tcMar>
-          </w:tcPr>
-          <w:p>
-            <w:pPr>
-              <w:jc w:val="center"/>
-            </w:pPr>
-            <w:r>
-              <w:rPr>
-                <w:b/>
-                <w:color w:val="900C3F"/>
-                <w:sz w:val="20"/>
-              </w:rPr>
-              <w:t>Acil Müdahale</w:t>
-            </w:r>
-          </w:p>
-        </w:tc>
-        <w:tc>
-          <w:tcPr>
-            <w:tcW w:w="7796" w:type="dxa"/>
-            <w:shd w:fill="FDEDEC"/>
-            <w:tcMar>
-              <w:top w:w="18" w:type="dxa"/>
-              <w:bottom w:w="18" w:type="dxa"/>
-              <w:left w:w="30" w:type="dxa"/>
-              <w:right w:w="30" w:type="dxa"/>
-            </w:tcMar>
-          </w:tcPr>
-          <w:p>
-            <w:r>
-              <w:rPr>
-                <w:sz w:val="25"/>
-              </w:rPr>
-              <w:t>(17 Öğr.): Tuna Koç, Kuzey Can, Çağrihan Bengül, Meryem Bozdemi̇r, Kerem Araci, Ilgin Kara, Sümeyye Taşkin, Zahi̇de Gölükcü, Ahmet Nevfel Özkaya, Zehra Şenel, Kenan Emi̇r Yaman, Ni̇sanur Kayabeyoğlu, Uğur Kaan Yildiz, İpek Nur Usta, Muzaffer Aki̇f Oçar, Çinar Efe Gi̇rgi̇n, Cengi̇zhan Yilmaz</w:t>
-            </w:r>
-          </w:p>
-        </w:tc>
-      </w:tr>
-      <w:tr>
-        <w:tc>
-          <w:tcPr>
-            <w:tcW w:w="3194" w:type="dxa"/>
-            <w:shd w:fill="FEF9E7"/>
-            <w:tcMar>
-              <w:top w:w="18" w:type="dxa"/>
-              <w:bottom w:w="18" w:type="dxa"/>
-              <w:left w:w="30" w:type="dxa"/>
-              <w:right w:w="30" w:type="dxa"/>
-            </w:tcMar>
-          </w:tcPr>
-          <w:p>
-            <w:r>
-              <w:rPr>
-                <w:sz w:val="20"/>
-              </w:rPr>
-              <w:t>Tam Sayı Kuvvetleri (Negatif Üs)</w:t>
-            </w:r>
-          </w:p>
-        </w:tc>
-        <w:tc>
-          <w:tcPr>
-            <w:tcW w:w="1134" w:type="dxa"/>
-            <w:shd w:fill="FEF9E7"/>
-            <w:tcMar>
-              <w:top w:w="18" w:type="dxa"/>
-              <w:bottom w:w="18" w:type="dxa"/>
-              <w:left w:w="30" w:type="dxa"/>
-              <w:right w:w="30" w:type="dxa"/>
-            </w:tcMar>
-          </w:tcPr>
-          <w:p>
-            <w:pPr>
-              <w:jc w:val="center"/>
-            </w:pPr>
-            <w:r>
-              <w:rPr>
-                <w:b/>
-                <w:sz w:val="20"/>
-              </w:rPr>
-              <w:t>%44.4</w:t>
+              <w:t>%42.9</w:t>
             </w:r>
           </w:p>
         </w:tc>
@@ -811,10 +538,10 @@
             <w:tcW w:w="2126" w:type="dxa"/>
             <w:shd w:fill="FEF9E7"/>
             <w:tcMar>
-              <w:top w:w="18" w:type="dxa"/>
-              <w:bottom w:w="18" w:type="dxa"/>
-              <w:left w:w="30" w:type="dxa"/>
-              <w:right w:w="30" w:type="dxa"/>
+              <w:top w:w="4" w:type="dxa"/>
+              <w:bottom w:w="4" w:type="dxa"/>
+              <w:left w:w="20" w:type="dxa"/>
+              <w:right w:w="20" w:type="dxa"/>
             </w:tcMar>
           </w:tcPr>
           <w:p>
@@ -836,10 +563,10 @@
             <w:tcW w:w="7796" w:type="dxa"/>
             <w:shd w:fill="FEF9E7"/>
             <w:tcMar>
-              <w:top w:w="18" w:type="dxa"/>
-              <w:bottom w:w="18" w:type="dxa"/>
-              <w:left w:w="30" w:type="dxa"/>
-              <w:right w:w="30" w:type="dxa"/>
+              <w:top w:w="4" w:type="dxa"/>
+              <w:bottom w:w="4" w:type="dxa"/>
+              <w:left w:w="20" w:type="dxa"/>
+              <w:right w:w="20" w:type="dxa"/>
             </w:tcMar>
           </w:tcPr>
           <w:p>
@@ -847,7 +574,7 @@
               <w:rPr>
                 <w:sz w:val="25"/>
               </w:rPr>
-              <w:t>(8 Öğr.): Meryem Bozdemi̇r, Kerem Araci, Ilgin Kara, Zahi̇de Gölükcü, Zehra Şenel, Kenan Emi̇r Yaman, Deri̇n Yilmaz, Mustafa Gülseven</w:t>
+              <w:t>(12 Öğr.): Zahi̇de Gölükcü, Ilgin Kara, Kenan Emi̇r Yaman, İpek Nur Usta, Muzaffer Aki̇f Oçar, Nesri̇n Doğa Berber, Uğur Kaan Yildiz, Sümeyye Taşkin, Zehra Şenel, Mustafa Gülseven, Çinar Efe Gi̇rgi̇n, Egehan Hardal</w:t>
             </w:r>
           </w:p>
         </w:tc>
@@ -858,10 +585,10 @@
             <w:tcW w:w="3194" w:type="dxa"/>
             <w:shd w:fill="FEF9E7"/>
             <w:tcMar>
-              <w:top w:w="18" w:type="dxa"/>
-              <w:bottom w:w="18" w:type="dxa"/>
-              <w:left w:w="30" w:type="dxa"/>
-              <w:right w:w="30" w:type="dxa"/>
+              <w:top w:w="4" w:type="dxa"/>
+              <w:bottom w:w="4" w:type="dxa"/>
+              <w:left w:w="20" w:type="dxa"/>
+              <w:right w:w="20" w:type="dxa"/>
             </w:tcMar>
           </w:tcPr>
           <w:p>
@@ -869,7 +596,7 @@
               <w:rPr>
                 <w:sz w:val="20"/>
               </w:rPr>
-              <w:t>Çarpanlar ve Katlar / Asal Çarpanlar</w:t>
+              <w:t>Üslü İfadeler</w:t>
             </w:r>
           </w:p>
         </w:tc>
@@ -878,10 +605,10 @@
             <w:tcW w:w="1134" w:type="dxa"/>
             <w:shd w:fill="FEF9E7"/>
             <w:tcMar>
-              <w:top w:w="18" w:type="dxa"/>
-              <w:bottom w:w="18" w:type="dxa"/>
-              <w:left w:w="30" w:type="dxa"/>
-              <w:right w:w="30" w:type="dxa"/>
+              <w:top w:w="4" w:type="dxa"/>
+              <w:bottom w:w="4" w:type="dxa"/>
+              <w:left w:w="20" w:type="dxa"/>
+              <w:right w:w="20" w:type="dxa"/>
             </w:tcMar>
           </w:tcPr>
           <w:p>
@@ -893,7 +620,7 @@
                 <w:b/>
                 <w:sz w:val="20"/>
               </w:rPr>
-              <w:t>%50.9</w:t>
+              <w:t>%47.6</w:t>
             </w:r>
           </w:p>
         </w:tc>
@@ -902,10 +629,10 @@
             <w:tcW w:w="2126" w:type="dxa"/>
             <w:shd w:fill="FEF9E7"/>
             <w:tcMar>
-              <w:top w:w="18" w:type="dxa"/>
-              <w:bottom w:w="18" w:type="dxa"/>
-              <w:left w:w="30" w:type="dxa"/>
-              <w:right w:w="30" w:type="dxa"/>
+              <w:top w:w="4" w:type="dxa"/>
+              <w:bottom w:w="4" w:type="dxa"/>
+              <w:left w:w="20" w:type="dxa"/>
+              <w:right w:w="20" w:type="dxa"/>
             </w:tcMar>
           </w:tcPr>
           <w:p>
@@ -927,10 +654,10 @@
             <w:tcW w:w="7796" w:type="dxa"/>
             <w:shd w:fill="FEF9E7"/>
             <w:tcMar>
-              <w:top w:w="18" w:type="dxa"/>
-              <w:bottom w:w="18" w:type="dxa"/>
-              <w:left w:w="30" w:type="dxa"/>
-              <w:right w:w="30" w:type="dxa"/>
+              <w:top w:w="4" w:type="dxa"/>
+              <w:bottom w:w="4" w:type="dxa"/>
+              <w:left w:w="20" w:type="dxa"/>
+              <w:right w:w="20" w:type="dxa"/>
             </w:tcMar>
           </w:tcPr>
           <w:p>
@@ -938,7 +665,98 @@
               <w:rPr>
                 <w:sz w:val="25"/>
               </w:rPr>
-              <w:t>(12 Öğr.): Kuzey Can, Çağrihan Bengül, Ilgin Kara, Zahi̇de Gölükcü, Zehra Şenel, Uğur Kaan Yildiz, İpek Nur Usta, Muzaffer Aki̇f Oçar, Yusuf Eymen Yilmaz, Deri̇n Yilmaz, Mustafa Gülseven, Cengi̇zhan Yilmaz</w:t>
+              <w:t>(12 Öğr.): Kuzey Can, Meryem Bozdemi̇r, Kenan Emi̇r Yaman, İpek Nur Usta, Uğur Kaan Yildiz, Sümeyye Taşkin, Zehra Şenel, Cengi̇zhan Yilmaz, Mustafa Gülseven, Deri̇n Yilmaz, Çinar Efe Gi̇rgi̇n, Egehan Hardal</w:t>
+            </w:r>
+          </w:p>
+        </w:tc>
+      </w:tr>
+      <w:tr>
+        <w:tc>
+          <w:tcPr>
+            <w:tcW w:w="3194" w:type="dxa"/>
+            <w:shd w:fill="FEF9E7"/>
+            <w:tcMar>
+              <w:top w:w="4" w:type="dxa"/>
+              <w:bottom w:w="4" w:type="dxa"/>
+              <w:left w:w="20" w:type="dxa"/>
+              <w:right w:w="20" w:type="dxa"/>
+            </w:tcMar>
+          </w:tcPr>
+          <w:p>
+            <w:r>
+              <w:rPr>
+                <w:sz w:val="20"/>
+              </w:rPr>
+              <w:t>Ebob-Ekok Problemleri</w:t>
+            </w:r>
+          </w:p>
+        </w:tc>
+        <w:tc>
+          <w:tcPr>
+            <w:tcW w:w="1134" w:type="dxa"/>
+            <w:shd w:fill="FEF9E7"/>
+            <w:tcMar>
+              <w:top w:w="4" w:type="dxa"/>
+              <w:bottom w:w="4" w:type="dxa"/>
+              <w:left w:w="20" w:type="dxa"/>
+              <w:right w:w="20" w:type="dxa"/>
+            </w:tcMar>
+          </w:tcPr>
+          <w:p>
+            <w:pPr>
+              <w:jc w:val="center"/>
+            </w:pPr>
+            <w:r>
+              <w:rPr>
+                <w:b/>
+                <w:sz w:val="20"/>
+              </w:rPr>
+              <w:t>%50.9</w:t>
+            </w:r>
+          </w:p>
+        </w:tc>
+        <w:tc>
+          <w:tcPr>
+            <w:tcW w:w="2126" w:type="dxa"/>
+            <w:shd w:fill="FEF9E7"/>
+            <w:tcMar>
+              <w:top w:w="4" w:type="dxa"/>
+              <w:bottom w:w="4" w:type="dxa"/>
+              <w:left w:w="20" w:type="dxa"/>
+              <w:right w:w="20" w:type="dxa"/>
+            </w:tcMar>
+          </w:tcPr>
+          <w:p>
+            <w:pPr>
+              <w:jc w:val="center"/>
+            </w:pPr>
+            <w:r>
+              <w:rPr>
+                <w:b/>
+                <w:color w:val="7D6608"/>
+                <w:sz w:val="20"/>
+              </w:rPr>
+              <w:t>Yüksek Risk</w:t>
+            </w:r>
+          </w:p>
+        </w:tc>
+        <w:tc>
+          <w:tcPr>
+            <w:tcW w:w="7796" w:type="dxa"/>
+            <w:shd w:fill="FEF9E7"/>
+            <w:tcMar>
+              <w:top w:w="4" w:type="dxa"/>
+              <w:bottom w:w="4" w:type="dxa"/>
+              <w:left w:w="20" w:type="dxa"/>
+              <w:right w:w="20" w:type="dxa"/>
+            </w:tcMar>
+          </w:tcPr>
+          <w:p>
+            <w:r>
+              <w:rPr>
+                <w:sz w:val="25"/>
+              </w:rPr>
+              <w:t>(11 Öğr.): Kenan Emi̇r Yaman, Tuna Koç, Ahmet Nevfel Özkaya, İpek Nur Usta, Muzaffer Aki̇f Oçar, Nesri̇n Doğa Berber, Uğur Kaan Yildiz, Sümeyye Taşkin, Zehra Şenel, Deri̇n Yilmaz, Egehan Hardal</w:t>
             </w:r>
           </w:p>
         </w:tc>
@@ -946,15 +764,20 @@
     </w:tbl>
     <w:p>
       <w:pPr>
-        <w:spacing w:before="80" w:after="20"/>
+        <w:spacing w:before="0" w:after="0" w:line="20" w:lineRule="exact"/>
       </w:pPr>
       <w:r>
         <w:rPr>
           <w:b/>
           <w:color w:val="1F497D"/>
-          <w:sz w:val="24"/>
+          <w:sz w:val="22"/>
         </w:rPr>
-        <w:t>👥 8/B SINIFI TÜM ÖĞRENCİLERİN BRANŞ PERFORMANS VE DAVRANIŞ SIRALAMASI (27 ÖĞRENCİ)</w:t>
+        <w:t>👥 8/B SINIFI TÜM ÖĞRENCİLERİN BRANŞ PERFORMANS VE DAVRANIŞ SIRALAMASI (28 ÖĞRENCİ)</w:t>
+      </w:r>
+      <w:r>
+        <w:rPr>
+          <w:sz w:val="2"/>
+        </w:rPr>
       </w:r>
     </w:p>
     <w:tbl>
@@ -1001,10 +824,10 @@
             <w:tcW w:w="1503" w:type="dxa"/>
             <w:shd w:fill="4A4A4A"/>
             <w:tcMar>
-              <w:top w:w="25" w:type="dxa"/>
-              <w:bottom w:w="25" w:type="dxa"/>
-              <w:left w:w="35" w:type="dxa"/>
-              <w:right w:w="35" w:type="dxa"/>
+              <w:top w:w="12" w:type="dxa"/>
+              <w:bottom w:w="12" w:type="dxa"/>
+              <w:left w:w="25" w:type="dxa"/>
+              <w:right w:w="25" w:type="dxa"/>
             </w:tcMar>
           </w:tcPr>
           <w:p>
@@ -1015,7 +838,7 @@
               <w:rPr>
                 <w:b/>
                 <w:color w:val="FFFFFF"/>
-                <w:sz w:val="20"/>
+                <w:sz w:val="19"/>
               </w:rPr>
               <w:t>Sıra</w:t>
             </w:r>
@@ -1026,10 +849,10 @@
             <w:tcW w:w="1503" w:type="dxa"/>
             <w:shd w:fill="4A4A4A"/>
             <w:tcMar>
-              <w:top w:w="25" w:type="dxa"/>
-              <w:bottom w:w="25" w:type="dxa"/>
-              <w:left w:w="35" w:type="dxa"/>
-              <w:right w:w="35" w:type="dxa"/>
+              <w:top w:w="12" w:type="dxa"/>
+              <w:bottom w:w="12" w:type="dxa"/>
+              <w:left w:w="25" w:type="dxa"/>
+              <w:right w:w="25" w:type="dxa"/>
             </w:tcMar>
           </w:tcPr>
           <w:p>
@@ -1040,7 +863,7 @@
               <w:rPr>
                 <w:b/>
                 <w:color w:val="FFFFFF"/>
-                <w:sz w:val="20"/>
+                <w:sz w:val="19"/>
               </w:rPr>
               <w:t>No</w:t>
             </w:r>
@@ -1051,10 +874,10 @@
             <w:tcW w:w="1503" w:type="dxa"/>
             <w:shd w:fill="4A4A4A"/>
             <w:tcMar>
-              <w:top w:w="25" w:type="dxa"/>
-              <w:bottom w:w="25" w:type="dxa"/>
-              <w:left w:w="35" w:type="dxa"/>
-              <w:right w:w="35" w:type="dxa"/>
+              <w:top w:w="12" w:type="dxa"/>
+              <w:bottom w:w="12" w:type="dxa"/>
+              <w:left w:w="25" w:type="dxa"/>
+              <w:right w:w="25" w:type="dxa"/>
             </w:tcMar>
           </w:tcPr>
           <w:p>
@@ -1062,7 +885,7 @@
               <w:rPr>
                 <w:b/>
                 <w:color w:val="FFFFFF"/>
-                <w:sz w:val="20"/>
+                <w:sz w:val="19"/>
               </w:rPr>
               <w:t>Öğrenci</w:t>
             </w:r>
@@ -1073,10 +896,10 @@
             <w:tcW w:w="1503" w:type="dxa"/>
             <w:shd w:fill="4A4A4A"/>
             <w:tcMar>
-              <w:top w:w="25" w:type="dxa"/>
-              <w:bottom w:w="25" w:type="dxa"/>
-              <w:left w:w="35" w:type="dxa"/>
-              <w:right w:w="35" w:type="dxa"/>
+              <w:top w:w="12" w:type="dxa"/>
+              <w:bottom w:w="12" w:type="dxa"/>
+              <w:left w:w="25" w:type="dxa"/>
+              <w:right w:w="25" w:type="dxa"/>
             </w:tcMar>
           </w:tcPr>
           <w:p>
@@ -1087,7 +910,7 @@
               <w:rPr>
                 <w:b/>
                 <w:color w:val="FFFFFF"/>
-                <w:sz w:val="20"/>
+                <w:sz w:val="19"/>
               </w:rPr>
               <w:t>D/Y/B</w:t>
             </w:r>
@@ -1098,10 +921,10 @@
             <w:tcW w:w="1503" w:type="dxa"/>
             <w:shd w:fill="4A4A4A"/>
             <w:tcMar>
-              <w:top w:w="25" w:type="dxa"/>
-              <w:bottom w:w="25" w:type="dxa"/>
-              <w:left w:w="35" w:type="dxa"/>
-              <w:right w:w="35" w:type="dxa"/>
+              <w:top w:w="12" w:type="dxa"/>
+              <w:bottom w:w="12" w:type="dxa"/>
+              <w:left w:w="25" w:type="dxa"/>
+              <w:right w:w="25" w:type="dxa"/>
             </w:tcMar>
           </w:tcPr>
           <w:p>
@@ -1112,7 +935,7 @@
               <w:rPr>
                 <w:b/>
                 <w:color w:val="FFFFFF"/>
-                <w:sz w:val="20"/>
+                <w:sz w:val="19"/>
               </w:rPr>
               <w:t>Net</w:t>
             </w:r>
@@ -1123,10 +946,10 @@
             <w:tcW w:w="1503" w:type="dxa"/>
             <w:shd w:fill="595959"/>
             <w:tcMar>
-              <w:top w:w="25" w:type="dxa"/>
-              <w:bottom w:w="25" w:type="dxa"/>
-              <w:left w:w="35" w:type="dxa"/>
-              <w:right w:w="35" w:type="dxa"/>
+              <w:top w:w="12" w:type="dxa"/>
+              <w:bottom w:w="12" w:type="dxa"/>
+              <w:left w:w="25" w:type="dxa"/>
+              <w:right w:w="25" w:type="dxa"/>
             </w:tcMar>
           </w:tcPr>
           <w:p>
@@ -1137,7 +960,7 @@
               <w:rPr>
                 <w:b/>
                 <w:color w:val="FFFFFF"/>
-                <w:sz w:val="20"/>
+                <w:sz w:val="19"/>
               </w:rPr>
               <w:t>Sıra</w:t>
             </w:r>
@@ -1148,10 +971,10 @@
             <w:tcW w:w="1503" w:type="dxa"/>
             <w:shd w:fill="595959"/>
             <w:tcMar>
-              <w:top w:w="25" w:type="dxa"/>
-              <w:bottom w:w="25" w:type="dxa"/>
-              <w:left w:w="35" w:type="dxa"/>
-              <w:right w:w="35" w:type="dxa"/>
+              <w:top w:w="12" w:type="dxa"/>
+              <w:bottom w:w="12" w:type="dxa"/>
+              <w:left w:w="25" w:type="dxa"/>
+              <w:right w:w="25" w:type="dxa"/>
             </w:tcMar>
           </w:tcPr>
           <w:p>
@@ -1162,7 +985,7 @@
               <w:rPr>
                 <w:b/>
                 <w:color w:val="FFFFFF"/>
-                <w:sz w:val="20"/>
+                <w:sz w:val="19"/>
               </w:rPr>
               <w:t>No</w:t>
             </w:r>
@@ -1173,10 +996,10 @@
             <w:tcW w:w="1503" w:type="dxa"/>
             <w:shd w:fill="595959"/>
             <w:tcMar>
-              <w:top w:w="25" w:type="dxa"/>
-              <w:bottom w:w="25" w:type="dxa"/>
-              <w:left w:w="35" w:type="dxa"/>
-              <w:right w:w="35" w:type="dxa"/>
+              <w:top w:w="12" w:type="dxa"/>
+              <w:bottom w:w="12" w:type="dxa"/>
+              <w:left w:w="25" w:type="dxa"/>
+              <w:right w:w="25" w:type="dxa"/>
             </w:tcMar>
           </w:tcPr>
           <w:p>
@@ -1184,7 +1007,7 @@
               <w:rPr>
                 <w:b/>
                 <w:color w:val="FFFFFF"/>
-                <w:sz w:val="20"/>
+                <w:sz w:val="19"/>
               </w:rPr>
               <w:t>Öğrenci</w:t>
             </w:r>
@@ -1195,10 +1018,10 @@
             <w:tcW w:w="1503" w:type="dxa"/>
             <w:shd w:fill="595959"/>
             <w:tcMar>
-              <w:top w:w="25" w:type="dxa"/>
-              <w:bottom w:w="25" w:type="dxa"/>
-              <w:left w:w="35" w:type="dxa"/>
-              <w:right w:w="35" w:type="dxa"/>
+              <w:top w:w="12" w:type="dxa"/>
+              <w:bottom w:w="12" w:type="dxa"/>
+              <w:left w:w="25" w:type="dxa"/>
+              <w:right w:w="25" w:type="dxa"/>
             </w:tcMar>
           </w:tcPr>
           <w:p>
@@ -1209,7 +1032,7 @@
               <w:rPr>
                 <w:b/>
                 <w:color w:val="FFFFFF"/>
-                <w:sz w:val="20"/>
+                <w:sz w:val="19"/>
               </w:rPr>
               <w:t>D/Y/B</w:t>
             </w:r>
@@ -1220,10 +1043,10 @@
             <w:tcW w:w="1503" w:type="dxa"/>
             <w:shd w:fill="595959"/>
             <w:tcMar>
-              <w:top w:w="25" w:type="dxa"/>
-              <w:bottom w:w="25" w:type="dxa"/>
-              <w:left w:w="35" w:type="dxa"/>
-              <w:right w:w="35" w:type="dxa"/>
+              <w:top w:w="12" w:type="dxa"/>
+              <w:bottom w:w="12" w:type="dxa"/>
+              <w:left w:w="25" w:type="dxa"/>
+              <w:right w:w="25" w:type="dxa"/>
             </w:tcMar>
           </w:tcPr>
           <w:p>
@@ -1234,7 +1057,7 @@
               <w:rPr>
                 <w:b/>
                 <w:color w:val="FFFFFF"/>
-                <w:sz w:val="20"/>
+                <w:sz w:val="19"/>
               </w:rPr>
               <w:t>Net</w:t>
             </w:r>
@@ -1247,10 +1070,10 @@
             <w:tcW w:w="1503" w:type="dxa"/>
             <w:shd w:fill="E8F8F5"/>
             <w:tcMar>
-              <w:top w:w="22" w:type="dxa"/>
-              <w:bottom w:w="22" w:type="dxa"/>
-              <w:left w:w="30" w:type="dxa"/>
-              <w:right w:w="30" w:type="dxa"/>
+              <w:top w:w="4" w:type="dxa"/>
+              <w:bottom w:w="4" w:type="dxa"/>
+              <w:left w:w="20" w:type="dxa"/>
+              <w:right w:w="20" w:type="dxa"/>
             </w:tcMar>
           </w:tcPr>
           <w:p>
@@ -1259,7 +1082,7 @@
             </w:pPr>
             <w:r>
               <w:rPr>
-                <w:sz w:val="20"/>
+                <w:sz w:val="18"/>
               </w:rPr>
               <w:t>1</w:t>
             </w:r>
@@ -1270,10 +1093,10 @@
             <w:tcW w:w="1503" w:type="dxa"/>
             <w:shd w:fill="E8F8F5"/>
             <w:tcMar>
-              <w:top w:w="22" w:type="dxa"/>
-              <w:bottom w:w="22" w:type="dxa"/>
-              <w:left w:w="30" w:type="dxa"/>
-              <w:right w:w="30" w:type="dxa"/>
+              <w:top w:w="4" w:type="dxa"/>
+              <w:bottom w:w="4" w:type="dxa"/>
+              <w:left w:w="20" w:type="dxa"/>
+              <w:right w:w="20" w:type="dxa"/>
             </w:tcMar>
           </w:tcPr>
           <w:p>
@@ -1282,7 +1105,7 @@
             </w:pPr>
             <w:r>
               <w:rPr>
-                <w:sz w:val="20"/>
+                <w:sz w:val="18"/>
               </w:rPr>
               <w:t>305</w:t>
             </w:r>
@@ -1293,16 +1116,16 @@
             <w:tcW w:w="1503" w:type="dxa"/>
             <w:shd w:fill="E8F8F5"/>
             <w:tcMar>
-              <w:top w:w="22" w:type="dxa"/>
-              <w:bottom w:w="22" w:type="dxa"/>
-              <w:left w:w="30" w:type="dxa"/>
-              <w:right w:w="30" w:type="dxa"/>
+              <w:top w:w="4" w:type="dxa"/>
+              <w:bottom w:w="4" w:type="dxa"/>
+              <w:left w:w="20" w:type="dxa"/>
+              <w:right w:w="20" w:type="dxa"/>
             </w:tcMar>
           </w:tcPr>
           <w:p>
             <w:r>
               <w:rPr>
-                <w:sz w:val="20"/>
+                <w:sz w:val="18"/>
               </w:rPr>
               <w:t>Orhan Efe Çeli̇k</w:t>
             </w:r>
@@ -1313,10 +1136,10 @@
             <w:tcW w:w="1503" w:type="dxa"/>
             <w:shd w:fill="E8F8F5"/>
             <w:tcMar>
-              <w:top w:w="22" w:type="dxa"/>
-              <w:bottom w:w="22" w:type="dxa"/>
-              <w:left w:w="30" w:type="dxa"/>
-              <w:right w:w="30" w:type="dxa"/>
+              <w:top w:w="4" w:type="dxa"/>
+              <w:bottom w:w="4" w:type="dxa"/>
+              <w:left w:w="20" w:type="dxa"/>
+              <w:right w:w="20" w:type="dxa"/>
             </w:tcMar>
           </w:tcPr>
           <w:p>
@@ -1325,9 +1148,9 @@
             </w:pPr>
             <w:r>
               <w:rPr>
-                <w:sz w:val="20"/>
+                <w:sz w:val="18"/>
               </w:rPr>
-              <w:t>19/1/0</w:t>
+              <w:t>18/1/1</w:t>
             </w:r>
           </w:p>
         </w:tc>
@@ -1336,10 +1159,10 @@
             <w:tcW w:w="1503" w:type="dxa"/>
             <w:shd w:fill="E8F8F5"/>
             <w:tcMar>
-              <w:top w:w="22" w:type="dxa"/>
-              <w:bottom w:w="22" w:type="dxa"/>
-              <w:left w:w="30" w:type="dxa"/>
-              <w:right w:w="30" w:type="dxa"/>
+              <w:top w:w="4" w:type="dxa"/>
+              <w:bottom w:w="4" w:type="dxa"/>
+              <w:left w:w="20" w:type="dxa"/>
+              <w:right w:w="20" w:type="dxa"/>
             </w:tcMar>
           </w:tcPr>
           <w:p>
@@ -1349,21 +1172,21 @@
             <w:r>
               <w:rPr>
                 <w:b/>
-                <w:sz w:val="20"/>
+                <w:sz w:val="18"/>
               </w:rPr>
-              <w:t>18.67</w:t>
+              <w:t>17.67</w:t>
             </w:r>
           </w:p>
         </w:tc>
         <w:tc>
           <w:tcPr>
             <w:tcW w:w="1503" w:type="dxa"/>
-            <w:shd w:fill="FDEDEC"/>
+            <w:shd w:fill="FFFFFF"/>
             <w:tcMar>
-              <w:top w:w="22" w:type="dxa"/>
-              <w:bottom w:w="22" w:type="dxa"/>
-              <w:left w:w="30" w:type="dxa"/>
-              <w:right w:w="30" w:type="dxa"/>
+              <w:top w:w="4" w:type="dxa"/>
+              <w:bottom w:w="4" w:type="dxa"/>
+              <w:left w:w="20" w:type="dxa"/>
+              <w:right w:w="20" w:type="dxa"/>
             </w:tcMar>
           </w:tcPr>
           <w:p>
@@ -1372,7 +1195,7 @@
             </w:pPr>
             <w:r>
               <w:rPr>
-                <w:sz w:val="20"/>
+                <w:sz w:val="18"/>
               </w:rPr>
               <w:t>15</w:t>
             </w:r>
@@ -1381,12 +1204,12 @@
         <w:tc>
           <w:tcPr>
             <w:tcW w:w="1503" w:type="dxa"/>
-            <w:shd w:fill="FDEDEC"/>
+            <w:shd w:fill="FFFFFF"/>
             <w:tcMar>
-              <w:top w:w="22" w:type="dxa"/>
-              <w:bottom w:w="22" w:type="dxa"/>
-              <w:left w:w="30" w:type="dxa"/>
-              <w:right w:w="30" w:type="dxa"/>
+              <w:top w:w="4" w:type="dxa"/>
+              <w:bottom w:w="4" w:type="dxa"/>
+              <w:left w:w="20" w:type="dxa"/>
+              <w:right w:w="20" w:type="dxa"/>
             </w:tcMar>
           </w:tcPr>
           <w:p>
@@ -1395,41 +1218,41 @@
             </w:pPr>
             <w:r>
               <w:rPr>
-                <w:sz w:val="20"/>
+                <w:sz w:val="18"/>
               </w:rPr>
-              <w:t>254</w:t>
+              <w:t>376</w:t>
             </w:r>
           </w:p>
         </w:tc>
         <w:tc>
           <w:tcPr>
             <w:tcW w:w="1503" w:type="dxa"/>
-            <w:shd w:fill="FDEDEC"/>
+            <w:shd w:fill="FFFFFF"/>
             <w:tcMar>
-              <w:top w:w="22" w:type="dxa"/>
-              <w:bottom w:w="22" w:type="dxa"/>
-              <w:left w:w="30" w:type="dxa"/>
-              <w:right w:w="30" w:type="dxa"/>
+              <w:top w:w="4" w:type="dxa"/>
+              <w:bottom w:w="4" w:type="dxa"/>
+              <w:left w:w="20" w:type="dxa"/>
+              <w:right w:w="20" w:type="dxa"/>
             </w:tcMar>
           </w:tcPr>
           <w:p>
             <w:r>
               <w:rPr>
-                <w:sz w:val="20"/>
+                <w:sz w:val="18"/>
               </w:rPr>
-              <w:t>Yusuf Eymen Yilm</w:t>
+              <w:t>Muzaffer Aki̇f O</w:t>
             </w:r>
           </w:p>
         </w:tc>
         <w:tc>
           <w:tcPr>
             <w:tcW w:w="1503" w:type="dxa"/>
-            <w:shd w:fill="FDEDEC"/>
+            <w:shd w:fill="FFFFFF"/>
             <w:tcMar>
-              <w:top w:w="22" w:type="dxa"/>
-              <w:bottom w:w="22" w:type="dxa"/>
-              <w:left w:w="30" w:type="dxa"/>
-              <w:right w:w="30" w:type="dxa"/>
+              <w:top w:w="4" w:type="dxa"/>
+              <w:bottom w:w="4" w:type="dxa"/>
+              <w:left w:w="20" w:type="dxa"/>
+              <w:right w:w="20" w:type="dxa"/>
             </w:tcMar>
           </w:tcPr>
           <w:p>
@@ -1438,21 +1261,21 @@
             </w:pPr>
             <w:r>
               <w:rPr>
-                <w:sz w:val="20"/>
+                <w:sz w:val="18"/>
               </w:rPr>
-              <w:t>7/13/0</w:t>
+              <w:t>8/6/6</w:t>
             </w:r>
           </w:p>
         </w:tc>
         <w:tc>
           <w:tcPr>
             <w:tcW w:w="1503" w:type="dxa"/>
-            <w:shd w:fill="FDEDEC"/>
+            <w:shd w:fill="FFFFFF"/>
             <w:tcMar>
-              <w:top w:w="22" w:type="dxa"/>
-              <w:bottom w:w="22" w:type="dxa"/>
-              <w:left w:w="30" w:type="dxa"/>
-              <w:right w:w="30" w:type="dxa"/>
+              <w:top w:w="4" w:type="dxa"/>
+              <w:bottom w:w="4" w:type="dxa"/>
+              <w:left w:w="20" w:type="dxa"/>
+              <w:right w:w="20" w:type="dxa"/>
             </w:tcMar>
           </w:tcPr>
           <w:p>
@@ -1462,9 +1285,9 @@
             <w:r>
               <w:rPr>
                 <w:b/>
-                <w:sz w:val="20"/>
+                <w:sz w:val="18"/>
               </w:rPr>
-              <w:t>2.67</w:t>
+              <w:t>6.00</w:t>
             </w:r>
           </w:p>
         </w:tc>
@@ -1475,10 +1298,10 @@
             <w:tcW w:w="1503" w:type="dxa"/>
             <w:shd w:fill="E8F8F5"/>
             <w:tcMar>
-              <w:top w:w="22" w:type="dxa"/>
-              <w:bottom w:w="22" w:type="dxa"/>
-              <w:left w:w="30" w:type="dxa"/>
-              <w:right w:w="30" w:type="dxa"/>
+              <w:top w:w="4" w:type="dxa"/>
+              <w:bottom w:w="4" w:type="dxa"/>
+              <w:left w:w="20" w:type="dxa"/>
+              <w:right w:w="20" w:type="dxa"/>
             </w:tcMar>
           </w:tcPr>
           <w:p>
@@ -1487,7 +1310,7 @@
             </w:pPr>
             <w:r>
               <w:rPr>
-                <w:sz w:val="20"/>
+                <w:sz w:val="18"/>
               </w:rPr>
               <w:t>2</w:t>
             </w:r>
@@ -1498,10 +1321,10 @@
             <w:tcW w:w="1503" w:type="dxa"/>
             <w:shd w:fill="E8F8F5"/>
             <w:tcMar>
-              <w:top w:w="22" w:type="dxa"/>
-              <w:bottom w:w="22" w:type="dxa"/>
-              <w:left w:w="30" w:type="dxa"/>
-              <w:right w:w="30" w:type="dxa"/>
+              <w:top w:w="4" w:type="dxa"/>
+              <w:bottom w:w="4" w:type="dxa"/>
+              <w:left w:w="20" w:type="dxa"/>
+              <w:right w:w="20" w:type="dxa"/>
             </w:tcMar>
           </w:tcPr>
           <w:p>
@@ -1510,7 +1333,7 @@
             </w:pPr>
             <w:r>
               <w:rPr>
-                <w:sz w:val="20"/>
+                <w:sz w:val="18"/>
               </w:rPr>
               <w:t>306</w:t>
             </w:r>
@@ -1521,16 +1344,16 @@
             <w:tcW w:w="1503" w:type="dxa"/>
             <w:shd w:fill="E8F8F5"/>
             <w:tcMar>
-              <w:top w:w="22" w:type="dxa"/>
-              <w:bottom w:w="22" w:type="dxa"/>
-              <w:left w:w="30" w:type="dxa"/>
-              <w:right w:w="30" w:type="dxa"/>
+              <w:top w:w="4" w:type="dxa"/>
+              <w:bottom w:w="4" w:type="dxa"/>
+              <w:left w:w="20" w:type="dxa"/>
+              <w:right w:w="20" w:type="dxa"/>
             </w:tcMar>
           </w:tcPr>
           <w:p>
             <w:r>
               <w:rPr>
-                <w:sz w:val="20"/>
+                <w:sz w:val="18"/>
               </w:rPr>
               <w:t>Zeynep Ece Çeli̇</w:t>
             </w:r>
@@ -1541,10 +1364,10 @@
             <w:tcW w:w="1503" w:type="dxa"/>
             <w:shd w:fill="E8F8F5"/>
             <w:tcMar>
-              <w:top w:w="22" w:type="dxa"/>
-              <w:bottom w:w="22" w:type="dxa"/>
-              <w:left w:w="30" w:type="dxa"/>
-              <w:right w:w="30" w:type="dxa"/>
+              <w:top w:w="4" w:type="dxa"/>
+              <w:bottom w:w="4" w:type="dxa"/>
+              <w:left w:w="20" w:type="dxa"/>
+              <w:right w:w="20" w:type="dxa"/>
             </w:tcMar>
           </w:tcPr>
           <w:p>
@@ -1553,9 +1376,9 @@
             </w:pPr>
             <w:r>
               <w:rPr>
-                <w:sz w:val="20"/>
+                <w:sz w:val="18"/>
               </w:rPr>
-              <w:t>19/1/0</w:t>
+              <w:t>18/1/1</w:t>
             </w:r>
           </w:p>
         </w:tc>
@@ -1564,10 +1387,10 @@
             <w:tcW w:w="1503" w:type="dxa"/>
             <w:shd w:fill="E8F8F5"/>
             <w:tcMar>
-              <w:top w:w="22" w:type="dxa"/>
-              <w:bottom w:w="22" w:type="dxa"/>
-              <w:left w:w="30" w:type="dxa"/>
-              <w:right w:w="30" w:type="dxa"/>
+              <w:top w:w="4" w:type="dxa"/>
+              <w:bottom w:w="4" w:type="dxa"/>
+              <w:left w:w="20" w:type="dxa"/>
+              <w:right w:w="20" w:type="dxa"/>
             </w:tcMar>
           </w:tcPr>
           <w:p>
@@ -1577,9 +1400,9 @@
             <w:r>
               <w:rPr>
                 <w:b/>
-                <w:sz w:val="20"/>
+                <w:sz w:val="18"/>
               </w:rPr>
-              <w:t>18.67</w:t>
+              <w:t>17.67</w:t>
             </w:r>
           </w:p>
         </w:tc>
@@ -1588,10 +1411,10 @@
             <w:tcW w:w="1503" w:type="dxa"/>
             <w:shd w:fill="FDEDEC"/>
             <w:tcMar>
-              <w:top w:w="22" w:type="dxa"/>
-              <w:bottom w:w="22" w:type="dxa"/>
-              <w:left w:w="30" w:type="dxa"/>
-              <w:right w:w="30" w:type="dxa"/>
+              <w:top w:w="4" w:type="dxa"/>
+              <w:bottom w:w="4" w:type="dxa"/>
+              <w:left w:w="20" w:type="dxa"/>
+              <w:right w:w="20" w:type="dxa"/>
             </w:tcMar>
           </w:tcPr>
           <w:p>
@@ -1600,7 +1423,7 @@
             </w:pPr>
             <w:r>
               <w:rPr>
-                <w:sz w:val="20"/>
+                <w:sz w:val="18"/>
               </w:rPr>
               <w:t>16</w:t>
             </w:r>
@@ -1611,10 +1434,10 @@
             <w:tcW w:w="1503" w:type="dxa"/>
             <w:shd w:fill="FDEDEC"/>
             <w:tcMar>
-              <w:top w:w="22" w:type="dxa"/>
-              <w:bottom w:w="22" w:type="dxa"/>
-              <w:left w:w="30" w:type="dxa"/>
-              <w:right w:w="30" w:type="dxa"/>
+              <w:top w:w="4" w:type="dxa"/>
+              <w:bottom w:w="4" w:type="dxa"/>
+              <w:left w:w="20" w:type="dxa"/>
+              <w:right w:w="20" w:type="dxa"/>
             </w:tcMar>
           </w:tcPr>
           <w:p>
@@ -1623,7 +1446,1603 @@
             </w:pPr>
             <w:r>
               <w:rPr>
-                <w:sz w:val="20"/>
+                <w:sz w:val="18"/>
+              </w:rPr>
+              <w:t>432</w:t>
+            </w:r>
+          </w:p>
+        </w:tc>
+        <w:tc>
+          <w:tcPr>
+            <w:tcW w:w="1503" w:type="dxa"/>
+            <w:shd w:fill="FDEDEC"/>
+            <w:tcMar>
+              <w:top w:w="4" w:type="dxa"/>
+              <w:bottom w:w="4" w:type="dxa"/>
+              <w:left w:w="20" w:type="dxa"/>
+              <w:right w:w="20" w:type="dxa"/>
+            </w:tcMar>
+          </w:tcPr>
+          <w:p>
+            <w:r>
+              <w:rPr>
+                <w:sz w:val="18"/>
+              </w:rPr>
+              <w:t>Ahmet Nevfel Özk</w:t>
+            </w:r>
+          </w:p>
+        </w:tc>
+        <w:tc>
+          <w:tcPr>
+            <w:tcW w:w="1503" w:type="dxa"/>
+            <w:shd w:fill="FDEDEC"/>
+            <w:tcMar>
+              <w:top w:w="4" w:type="dxa"/>
+              <w:bottom w:w="4" w:type="dxa"/>
+              <w:left w:w="20" w:type="dxa"/>
+              <w:right w:w="20" w:type="dxa"/>
+            </w:tcMar>
+          </w:tcPr>
+          <w:p>
+            <w:pPr>
+              <w:jc w:val="center"/>
+            </w:pPr>
+            <w:r>
+              <w:rPr>
+                <w:sz w:val="18"/>
+              </w:rPr>
+              <w:t>9/11/0</w:t>
+            </w:r>
+          </w:p>
+        </w:tc>
+        <w:tc>
+          <w:tcPr>
+            <w:tcW w:w="1503" w:type="dxa"/>
+            <w:shd w:fill="FDEDEC"/>
+            <w:tcMar>
+              <w:top w:w="4" w:type="dxa"/>
+              <w:bottom w:w="4" w:type="dxa"/>
+              <w:left w:w="20" w:type="dxa"/>
+              <w:right w:w="20" w:type="dxa"/>
+            </w:tcMar>
+          </w:tcPr>
+          <w:p>
+            <w:pPr>
+              <w:jc w:val="center"/>
+            </w:pPr>
+            <w:r>
+              <w:rPr>
+                <w:b/>
+                <w:sz w:val="18"/>
+              </w:rPr>
+              <w:t>5.33</w:t>
+            </w:r>
+          </w:p>
+        </w:tc>
+      </w:tr>
+      <w:tr>
+        <w:tc>
+          <w:tcPr>
+            <w:tcW w:w="1503" w:type="dxa"/>
+            <w:shd w:fill="FFFFFF"/>
+            <w:tcMar>
+              <w:top w:w="4" w:type="dxa"/>
+              <w:bottom w:w="4" w:type="dxa"/>
+              <w:left w:w="20" w:type="dxa"/>
+              <w:right w:w="20" w:type="dxa"/>
+            </w:tcMar>
+          </w:tcPr>
+          <w:p>
+            <w:pPr>
+              <w:jc w:val="center"/>
+            </w:pPr>
+            <w:r>
+              <w:rPr>
+                <w:sz w:val="18"/>
+              </w:rPr>
+              <w:t>3</w:t>
+            </w:r>
+          </w:p>
+        </w:tc>
+        <w:tc>
+          <w:tcPr>
+            <w:tcW w:w="1503" w:type="dxa"/>
+            <w:shd w:fill="FFFFFF"/>
+            <w:tcMar>
+              <w:top w:w="4" w:type="dxa"/>
+              <w:bottom w:w="4" w:type="dxa"/>
+              <w:left w:w="20" w:type="dxa"/>
+              <w:right w:w="20" w:type="dxa"/>
+            </w:tcMar>
+          </w:tcPr>
+          <w:p>
+            <w:pPr>
+              <w:jc w:val="center"/>
+            </w:pPr>
+            <w:r>
+              <w:rPr>
+                <w:sz w:val="18"/>
+              </w:rPr>
+              <w:t>84</w:t>
+            </w:r>
+          </w:p>
+        </w:tc>
+        <w:tc>
+          <w:tcPr>
+            <w:tcW w:w="1503" w:type="dxa"/>
+            <w:shd w:fill="FFFFFF"/>
+            <w:tcMar>
+              <w:top w:w="4" w:type="dxa"/>
+              <w:bottom w:w="4" w:type="dxa"/>
+              <w:left w:w="20" w:type="dxa"/>
+              <w:right w:w="20" w:type="dxa"/>
+            </w:tcMar>
+          </w:tcPr>
+          <w:p>
+            <w:r>
+              <w:rPr>
+                <w:sz w:val="18"/>
+              </w:rPr>
+              <w:t>Kuzey Yusuf Uruk</w:t>
+            </w:r>
+          </w:p>
+        </w:tc>
+        <w:tc>
+          <w:tcPr>
+            <w:tcW w:w="1503" w:type="dxa"/>
+            <w:shd w:fill="FFFFFF"/>
+            <w:tcMar>
+              <w:top w:w="4" w:type="dxa"/>
+              <w:bottom w:w="4" w:type="dxa"/>
+              <w:left w:w="20" w:type="dxa"/>
+              <w:right w:w="20" w:type="dxa"/>
+            </w:tcMar>
+          </w:tcPr>
+          <w:p>
+            <w:pPr>
+              <w:jc w:val="center"/>
+            </w:pPr>
+            <w:r>
+              <w:rPr>
+                <w:sz w:val="18"/>
+              </w:rPr>
+              <w:t>15/3/2</w:t>
+            </w:r>
+          </w:p>
+        </w:tc>
+        <w:tc>
+          <w:tcPr>
+            <w:tcW w:w="1503" w:type="dxa"/>
+            <w:shd w:fill="FFFFFF"/>
+            <w:tcMar>
+              <w:top w:w="4" w:type="dxa"/>
+              <w:bottom w:w="4" w:type="dxa"/>
+              <w:left w:w="20" w:type="dxa"/>
+              <w:right w:w="20" w:type="dxa"/>
+            </w:tcMar>
+          </w:tcPr>
+          <w:p>
+            <w:pPr>
+              <w:jc w:val="center"/>
+            </w:pPr>
+            <w:r>
+              <w:rPr>
+                <w:b/>
+                <w:sz w:val="18"/>
+              </w:rPr>
+              <w:t>14.00</w:t>
+            </w:r>
+          </w:p>
+        </w:tc>
+        <w:tc>
+          <w:tcPr>
+            <w:tcW w:w="1503" w:type="dxa"/>
+            <w:shd w:fill="FDEDEC"/>
+            <w:tcMar>
+              <w:top w:w="4" w:type="dxa"/>
+              <w:bottom w:w="4" w:type="dxa"/>
+              <w:left w:w="20" w:type="dxa"/>
+              <w:right w:w="20" w:type="dxa"/>
+            </w:tcMar>
+          </w:tcPr>
+          <w:p>
+            <w:pPr>
+              <w:jc w:val="center"/>
+            </w:pPr>
+            <w:r>
+              <w:rPr>
+                <w:sz w:val="18"/>
+              </w:rPr>
+              <w:t>17</w:t>
+            </w:r>
+          </w:p>
+        </w:tc>
+        <w:tc>
+          <w:tcPr>
+            <w:tcW w:w="1503" w:type="dxa"/>
+            <w:shd w:fill="FDEDEC"/>
+            <w:tcMar>
+              <w:top w:w="4" w:type="dxa"/>
+              <w:bottom w:w="4" w:type="dxa"/>
+              <w:left w:w="20" w:type="dxa"/>
+              <w:right w:w="20" w:type="dxa"/>
+            </w:tcMar>
+          </w:tcPr>
+          <w:p>
+            <w:pPr>
+              <w:jc w:val="center"/>
+            </w:pPr>
+            <w:r>
+              <w:rPr>
+                <w:sz w:val="18"/>
+              </w:rPr>
+              <w:t>224</w:t>
+            </w:r>
+          </w:p>
+        </w:tc>
+        <w:tc>
+          <w:tcPr>
+            <w:tcW w:w="1503" w:type="dxa"/>
+            <w:shd w:fill="FDEDEC"/>
+            <w:tcMar>
+              <w:top w:w="4" w:type="dxa"/>
+              <w:bottom w:w="4" w:type="dxa"/>
+              <w:left w:w="20" w:type="dxa"/>
+              <w:right w:w="20" w:type="dxa"/>
+            </w:tcMar>
+          </w:tcPr>
+          <w:p>
+            <w:r>
+              <w:rPr>
+                <w:sz w:val="18"/>
+              </w:rPr>
+              <w:t>Cengi̇zhan Yilma</w:t>
+            </w:r>
+          </w:p>
+        </w:tc>
+        <w:tc>
+          <w:tcPr>
+            <w:tcW w:w="1503" w:type="dxa"/>
+            <w:shd w:fill="FDEDEC"/>
+            <w:tcMar>
+              <w:top w:w="4" w:type="dxa"/>
+              <w:bottom w:w="4" w:type="dxa"/>
+              <w:left w:w="20" w:type="dxa"/>
+              <w:right w:w="20" w:type="dxa"/>
+            </w:tcMar>
+          </w:tcPr>
+          <w:p>
+            <w:pPr>
+              <w:jc w:val="center"/>
+            </w:pPr>
+            <w:r>
+              <w:rPr>
+                <w:sz w:val="18"/>
+              </w:rPr>
+              <w:t>9/11/0</w:t>
+            </w:r>
+          </w:p>
+        </w:tc>
+        <w:tc>
+          <w:tcPr>
+            <w:tcW w:w="1503" w:type="dxa"/>
+            <w:shd w:fill="FDEDEC"/>
+            <w:tcMar>
+              <w:top w:w="4" w:type="dxa"/>
+              <w:bottom w:w="4" w:type="dxa"/>
+              <w:left w:w="20" w:type="dxa"/>
+              <w:right w:w="20" w:type="dxa"/>
+            </w:tcMar>
+          </w:tcPr>
+          <w:p>
+            <w:pPr>
+              <w:jc w:val="center"/>
+            </w:pPr>
+            <w:r>
+              <w:rPr>
+                <w:b/>
+                <w:sz w:val="18"/>
+              </w:rPr>
+              <w:t>5.33</w:t>
+            </w:r>
+          </w:p>
+        </w:tc>
+      </w:tr>
+      <w:tr>
+        <w:tc>
+          <w:tcPr>
+            <w:tcW w:w="1503" w:type="dxa"/>
+            <w:shd w:fill="F9F9F9"/>
+            <w:tcMar>
+              <w:top w:w="4" w:type="dxa"/>
+              <w:bottom w:w="4" w:type="dxa"/>
+              <w:left w:w="20" w:type="dxa"/>
+              <w:right w:w="20" w:type="dxa"/>
+            </w:tcMar>
+          </w:tcPr>
+          <w:p>
+            <w:pPr>
+              <w:jc w:val="center"/>
+            </w:pPr>
+            <w:r>
+              <w:rPr>
+                <w:sz w:val="18"/>
+              </w:rPr>
+              <w:t>4</w:t>
+            </w:r>
+          </w:p>
+        </w:tc>
+        <w:tc>
+          <w:tcPr>
+            <w:tcW w:w="1503" w:type="dxa"/>
+            <w:shd w:fill="F9F9F9"/>
+            <w:tcMar>
+              <w:top w:w="4" w:type="dxa"/>
+              <w:bottom w:w="4" w:type="dxa"/>
+              <w:left w:w="20" w:type="dxa"/>
+              <w:right w:w="20" w:type="dxa"/>
+            </w:tcMar>
+          </w:tcPr>
+          <w:p>
+            <w:pPr>
+              <w:jc w:val="center"/>
+            </w:pPr>
+            <w:r>
+              <w:rPr>
+                <w:sz w:val="18"/>
+              </w:rPr>
+              <w:t>327</w:t>
+            </w:r>
+          </w:p>
+        </w:tc>
+        <w:tc>
+          <w:tcPr>
+            <w:tcW w:w="1503" w:type="dxa"/>
+            <w:shd w:fill="F9F9F9"/>
+            <w:tcMar>
+              <w:top w:w="4" w:type="dxa"/>
+              <w:bottom w:w="4" w:type="dxa"/>
+              <w:left w:w="20" w:type="dxa"/>
+              <w:right w:w="20" w:type="dxa"/>
+            </w:tcMar>
+          </w:tcPr>
+          <w:p>
+            <w:r>
+              <w:rPr>
+                <w:sz w:val="18"/>
+              </w:rPr>
+              <w:t>Melek Rana Kesi̇</w:t>
+            </w:r>
+          </w:p>
+        </w:tc>
+        <w:tc>
+          <w:tcPr>
+            <w:tcW w:w="1503" w:type="dxa"/>
+            <w:shd w:fill="F9F9F9"/>
+            <w:tcMar>
+              <w:top w:w="4" w:type="dxa"/>
+              <w:bottom w:w="4" w:type="dxa"/>
+              <w:left w:w="20" w:type="dxa"/>
+              <w:right w:w="20" w:type="dxa"/>
+            </w:tcMar>
+          </w:tcPr>
+          <w:p>
+            <w:pPr>
+              <w:jc w:val="center"/>
+            </w:pPr>
+            <w:r>
+              <w:rPr>
+                <w:sz w:val="18"/>
+              </w:rPr>
+              <w:t>14/3/3</w:t>
+            </w:r>
+          </w:p>
+        </w:tc>
+        <w:tc>
+          <w:tcPr>
+            <w:tcW w:w="1503" w:type="dxa"/>
+            <w:shd w:fill="F9F9F9"/>
+            <w:tcMar>
+              <w:top w:w="4" w:type="dxa"/>
+              <w:bottom w:w="4" w:type="dxa"/>
+              <w:left w:w="20" w:type="dxa"/>
+              <w:right w:w="20" w:type="dxa"/>
+            </w:tcMar>
+          </w:tcPr>
+          <w:p>
+            <w:pPr>
+              <w:jc w:val="center"/>
+            </w:pPr>
+            <w:r>
+              <w:rPr>
+                <w:b/>
+                <w:sz w:val="18"/>
+              </w:rPr>
+              <w:t>13.00</w:t>
+            </w:r>
+          </w:p>
+        </w:tc>
+        <w:tc>
+          <w:tcPr>
+            <w:tcW w:w="1503" w:type="dxa"/>
+            <w:shd w:fill="FDEDEC"/>
+            <w:tcMar>
+              <w:top w:w="4" w:type="dxa"/>
+              <w:bottom w:w="4" w:type="dxa"/>
+              <w:left w:w="20" w:type="dxa"/>
+              <w:right w:w="20" w:type="dxa"/>
+            </w:tcMar>
+          </w:tcPr>
+          <w:p>
+            <w:pPr>
+              <w:jc w:val="center"/>
+            </w:pPr>
+            <w:r>
+              <w:rPr>
+                <w:sz w:val="18"/>
+              </w:rPr>
+              <w:t>18</w:t>
+            </w:r>
+          </w:p>
+        </w:tc>
+        <w:tc>
+          <w:tcPr>
+            <w:tcW w:w="1503" w:type="dxa"/>
+            <w:shd w:fill="FDEDEC"/>
+            <w:tcMar>
+              <w:top w:w="4" w:type="dxa"/>
+              <w:bottom w:w="4" w:type="dxa"/>
+              <w:left w:w="20" w:type="dxa"/>
+              <w:right w:w="20" w:type="dxa"/>
+            </w:tcMar>
+          </w:tcPr>
+          <w:p>
+            <w:pPr>
+              <w:jc w:val="center"/>
+            </w:pPr>
+            <w:r>
+              <w:rPr>
+                <w:sz w:val="18"/>
+              </w:rPr>
+              <w:t>245</w:t>
+            </w:r>
+          </w:p>
+        </w:tc>
+        <w:tc>
+          <w:tcPr>
+            <w:tcW w:w="1503" w:type="dxa"/>
+            <w:shd w:fill="FDEDEC"/>
+            <w:tcMar>
+              <w:top w:w="4" w:type="dxa"/>
+              <w:bottom w:w="4" w:type="dxa"/>
+              <w:left w:w="20" w:type="dxa"/>
+              <w:right w:w="20" w:type="dxa"/>
+            </w:tcMar>
+          </w:tcPr>
+          <w:p>
+            <w:r>
+              <w:rPr>
+                <w:sz w:val="18"/>
+              </w:rPr>
+              <w:t>Tuna Koç</w:t>
+            </w:r>
+          </w:p>
+        </w:tc>
+        <w:tc>
+          <w:tcPr>
+            <w:tcW w:w="1503" w:type="dxa"/>
+            <w:shd w:fill="FDEDEC"/>
+            <w:tcMar>
+              <w:top w:w="4" w:type="dxa"/>
+              <w:bottom w:w="4" w:type="dxa"/>
+              <w:left w:w="20" w:type="dxa"/>
+              <w:right w:w="20" w:type="dxa"/>
+            </w:tcMar>
+          </w:tcPr>
+          <w:p>
+            <w:pPr>
+              <w:jc w:val="center"/>
+            </w:pPr>
+            <w:r>
+              <w:rPr>
+                <w:sz w:val="18"/>
+              </w:rPr>
+              <w:t>8/8/4</w:t>
+            </w:r>
+          </w:p>
+        </w:tc>
+        <w:tc>
+          <w:tcPr>
+            <w:tcW w:w="1503" w:type="dxa"/>
+            <w:shd w:fill="FDEDEC"/>
+            <w:tcMar>
+              <w:top w:w="4" w:type="dxa"/>
+              <w:bottom w:w="4" w:type="dxa"/>
+              <w:left w:w="20" w:type="dxa"/>
+              <w:right w:w="20" w:type="dxa"/>
+            </w:tcMar>
+          </w:tcPr>
+          <w:p>
+            <w:pPr>
+              <w:jc w:val="center"/>
+            </w:pPr>
+            <w:r>
+              <w:rPr>
+                <w:b/>
+                <w:sz w:val="18"/>
+              </w:rPr>
+              <w:t>5.33</w:t>
+            </w:r>
+          </w:p>
+        </w:tc>
+      </w:tr>
+      <w:tr>
+        <w:tc>
+          <w:tcPr>
+            <w:tcW w:w="1503" w:type="dxa"/>
+            <w:shd w:fill="FFFFFF"/>
+            <w:tcMar>
+              <w:top w:w="4" w:type="dxa"/>
+              <w:bottom w:w="4" w:type="dxa"/>
+              <w:left w:w="20" w:type="dxa"/>
+              <w:right w:w="20" w:type="dxa"/>
+            </w:tcMar>
+          </w:tcPr>
+          <w:p>
+            <w:pPr>
+              <w:jc w:val="center"/>
+            </w:pPr>
+            <w:r>
+              <w:rPr>
+                <w:sz w:val="18"/>
+              </w:rPr>
+              <w:t>5</w:t>
+            </w:r>
+          </w:p>
+        </w:tc>
+        <w:tc>
+          <w:tcPr>
+            <w:tcW w:w="1503" w:type="dxa"/>
+            <w:shd w:fill="FFFFFF"/>
+            <w:tcMar>
+              <w:top w:w="4" w:type="dxa"/>
+              <w:bottom w:w="4" w:type="dxa"/>
+              <w:left w:w="20" w:type="dxa"/>
+              <w:right w:w="20" w:type="dxa"/>
+            </w:tcMar>
+          </w:tcPr>
+          <w:p>
+            <w:pPr>
+              <w:jc w:val="center"/>
+            </w:pPr>
+            <w:r>
+              <w:rPr>
+                <w:sz w:val="18"/>
+              </w:rPr>
+              <w:t>292</w:t>
+            </w:r>
+          </w:p>
+        </w:tc>
+        <w:tc>
+          <w:tcPr>
+            <w:tcW w:w="1503" w:type="dxa"/>
+            <w:shd w:fill="FFFFFF"/>
+            <w:tcMar>
+              <w:top w:w="4" w:type="dxa"/>
+              <w:bottom w:w="4" w:type="dxa"/>
+              <w:left w:w="20" w:type="dxa"/>
+              <w:right w:w="20" w:type="dxa"/>
+            </w:tcMar>
+          </w:tcPr>
+          <w:p>
+            <w:r>
+              <w:rPr>
+                <w:sz w:val="18"/>
+              </w:rPr>
+              <w:t>Hali̇t Eren Hatu</w:t>
+            </w:r>
+          </w:p>
+        </w:tc>
+        <w:tc>
+          <w:tcPr>
+            <w:tcW w:w="1503" w:type="dxa"/>
+            <w:shd w:fill="FFFFFF"/>
+            <w:tcMar>
+              <w:top w:w="4" w:type="dxa"/>
+              <w:bottom w:w="4" w:type="dxa"/>
+              <w:left w:w="20" w:type="dxa"/>
+              <w:right w:w="20" w:type="dxa"/>
+            </w:tcMar>
+          </w:tcPr>
+          <w:p>
+            <w:pPr>
+              <w:jc w:val="center"/>
+            </w:pPr>
+            <w:r>
+              <w:rPr>
+                <w:sz w:val="18"/>
+              </w:rPr>
+              <w:t>14/4/2</w:t>
+            </w:r>
+          </w:p>
+        </w:tc>
+        <w:tc>
+          <w:tcPr>
+            <w:tcW w:w="1503" w:type="dxa"/>
+            <w:shd w:fill="FFFFFF"/>
+            <w:tcMar>
+              <w:top w:w="4" w:type="dxa"/>
+              <w:bottom w:w="4" w:type="dxa"/>
+              <w:left w:w="20" w:type="dxa"/>
+              <w:right w:w="20" w:type="dxa"/>
+            </w:tcMar>
+          </w:tcPr>
+          <w:p>
+            <w:pPr>
+              <w:jc w:val="center"/>
+            </w:pPr>
+            <w:r>
+              <w:rPr>
+                <w:b/>
+                <w:sz w:val="18"/>
+              </w:rPr>
+              <w:t>12.67</w:t>
+            </w:r>
+          </w:p>
+        </w:tc>
+        <w:tc>
+          <w:tcPr>
+            <w:tcW w:w="1503" w:type="dxa"/>
+            <w:shd w:fill="FDEDEC"/>
+            <w:tcMar>
+              <w:top w:w="4" w:type="dxa"/>
+              <w:bottom w:w="4" w:type="dxa"/>
+              <w:left w:w="20" w:type="dxa"/>
+              <w:right w:w="20" w:type="dxa"/>
+            </w:tcMar>
+          </w:tcPr>
+          <w:p>
+            <w:pPr>
+              <w:jc w:val="center"/>
+            </w:pPr>
+            <w:r>
+              <w:rPr>
+                <w:sz w:val="18"/>
+              </w:rPr>
+              <w:t>19</w:t>
+            </w:r>
+          </w:p>
+        </w:tc>
+        <w:tc>
+          <w:tcPr>
+            <w:tcW w:w="1503" w:type="dxa"/>
+            <w:shd w:fill="FDEDEC"/>
+            <w:tcMar>
+              <w:top w:w="4" w:type="dxa"/>
+              <w:bottom w:w="4" w:type="dxa"/>
+              <w:left w:w="20" w:type="dxa"/>
+              <w:right w:w="20" w:type="dxa"/>
+            </w:tcMar>
+          </w:tcPr>
+          <w:p>
+            <w:pPr>
+              <w:jc w:val="center"/>
+            </w:pPr>
+            <w:r>
+              <w:rPr>
+                <w:sz w:val="18"/>
+              </w:rPr>
+              <w:t>230</w:t>
+            </w:r>
+          </w:p>
+        </w:tc>
+        <w:tc>
+          <w:tcPr>
+            <w:tcW w:w="1503" w:type="dxa"/>
+            <w:shd w:fill="FDEDEC"/>
+            <w:tcMar>
+              <w:top w:w="4" w:type="dxa"/>
+              <w:bottom w:w="4" w:type="dxa"/>
+              <w:left w:w="20" w:type="dxa"/>
+              <w:right w:w="20" w:type="dxa"/>
+            </w:tcMar>
+          </w:tcPr>
+          <w:p>
+            <w:r>
+              <w:rPr>
+                <w:sz w:val="18"/>
+              </w:rPr>
+              <w:t>Kenan Emi̇r Yama</w:t>
+            </w:r>
+          </w:p>
+        </w:tc>
+        <w:tc>
+          <w:tcPr>
+            <w:tcW w:w="1503" w:type="dxa"/>
+            <w:shd w:fill="FDEDEC"/>
+            <w:tcMar>
+              <w:top w:w="4" w:type="dxa"/>
+              <w:bottom w:w="4" w:type="dxa"/>
+              <w:left w:w="20" w:type="dxa"/>
+              <w:right w:w="20" w:type="dxa"/>
+            </w:tcMar>
+          </w:tcPr>
+          <w:p>
+            <w:pPr>
+              <w:jc w:val="center"/>
+            </w:pPr>
+            <w:r>
+              <w:rPr>
+                <w:sz w:val="18"/>
+              </w:rPr>
+              <w:t>6/2/12</w:t>
+            </w:r>
+          </w:p>
+        </w:tc>
+        <w:tc>
+          <w:tcPr>
+            <w:tcW w:w="1503" w:type="dxa"/>
+            <w:shd w:fill="FDEDEC"/>
+            <w:tcMar>
+              <w:top w:w="4" w:type="dxa"/>
+              <w:bottom w:w="4" w:type="dxa"/>
+              <w:left w:w="20" w:type="dxa"/>
+              <w:right w:w="20" w:type="dxa"/>
+            </w:tcMar>
+          </w:tcPr>
+          <w:p>
+            <w:pPr>
+              <w:jc w:val="center"/>
+            </w:pPr>
+            <w:r>
+              <w:rPr>
+                <w:b/>
+                <w:sz w:val="18"/>
+              </w:rPr>
+              <w:t>5.33</w:t>
+            </w:r>
+          </w:p>
+        </w:tc>
+      </w:tr>
+      <w:tr>
+        <w:tc>
+          <w:tcPr>
+            <w:tcW w:w="1503" w:type="dxa"/>
+            <w:shd w:fill="F9F9F9"/>
+            <w:tcMar>
+              <w:top w:w="4" w:type="dxa"/>
+              <w:bottom w:w="4" w:type="dxa"/>
+              <w:left w:w="20" w:type="dxa"/>
+              <w:right w:w="20" w:type="dxa"/>
+            </w:tcMar>
+          </w:tcPr>
+          <w:p>
+            <w:pPr>
+              <w:jc w:val="center"/>
+            </w:pPr>
+            <w:r>
+              <w:rPr>
+                <w:sz w:val="18"/>
+              </w:rPr>
+              <w:t>6</w:t>
+            </w:r>
+          </w:p>
+        </w:tc>
+        <w:tc>
+          <w:tcPr>
+            <w:tcW w:w="1503" w:type="dxa"/>
+            <w:shd w:fill="F9F9F9"/>
+            <w:tcMar>
+              <w:top w:w="4" w:type="dxa"/>
+              <w:bottom w:w="4" w:type="dxa"/>
+              <w:left w:w="20" w:type="dxa"/>
+              <w:right w:w="20" w:type="dxa"/>
+            </w:tcMar>
+          </w:tcPr>
+          <w:p>
+            <w:pPr>
+              <w:jc w:val="center"/>
+            </w:pPr>
+            <w:r>
+              <w:rPr>
+                <w:sz w:val="18"/>
+              </w:rPr>
+              <w:t>254</w:t>
+            </w:r>
+          </w:p>
+        </w:tc>
+        <w:tc>
+          <w:tcPr>
+            <w:tcW w:w="1503" w:type="dxa"/>
+            <w:shd w:fill="F9F9F9"/>
+            <w:tcMar>
+              <w:top w:w="4" w:type="dxa"/>
+              <w:bottom w:w="4" w:type="dxa"/>
+              <w:left w:w="20" w:type="dxa"/>
+              <w:right w:w="20" w:type="dxa"/>
+            </w:tcMar>
+          </w:tcPr>
+          <w:p>
+            <w:r>
+              <w:rPr>
+                <w:sz w:val="18"/>
+              </w:rPr>
+              <w:t>Yusuf Eymen Yilm</w:t>
+            </w:r>
+          </w:p>
+        </w:tc>
+        <w:tc>
+          <w:tcPr>
+            <w:tcW w:w="1503" w:type="dxa"/>
+            <w:shd w:fill="F9F9F9"/>
+            <w:tcMar>
+              <w:top w:w="4" w:type="dxa"/>
+              <w:bottom w:w="4" w:type="dxa"/>
+              <w:left w:w="20" w:type="dxa"/>
+              <w:right w:w="20" w:type="dxa"/>
+            </w:tcMar>
+          </w:tcPr>
+          <w:p>
+            <w:pPr>
+              <w:jc w:val="center"/>
+            </w:pPr>
+            <w:r>
+              <w:rPr>
+                <w:sz w:val="18"/>
+              </w:rPr>
+              <w:t>14/6/0</w:t>
+            </w:r>
+          </w:p>
+        </w:tc>
+        <w:tc>
+          <w:tcPr>
+            <w:tcW w:w="1503" w:type="dxa"/>
+            <w:shd w:fill="F9F9F9"/>
+            <w:tcMar>
+              <w:top w:w="4" w:type="dxa"/>
+              <w:bottom w:w="4" w:type="dxa"/>
+              <w:left w:w="20" w:type="dxa"/>
+              <w:right w:w="20" w:type="dxa"/>
+            </w:tcMar>
+          </w:tcPr>
+          <w:p>
+            <w:pPr>
+              <w:jc w:val="center"/>
+            </w:pPr>
+            <w:r>
+              <w:rPr>
+                <w:b/>
+                <w:sz w:val="18"/>
+              </w:rPr>
+              <w:t>12.00</w:t>
+            </w:r>
+          </w:p>
+        </w:tc>
+        <w:tc>
+          <w:tcPr>
+            <w:tcW w:w="1503" w:type="dxa"/>
+            <w:shd w:fill="FDEDEC"/>
+            <w:tcMar>
+              <w:top w:w="4" w:type="dxa"/>
+              <w:bottom w:w="4" w:type="dxa"/>
+              <w:left w:w="20" w:type="dxa"/>
+              <w:right w:w="20" w:type="dxa"/>
+            </w:tcMar>
+          </w:tcPr>
+          <w:p>
+            <w:pPr>
+              <w:jc w:val="center"/>
+            </w:pPr>
+            <w:r>
+              <w:rPr>
+                <w:sz w:val="18"/>
+              </w:rPr>
+              <w:t>20</w:t>
+            </w:r>
+          </w:p>
+        </w:tc>
+        <w:tc>
+          <w:tcPr>
+            <w:tcW w:w="1503" w:type="dxa"/>
+            <w:shd w:fill="FDEDEC"/>
+            <w:tcMar>
+              <w:top w:w="4" w:type="dxa"/>
+              <w:bottom w:w="4" w:type="dxa"/>
+              <w:left w:w="20" w:type="dxa"/>
+              <w:right w:w="20" w:type="dxa"/>
+            </w:tcMar>
+          </w:tcPr>
+          <w:p>
+            <w:pPr>
+              <w:jc w:val="center"/>
+            </w:pPr>
+            <w:r>
+              <w:rPr>
+                <w:sz w:val="18"/>
+              </w:rPr>
+              <w:t>20</w:t>
+            </w:r>
+          </w:p>
+        </w:tc>
+        <w:tc>
+          <w:tcPr>
+            <w:tcW w:w="1503" w:type="dxa"/>
+            <w:shd w:fill="FDEDEC"/>
+            <w:tcMar>
+              <w:top w:w="4" w:type="dxa"/>
+              <w:bottom w:w="4" w:type="dxa"/>
+              <w:left w:w="20" w:type="dxa"/>
+              <w:right w:w="20" w:type="dxa"/>
+            </w:tcMar>
+          </w:tcPr>
+          <w:p>
+            <w:r>
+              <w:rPr>
+                <w:sz w:val="18"/>
+              </w:rPr>
+              <w:t>Nesri̇n Doğa Ber</w:t>
+            </w:r>
+          </w:p>
+        </w:tc>
+        <w:tc>
+          <w:tcPr>
+            <w:tcW w:w="1503" w:type="dxa"/>
+            <w:shd w:fill="FDEDEC"/>
+            <w:tcMar>
+              <w:top w:w="4" w:type="dxa"/>
+              <w:bottom w:w="4" w:type="dxa"/>
+              <w:left w:w="20" w:type="dxa"/>
+              <w:right w:w="20" w:type="dxa"/>
+            </w:tcMar>
+          </w:tcPr>
+          <w:p>
+            <w:pPr>
+              <w:jc w:val="center"/>
+            </w:pPr>
+            <w:r>
+              <w:rPr>
+                <w:sz w:val="18"/>
+              </w:rPr>
+              <w:t>7/7/6</w:t>
+            </w:r>
+          </w:p>
+        </w:tc>
+        <w:tc>
+          <w:tcPr>
+            <w:tcW w:w="1503" w:type="dxa"/>
+            <w:shd w:fill="FDEDEC"/>
+            <w:tcMar>
+              <w:top w:w="4" w:type="dxa"/>
+              <w:bottom w:w="4" w:type="dxa"/>
+              <w:left w:w="20" w:type="dxa"/>
+              <w:right w:w="20" w:type="dxa"/>
+            </w:tcMar>
+          </w:tcPr>
+          <w:p>
+            <w:pPr>
+              <w:jc w:val="center"/>
+            </w:pPr>
+            <w:r>
+              <w:rPr>
+                <w:b/>
+                <w:sz w:val="18"/>
+              </w:rPr>
+              <w:t>4.67</w:t>
+            </w:r>
+          </w:p>
+        </w:tc>
+      </w:tr>
+      <w:tr>
+        <w:tc>
+          <w:tcPr>
+            <w:tcW w:w="1503" w:type="dxa"/>
+            <w:shd w:fill="FFFFFF"/>
+            <w:tcMar>
+              <w:top w:w="4" w:type="dxa"/>
+              <w:bottom w:w="4" w:type="dxa"/>
+              <w:left w:w="20" w:type="dxa"/>
+              <w:right w:w="20" w:type="dxa"/>
+            </w:tcMar>
+          </w:tcPr>
+          <w:p>
+            <w:pPr>
+              <w:jc w:val="center"/>
+            </w:pPr>
+            <w:r>
+              <w:rPr>
+                <w:sz w:val="18"/>
+              </w:rPr>
+              <w:t>7</w:t>
+            </w:r>
+          </w:p>
+        </w:tc>
+        <w:tc>
+          <w:tcPr>
+            <w:tcW w:w="1503" w:type="dxa"/>
+            <w:shd w:fill="FFFFFF"/>
+            <w:tcMar>
+              <w:top w:w="4" w:type="dxa"/>
+              <w:bottom w:w="4" w:type="dxa"/>
+              <w:left w:w="20" w:type="dxa"/>
+              <w:right w:w="20" w:type="dxa"/>
+            </w:tcMar>
+          </w:tcPr>
+          <w:p>
+            <w:pPr>
+              <w:jc w:val="center"/>
+            </w:pPr>
+            <w:r>
+              <w:rPr>
+                <w:sz w:val="18"/>
+              </w:rPr>
+              <w:t>117</w:t>
+            </w:r>
+          </w:p>
+        </w:tc>
+        <w:tc>
+          <w:tcPr>
+            <w:tcW w:w="1503" w:type="dxa"/>
+            <w:shd w:fill="FFFFFF"/>
+            <w:tcMar>
+              <w:top w:w="4" w:type="dxa"/>
+              <w:bottom w:w="4" w:type="dxa"/>
+              <w:left w:w="20" w:type="dxa"/>
+              <w:right w:w="20" w:type="dxa"/>
+            </w:tcMar>
+          </w:tcPr>
+          <w:p>
+            <w:r>
+              <w:rPr>
+                <w:sz w:val="18"/>
+              </w:rPr>
+              <w:t>Çağrihan Bengül</w:t>
+            </w:r>
+          </w:p>
+        </w:tc>
+        <w:tc>
+          <w:tcPr>
+            <w:tcW w:w="1503" w:type="dxa"/>
+            <w:shd w:fill="FFFFFF"/>
+            <w:tcMar>
+              <w:top w:w="4" w:type="dxa"/>
+              <w:bottom w:w="4" w:type="dxa"/>
+              <w:left w:w="20" w:type="dxa"/>
+              <w:right w:w="20" w:type="dxa"/>
+            </w:tcMar>
+          </w:tcPr>
+          <w:p>
+            <w:pPr>
+              <w:jc w:val="center"/>
+            </w:pPr>
+            <w:r>
+              <w:rPr>
+                <w:sz w:val="18"/>
+              </w:rPr>
+              <w:t>13/5/2</w:t>
+            </w:r>
+          </w:p>
+        </w:tc>
+        <w:tc>
+          <w:tcPr>
+            <w:tcW w:w="1503" w:type="dxa"/>
+            <w:shd w:fill="FFFFFF"/>
+            <w:tcMar>
+              <w:top w:w="4" w:type="dxa"/>
+              <w:bottom w:w="4" w:type="dxa"/>
+              <w:left w:w="20" w:type="dxa"/>
+              <w:right w:w="20" w:type="dxa"/>
+            </w:tcMar>
+          </w:tcPr>
+          <w:p>
+            <w:pPr>
+              <w:jc w:val="center"/>
+            </w:pPr>
+            <w:r>
+              <w:rPr>
+                <w:b/>
+                <w:sz w:val="18"/>
+              </w:rPr>
+              <w:t>11.33</w:t>
+            </w:r>
+          </w:p>
+        </w:tc>
+        <w:tc>
+          <w:tcPr>
+            <w:tcW w:w="1503" w:type="dxa"/>
+            <w:shd w:fill="FDEDEC"/>
+            <w:tcMar>
+              <w:top w:w="4" w:type="dxa"/>
+              <w:bottom w:w="4" w:type="dxa"/>
+              <w:left w:w="20" w:type="dxa"/>
+              <w:right w:w="20" w:type="dxa"/>
+            </w:tcMar>
+          </w:tcPr>
+          <w:p>
+            <w:pPr>
+              <w:jc w:val="center"/>
+            </w:pPr>
+            <w:r>
+              <w:rPr>
+                <w:sz w:val="18"/>
+              </w:rPr>
+              <w:t>21</w:t>
+            </w:r>
+          </w:p>
+        </w:tc>
+        <w:tc>
+          <w:tcPr>
+            <w:tcW w:w="1503" w:type="dxa"/>
+            <w:shd w:fill="FDEDEC"/>
+            <w:tcMar>
+              <w:top w:w="4" w:type="dxa"/>
+              <w:bottom w:w="4" w:type="dxa"/>
+              <w:left w:w="20" w:type="dxa"/>
+              <w:right w:w="20" w:type="dxa"/>
+            </w:tcMar>
+          </w:tcPr>
+          <w:p>
+            <w:pPr>
+              <w:jc w:val="center"/>
+            </w:pPr>
+            <w:r>
+              <w:rPr>
+                <w:sz w:val="18"/>
+              </w:rPr>
+              <w:t>303</w:t>
+            </w:r>
+          </w:p>
+        </w:tc>
+        <w:tc>
+          <w:tcPr>
+            <w:tcW w:w="1503" w:type="dxa"/>
+            <w:shd w:fill="FDEDEC"/>
+            <w:tcMar>
+              <w:top w:w="4" w:type="dxa"/>
+              <w:bottom w:w="4" w:type="dxa"/>
+              <w:left w:w="20" w:type="dxa"/>
+              <w:right w:w="20" w:type="dxa"/>
+            </w:tcMar>
+          </w:tcPr>
+          <w:p>
+            <w:r>
+              <w:rPr>
+                <w:sz w:val="18"/>
+              </w:rPr>
+              <w:t>Mustafa Gülseven</w:t>
+            </w:r>
+          </w:p>
+        </w:tc>
+        <w:tc>
+          <w:tcPr>
+            <w:tcW w:w="1503" w:type="dxa"/>
+            <w:shd w:fill="FDEDEC"/>
+            <w:tcMar>
+              <w:top w:w="4" w:type="dxa"/>
+              <w:bottom w:w="4" w:type="dxa"/>
+              <w:left w:w="20" w:type="dxa"/>
+              <w:right w:w="20" w:type="dxa"/>
+            </w:tcMar>
+          </w:tcPr>
+          <w:p>
+            <w:pPr>
+              <w:jc w:val="center"/>
+            </w:pPr>
+            <w:r>
+              <w:rPr>
+                <w:sz w:val="18"/>
+              </w:rPr>
+              <w:t>7/12/1</w:t>
+            </w:r>
+          </w:p>
+        </w:tc>
+        <w:tc>
+          <w:tcPr>
+            <w:tcW w:w="1503" w:type="dxa"/>
+            <w:shd w:fill="FDEDEC"/>
+            <w:tcMar>
+              <w:top w:w="4" w:type="dxa"/>
+              <w:bottom w:w="4" w:type="dxa"/>
+              <w:left w:w="20" w:type="dxa"/>
+              <w:right w:w="20" w:type="dxa"/>
+            </w:tcMar>
+          </w:tcPr>
+          <w:p>
+            <w:pPr>
+              <w:jc w:val="center"/>
+            </w:pPr>
+            <w:r>
+              <w:rPr>
+                <w:b/>
+                <w:sz w:val="18"/>
+              </w:rPr>
+              <w:t>3.00</w:t>
+            </w:r>
+          </w:p>
+        </w:tc>
+      </w:tr>
+      <w:tr>
+        <w:tc>
+          <w:tcPr>
+            <w:tcW w:w="1503" w:type="dxa"/>
+            <w:shd w:fill="F9F9F9"/>
+            <w:tcMar>
+              <w:top w:w="4" w:type="dxa"/>
+              <w:bottom w:w="4" w:type="dxa"/>
+              <w:left w:w="20" w:type="dxa"/>
+              <w:right w:w="20" w:type="dxa"/>
+            </w:tcMar>
+          </w:tcPr>
+          <w:p>
+            <w:pPr>
+              <w:jc w:val="center"/>
+            </w:pPr>
+            <w:r>
+              <w:rPr>
+                <w:sz w:val="18"/>
+              </w:rPr>
+              <w:t>8</w:t>
+            </w:r>
+          </w:p>
+        </w:tc>
+        <w:tc>
+          <w:tcPr>
+            <w:tcW w:w="1503" w:type="dxa"/>
+            <w:shd w:fill="F9F9F9"/>
+            <w:tcMar>
+              <w:top w:w="4" w:type="dxa"/>
+              <w:bottom w:w="4" w:type="dxa"/>
+              <w:left w:w="20" w:type="dxa"/>
+              <w:right w:w="20" w:type="dxa"/>
+            </w:tcMar>
+          </w:tcPr>
+          <w:p>
+            <w:pPr>
+              <w:jc w:val="center"/>
+            </w:pPr>
+            <w:r>
+              <w:rPr>
+                <w:sz w:val="18"/>
+              </w:rPr>
+              <w:t>182</w:t>
+            </w:r>
+          </w:p>
+        </w:tc>
+        <w:tc>
+          <w:tcPr>
+            <w:tcW w:w="1503" w:type="dxa"/>
+            <w:shd w:fill="F9F9F9"/>
+            <w:tcMar>
+              <w:top w:w="4" w:type="dxa"/>
+              <w:bottom w:w="4" w:type="dxa"/>
+              <w:left w:w="20" w:type="dxa"/>
+              <w:right w:w="20" w:type="dxa"/>
+            </w:tcMar>
+          </w:tcPr>
+          <w:p>
+            <w:r>
+              <w:rPr>
+                <w:sz w:val="18"/>
+              </w:rPr>
+              <w:t>Erdem Yarar</w:t>
+            </w:r>
+          </w:p>
+        </w:tc>
+        <w:tc>
+          <w:tcPr>
+            <w:tcW w:w="1503" w:type="dxa"/>
+            <w:shd w:fill="F9F9F9"/>
+            <w:tcMar>
+              <w:top w:w="4" w:type="dxa"/>
+              <w:bottom w:w="4" w:type="dxa"/>
+              <w:left w:w="20" w:type="dxa"/>
+              <w:right w:w="20" w:type="dxa"/>
+            </w:tcMar>
+          </w:tcPr>
+          <w:p>
+            <w:pPr>
+              <w:jc w:val="center"/>
+            </w:pPr>
+            <w:r>
+              <w:rPr>
+                <w:sz w:val="18"/>
+              </w:rPr>
+              <w:t>13/7/0</w:t>
+            </w:r>
+          </w:p>
+        </w:tc>
+        <w:tc>
+          <w:tcPr>
+            <w:tcW w:w="1503" w:type="dxa"/>
+            <w:shd w:fill="F9F9F9"/>
+            <w:tcMar>
+              <w:top w:w="4" w:type="dxa"/>
+              <w:bottom w:w="4" w:type="dxa"/>
+              <w:left w:w="20" w:type="dxa"/>
+              <w:right w:w="20" w:type="dxa"/>
+            </w:tcMar>
+          </w:tcPr>
+          <w:p>
+            <w:pPr>
+              <w:jc w:val="center"/>
+            </w:pPr>
+            <w:r>
+              <w:rPr>
+                <w:b/>
+                <w:sz w:val="18"/>
+              </w:rPr>
+              <w:t>10.67</w:t>
+            </w:r>
+          </w:p>
+        </w:tc>
+        <w:tc>
+          <w:tcPr>
+            <w:tcW w:w="1503" w:type="dxa"/>
+            <w:shd w:fill="FDEDEC"/>
+            <w:tcMar>
+              <w:top w:w="4" w:type="dxa"/>
+              <w:bottom w:w="4" w:type="dxa"/>
+              <w:left w:w="20" w:type="dxa"/>
+              <w:right w:w="20" w:type="dxa"/>
+            </w:tcMar>
+          </w:tcPr>
+          <w:p>
+            <w:pPr>
+              <w:jc w:val="center"/>
+            </w:pPr>
+            <w:r>
+              <w:rPr>
+                <w:sz w:val="18"/>
+              </w:rPr>
+              <w:t>22</w:t>
+            </w:r>
+          </w:p>
+        </w:tc>
+        <w:tc>
+          <w:tcPr>
+            <w:tcW w:w="1503" w:type="dxa"/>
+            <w:shd w:fill="FDEDEC"/>
+            <w:tcMar>
+              <w:top w:w="4" w:type="dxa"/>
+              <w:bottom w:w="4" w:type="dxa"/>
+              <w:left w:w="20" w:type="dxa"/>
+              <w:right w:w="20" w:type="dxa"/>
+            </w:tcMar>
+          </w:tcPr>
+          <w:p>
+            <w:pPr>
+              <w:jc w:val="center"/>
+            </w:pPr>
+            <w:r>
+              <w:rPr>
+                <w:sz w:val="18"/>
+              </w:rPr>
+              <w:t>352</w:t>
+            </w:r>
+          </w:p>
+        </w:tc>
+        <w:tc>
+          <w:tcPr>
+            <w:tcW w:w="1503" w:type="dxa"/>
+            <w:shd w:fill="FDEDEC"/>
+            <w:tcMar>
+              <w:top w:w="4" w:type="dxa"/>
+              <w:bottom w:w="4" w:type="dxa"/>
+              <w:left w:w="20" w:type="dxa"/>
+              <w:right w:w="20" w:type="dxa"/>
+            </w:tcMar>
+          </w:tcPr>
+          <w:p>
+            <w:r>
+              <w:rPr>
+                <w:sz w:val="18"/>
+              </w:rPr>
+              <w:t>Uğur Kaan Yildiz</w:t>
+            </w:r>
+          </w:p>
+        </w:tc>
+        <w:tc>
+          <w:tcPr>
+            <w:tcW w:w="1503" w:type="dxa"/>
+            <w:shd w:fill="FDEDEC"/>
+            <w:tcMar>
+              <w:top w:w="4" w:type="dxa"/>
+              <w:bottom w:w="4" w:type="dxa"/>
+              <w:left w:w="20" w:type="dxa"/>
+              <w:right w:w="20" w:type="dxa"/>
+            </w:tcMar>
+          </w:tcPr>
+          <w:p>
+            <w:pPr>
+              <w:jc w:val="center"/>
+            </w:pPr>
+            <w:r>
+              <w:rPr>
+                <w:sz w:val="18"/>
+              </w:rPr>
+              <w:t>4/3/13</w:t>
+            </w:r>
+          </w:p>
+        </w:tc>
+        <w:tc>
+          <w:tcPr>
+            <w:tcW w:w="1503" w:type="dxa"/>
+            <w:shd w:fill="FDEDEC"/>
+            <w:tcMar>
+              <w:top w:w="4" w:type="dxa"/>
+              <w:bottom w:w="4" w:type="dxa"/>
+              <w:left w:w="20" w:type="dxa"/>
+              <w:right w:w="20" w:type="dxa"/>
+            </w:tcMar>
+          </w:tcPr>
+          <w:p>
+            <w:pPr>
+              <w:jc w:val="center"/>
+            </w:pPr>
+            <w:r>
+              <w:rPr>
+                <w:b/>
+                <w:sz w:val="18"/>
+              </w:rPr>
+              <w:t>3.00</w:t>
+            </w:r>
+          </w:p>
+        </w:tc>
+      </w:tr>
+      <w:tr>
+        <w:tc>
+          <w:tcPr>
+            <w:tcW w:w="1503" w:type="dxa"/>
+            <w:shd w:fill="FFFFFF"/>
+            <w:tcMar>
+              <w:top w:w="4" w:type="dxa"/>
+              <w:bottom w:w="4" w:type="dxa"/>
+              <w:left w:w="20" w:type="dxa"/>
+              <w:right w:w="20" w:type="dxa"/>
+            </w:tcMar>
+          </w:tcPr>
+          <w:p>
+            <w:pPr>
+              <w:jc w:val="center"/>
+            </w:pPr>
+            <w:r>
+              <w:rPr>
+                <w:sz w:val="18"/>
+              </w:rPr>
+              <w:t>9</w:t>
+            </w:r>
+          </w:p>
+        </w:tc>
+        <w:tc>
+          <w:tcPr>
+            <w:tcW w:w="1503" w:type="dxa"/>
+            <w:shd w:fill="FFFFFF"/>
+            <w:tcMar>
+              <w:top w:w="4" w:type="dxa"/>
+              <w:bottom w:w="4" w:type="dxa"/>
+              <w:left w:w="20" w:type="dxa"/>
+              <w:right w:w="20" w:type="dxa"/>
+            </w:tcMar>
+          </w:tcPr>
+          <w:p>
+            <w:pPr>
+              <w:jc w:val="center"/>
+            </w:pPr>
+            <w:r>
+              <w:rPr>
+                <w:sz w:val="18"/>
+              </w:rPr>
+              <w:t>203</w:t>
+            </w:r>
+          </w:p>
+        </w:tc>
+        <w:tc>
+          <w:tcPr>
+            <w:tcW w:w="1503" w:type="dxa"/>
+            <w:shd w:fill="FFFFFF"/>
+            <w:tcMar>
+              <w:top w:w="4" w:type="dxa"/>
+              <w:bottom w:w="4" w:type="dxa"/>
+              <w:left w:w="20" w:type="dxa"/>
+              <w:right w:w="20" w:type="dxa"/>
+            </w:tcMar>
+          </w:tcPr>
+          <w:p>
+            <w:r>
+              <w:rPr>
+                <w:sz w:val="18"/>
+              </w:rPr>
+              <w:t>Kerem Araci</w:t>
+            </w:r>
+          </w:p>
+        </w:tc>
+        <w:tc>
+          <w:tcPr>
+            <w:tcW w:w="1503" w:type="dxa"/>
+            <w:shd w:fill="FFFFFF"/>
+            <w:tcMar>
+              <w:top w:w="4" w:type="dxa"/>
+              <w:bottom w:w="4" w:type="dxa"/>
+              <w:left w:w="20" w:type="dxa"/>
+              <w:right w:w="20" w:type="dxa"/>
+            </w:tcMar>
+          </w:tcPr>
+          <w:p>
+            <w:pPr>
+              <w:jc w:val="center"/>
+            </w:pPr>
+            <w:r>
+              <w:rPr>
+                <w:sz w:val="18"/>
+              </w:rPr>
+              <w:t>12/5/3</w:t>
+            </w:r>
+          </w:p>
+        </w:tc>
+        <w:tc>
+          <w:tcPr>
+            <w:tcW w:w="1503" w:type="dxa"/>
+            <w:shd w:fill="FFFFFF"/>
+            <w:tcMar>
+              <w:top w:w="4" w:type="dxa"/>
+              <w:bottom w:w="4" w:type="dxa"/>
+              <w:left w:w="20" w:type="dxa"/>
+              <w:right w:w="20" w:type="dxa"/>
+            </w:tcMar>
+          </w:tcPr>
+          <w:p>
+            <w:pPr>
+              <w:jc w:val="center"/>
+            </w:pPr>
+            <w:r>
+              <w:rPr>
+                <w:b/>
+                <w:sz w:val="18"/>
+              </w:rPr>
+              <w:t>10.33</w:t>
+            </w:r>
+          </w:p>
+        </w:tc>
+        <w:tc>
+          <w:tcPr>
+            <w:tcW w:w="1503" w:type="dxa"/>
+            <w:shd w:fill="FDEDEC"/>
+            <w:tcMar>
+              <w:top w:w="4" w:type="dxa"/>
+              <w:bottom w:w="4" w:type="dxa"/>
+              <w:left w:w="20" w:type="dxa"/>
+              <w:right w:w="20" w:type="dxa"/>
+            </w:tcMar>
+          </w:tcPr>
+          <w:p>
+            <w:pPr>
+              <w:jc w:val="center"/>
+            </w:pPr>
+            <w:r>
+              <w:rPr>
+                <w:sz w:val="18"/>
+              </w:rPr>
+              <w:t>23</w:t>
+            </w:r>
+          </w:p>
+        </w:tc>
+        <w:tc>
+          <w:tcPr>
+            <w:tcW w:w="1503" w:type="dxa"/>
+            <w:shd w:fill="FDEDEC"/>
+            <w:tcMar>
+              <w:top w:w="4" w:type="dxa"/>
+              <w:bottom w:w="4" w:type="dxa"/>
+              <w:left w:w="20" w:type="dxa"/>
+              <w:right w:w="20" w:type="dxa"/>
+            </w:tcMar>
+          </w:tcPr>
+          <w:p>
+            <w:pPr>
+              <w:jc w:val="center"/>
+            </w:pPr>
+            <w:r>
+              <w:rPr>
+                <w:sz w:val="18"/>
               </w:rPr>
               <w:t>372</w:t>
             </w:r>
@@ -1634,16 +3053,16 @@
             <w:tcW w:w="1503" w:type="dxa"/>
             <w:shd w:fill="FDEDEC"/>
             <w:tcMar>
-              <w:top w:w="22" w:type="dxa"/>
-              <w:bottom w:w="22" w:type="dxa"/>
-              <w:left w:w="30" w:type="dxa"/>
-              <w:right w:w="30" w:type="dxa"/>
+              <w:top w:w="4" w:type="dxa"/>
+              <w:bottom w:w="4" w:type="dxa"/>
+              <w:left w:w="20" w:type="dxa"/>
+              <w:right w:w="20" w:type="dxa"/>
             </w:tcMar>
           </w:tcPr>
           <w:p>
             <w:r>
               <w:rPr>
-                <w:sz w:val="20"/>
+                <w:sz w:val="18"/>
               </w:rPr>
               <w:t>Sümeyye Taşkin</w:t>
             </w:r>
@@ -1654,10 +3073,10 @@
             <w:tcW w:w="1503" w:type="dxa"/>
             <w:shd w:fill="FDEDEC"/>
             <w:tcMar>
-              <w:top w:w="22" w:type="dxa"/>
-              <w:bottom w:w="22" w:type="dxa"/>
-              <w:left w:w="30" w:type="dxa"/>
-              <w:right w:w="30" w:type="dxa"/>
+              <w:top w:w="4" w:type="dxa"/>
+              <w:bottom w:w="4" w:type="dxa"/>
+              <w:left w:w="20" w:type="dxa"/>
+              <w:right w:w="20" w:type="dxa"/>
             </w:tcMar>
           </w:tcPr>
           <w:p>
@@ -1666,9 +3085,9 @@
             </w:pPr>
             <w:r>
               <w:rPr>
-                <w:sz w:val="20"/>
+                <w:sz w:val="18"/>
               </w:rPr>
-              <w:t>3/1/16</w:t>
+              <w:t>3/2/15</w:t>
             </w:r>
           </w:p>
         </w:tc>
@@ -1677,10 +3096,10 @@
             <w:tcW w:w="1503" w:type="dxa"/>
             <w:shd w:fill="FDEDEC"/>
             <w:tcMar>
-              <w:top w:w="22" w:type="dxa"/>
-              <w:bottom w:w="22" w:type="dxa"/>
-              <w:left w:w="30" w:type="dxa"/>
-              <w:right w:w="30" w:type="dxa"/>
+              <w:top w:w="4" w:type="dxa"/>
+              <w:bottom w:w="4" w:type="dxa"/>
+              <w:left w:w="20" w:type="dxa"/>
+              <w:right w:w="20" w:type="dxa"/>
             </w:tcMar>
           </w:tcPr>
           <w:p>
@@ -1690,235 +3109,7 @@
             <w:r>
               <w:rPr>
                 <w:b/>
-                <w:sz w:val="20"/>
-              </w:rPr>
-              <w:t>2.67</w:t>
-            </w:r>
-          </w:p>
-        </w:tc>
-      </w:tr>
-      <w:tr>
-        <w:tc>
-          <w:tcPr>
-            <w:tcW w:w="1503" w:type="dxa"/>
-            <w:shd w:fill="FFFFFF"/>
-            <w:tcMar>
-              <w:top w:w="22" w:type="dxa"/>
-              <w:bottom w:w="22" w:type="dxa"/>
-              <w:left w:w="30" w:type="dxa"/>
-              <w:right w:w="30" w:type="dxa"/>
-            </w:tcMar>
-          </w:tcPr>
-          <w:p>
-            <w:pPr>
-              <w:jc w:val="center"/>
-            </w:pPr>
-            <w:r>
-              <w:rPr>
-                <w:sz w:val="20"/>
-              </w:rPr>
-              <w:t>3</w:t>
-            </w:r>
-          </w:p>
-        </w:tc>
-        <w:tc>
-          <w:tcPr>
-            <w:tcW w:w="1503" w:type="dxa"/>
-            <w:shd w:fill="FFFFFF"/>
-            <w:tcMar>
-              <w:top w:w="22" w:type="dxa"/>
-              <w:bottom w:w="22" w:type="dxa"/>
-              <w:left w:w="30" w:type="dxa"/>
-              <w:right w:w="30" w:type="dxa"/>
-            </w:tcMar>
-          </w:tcPr>
-          <w:p>
-            <w:pPr>
-              <w:jc w:val="center"/>
-            </w:pPr>
-            <w:r>
-              <w:rPr>
-                <w:sz w:val="20"/>
-              </w:rPr>
-              <w:t>182</w:t>
-            </w:r>
-          </w:p>
-        </w:tc>
-        <w:tc>
-          <w:tcPr>
-            <w:tcW w:w="1503" w:type="dxa"/>
-            <w:shd w:fill="FFFFFF"/>
-            <w:tcMar>
-              <w:top w:w="22" w:type="dxa"/>
-              <w:bottom w:w="22" w:type="dxa"/>
-              <w:left w:w="30" w:type="dxa"/>
-              <w:right w:w="30" w:type="dxa"/>
-            </w:tcMar>
-          </w:tcPr>
-          <w:p>
-            <w:r>
-              <w:rPr>
-                <w:sz w:val="20"/>
-              </w:rPr>
-              <w:t>Erdem Yarar</w:t>
-            </w:r>
-          </w:p>
-        </w:tc>
-        <w:tc>
-          <w:tcPr>
-            <w:tcW w:w="1503" w:type="dxa"/>
-            <w:shd w:fill="FFFFFF"/>
-            <w:tcMar>
-              <w:top w:w="22" w:type="dxa"/>
-              <w:bottom w:w="22" w:type="dxa"/>
-              <w:left w:w="30" w:type="dxa"/>
-              <w:right w:w="30" w:type="dxa"/>
-            </w:tcMar>
-          </w:tcPr>
-          <w:p>
-            <w:pPr>
-              <w:jc w:val="center"/>
-            </w:pPr>
-            <w:r>
-              <w:rPr>
-                <w:sz w:val="20"/>
-              </w:rPr>
-              <w:t>16/1/3</w:t>
-            </w:r>
-          </w:p>
-        </w:tc>
-        <w:tc>
-          <w:tcPr>
-            <w:tcW w:w="1503" w:type="dxa"/>
-            <w:shd w:fill="FFFFFF"/>
-            <w:tcMar>
-              <w:top w:w="22" w:type="dxa"/>
-              <w:bottom w:w="22" w:type="dxa"/>
-              <w:left w:w="30" w:type="dxa"/>
-              <w:right w:w="30" w:type="dxa"/>
-            </w:tcMar>
-          </w:tcPr>
-          <w:p>
-            <w:pPr>
-              <w:jc w:val="center"/>
-            </w:pPr>
-            <w:r>
-              <w:rPr>
-                <w:b/>
-                <w:sz w:val="20"/>
-              </w:rPr>
-              <w:t>15.67</w:t>
-            </w:r>
-          </w:p>
-        </w:tc>
-        <w:tc>
-          <w:tcPr>
-            <w:tcW w:w="1503" w:type="dxa"/>
-            <w:shd w:fill="FDEDEC"/>
-            <w:tcMar>
-              <w:top w:w="22" w:type="dxa"/>
-              <w:bottom w:w="22" w:type="dxa"/>
-              <w:left w:w="30" w:type="dxa"/>
-              <w:right w:w="30" w:type="dxa"/>
-            </w:tcMar>
-          </w:tcPr>
-          <w:p>
-            <w:pPr>
-              <w:jc w:val="center"/>
-            </w:pPr>
-            <w:r>
-              <w:rPr>
-                <w:sz w:val="20"/>
-              </w:rPr>
-              <w:t>17</w:t>
-            </w:r>
-          </w:p>
-        </w:tc>
-        <w:tc>
-          <w:tcPr>
-            <w:tcW w:w="1503" w:type="dxa"/>
-            <w:shd w:fill="FDEDEC"/>
-            <w:tcMar>
-              <w:top w:w="22" w:type="dxa"/>
-              <w:bottom w:w="22" w:type="dxa"/>
-              <w:left w:w="30" w:type="dxa"/>
-              <w:right w:w="30" w:type="dxa"/>
-            </w:tcMar>
-          </w:tcPr>
-          <w:p>
-            <w:pPr>
-              <w:jc w:val="center"/>
-            </w:pPr>
-            <w:r>
-              <w:rPr>
-                <w:sz w:val="20"/>
-              </w:rPr>
-              <w:t>227</w:t>
-            </w:r>
-          </w:p>
-        </w:tc>
-        <w:tc>
-          <w:tcPr>
-            <w:tcW w:w="1503" w:type="dxa"/>
-            <w:shd w:fill="FDEDEC"/>
-            <w:tcMar>
-              <w:top w:w="22" w:type="dxa"/>
-              <w:bottom w:w="22" w:type="dxa"/>
-              <w:left w:w="30" w:type="dxa"/>
-              <w:right w:w="30" w:type="dxa"/>
-            </w:tcMar>
-          </w:tcPr>
-          <w:p>
-            <w:r>
-              <w:rPr>
-                <w:sz w:val="20"/>
-              </w:rPr>
-              <w:t>Deri̇n Yilmaz</w:t>
-            </w:r>
-          </w:p>
-        </w:tc>
-        <w:tc>
-          <w:tcPr>
-            <w:tcW w:w="1503" w:type="dxa"/>
-            <w:shd w:fill="FDEDEC"/>
-            <w:tcMar>
-              <w:top w:w="22" w:type="dxa"/>
-              <w:bottom w:w="22" w:type="dxa"/>
-              <w:left w:w="30" w:type="dxa"/>
-              <w:right w:w="30" w:type="dxa"/>
-            </w:tcMar>
-          </w:tcPr>
-          <w:p>
-            <w:pPr>
-              <w:jc w:val="center"/>
-            </w:pPr>
-            <w:r>
-              <w:rPr>
-                <w:sz w:val="20"/>
-              </w:rPr>
-              <w:t>6/11/3</w:t>
-            </w:r>
-          </w:p>
-        </w:tc>
-        <w:tc>
-          <w:tcPr>
-            <w:tcW w:w="1503" w:type="dxa"/>
-            <w:shd w:fill="FDEDEC"/>
-            <w:tcMar>
-              <w:top w:w="22" w:type="dxa"/>
-              <w:bottom w:w="22" w:type="dxa"/>
-              <w:left w:w="30" w:type="dxa"/>
-              <w:right w:w="30" w:type="dxa"/>
-            </w:tcMar>
-          </w:tcPr>
-          <w:p>
-            <w:pPr>
-              <w:jc w:val="center"/>
-            </w:pPr>
-            <w:r>
-              <w:rPr>
-                <w:b/>
-                <w:sz w:val="20"/>
+                <w:sz w:val="18"/>
               </w:rPr>
               <w:t>2.33</w:t>
             </w:r>
@@ -1931,10 +3122,10 @@
             <w:tcW w:w="1503" w:type="dxa"/>
             <w:shd w:fill="F9F9F9"/>
             <w:tcMar>
-              <w:top w:w="22" w:type="dxa"/>
-              <w:bottom w:w="22" w:type="dxa"/>
-              <w:left w:w="30" w:type="dxa"/>
-              <w:right w:w="30" w:type="dxa"/>
+              <w:top w:w="4" w:type="dxa"/>
+              <w:bottom w:w="4" w:type="dxa"/>
+              <w:left w:w="20" w:type="dxa"/>
+              <w:right w:w="20" w:type="dxa"/>
             </w:tcMar>
           </w:tcPr>
           <w:p>
@@ -1943,9 +3134,9 @@
             </w:pPr>
             <w:r>
               <w:rPr>
-                <w:sz w:val="20"/>
+                <w:sz w:val="18"/>
               </w:rPr>
-              <w:t>4</w:t>
+              <w:t>10</w:t>
             </w:r>
           </w:p>
         </w:tc>
@@ -1954,10 +3145,10 @@
             <w:tcW w:w="1503" w:type="dxa"/>
             <w:shd w:fill="F9F9F9"/>
             <w:tcMar>
-              <w:top w:w="22" w:type="dxa"/>
-              <w:bottom w:w="22" w:type="dxa"/>
-              <w:left w:w="30" w:type="dxa"/>
-              <w:right w:w="30" w:type="dxa"/>
+              <w:top w:w="4" w:type="dxa"/>
+              <w:bottom w:w="4" w:type="dxa"/>
+              <w:left w:w="20" w:type="dxa"/>
+              <w:right w:w="20" w:type="dxa"/>
             </w:tcMar>
           </w:tcPr>
           <w:p>
@@ -1966,9 +3157,9 @@
             </w:pPr>
             <w:r>
               <w:rPr>
-                <w:sz w:val="20"/>
+                <w:sz w:val="18"/>
               </w:rPr>
-              <w:t>20</w:t>
+              <w:t>323</w:t>
             </w:r>
           </w:p>
         </w:tc>
@@ -1977,18 +3168,18 @@
             <w:tcW w:w="1503" w:type="dxa"/>
             <w:shd w:fill="F9F9F9"/>
             <w:tcMar>
-              <w:top w:w="22" w:type="dxa"/>
-              <w:bottom w:w="22" w:type="dxa"/>
-              <w:left w:w="30" w:type="dxa"/>
-              <w:right w:w="30" w:type="dxa"/>
+              <w:top w:w="4" w:type="dxa"/>
+              <w:bottom w:w="4" w:type="dxa"/>
+              <w:left w:w="20" w:type="dxa"/>
+              <w:right w:w="20" w:type="dxa"/>
             </w:tcMar>
           </w:tcPr>
           <w:p>
             <w:r>
               <w:rPr>
-                <w:sz w:val="20"/>
+                <w:sz w:val="18"/>
               </w:rPr>
-              <w:t>Nesri̇n Doğa Ber</w:t>
+              <w:t>Zahi̇de Gölükcü</w:t>
             </w:r>
           </w:p>
         </w:tc>
@@ -1997,10 +3188,10 @@
             <w:tcW w:w="1503" w:type="dxa"/>
             <w:shd w:fill="F9F9F9"/>
             <w:tcMar>
-              <w:top w:w="22" w:type="dxa"/>
-              <w:bottom w:w="22" w:type="dxa"/>
-              <w:left w:w="30" w:type="dxa"/>
-              <w:right w:w="30" w:type="dxa"/>
+              <w:top w:w="4" w:type="dxa"/>
+              <w:bottom w:w="4" w:type="dxa"/>
+              <w:left w:w="20" w:type="dxa"/>
+              <w:right w:w="20" w:type="dxa"/>
             </w:tcMar>
           </w:tcPr>
           <w:p>
@@ -2009,9 +3200,9 @@
             </w:pPr>
             <w:r>
               <w:rPr>
-                <w:sz w:val="20"/>
+                <w:sz w:val="18"/>
               </w:rPr>
-              <w:t>14/6/0</w:t>
+              <w:t>12/5/3</w:t>
             </w:r>
           </w:p>
         </w:tc>
@@ -2020,10 +3211,10 @@
             <w:tcW w:w="1503" w:type="dxa"/>
             <w:shd w:fill="F9F9F9"/>
             <w:tcMar>
-              <w:top w:w="22" w:type="dxa"/>
-              <w:bottom w:w="22" w:type="dxa"/>
-              <w:left w:w="30" w:type="dxa"/>
-              <w:right w:w="30" w:type="dxa"/>
+              <w:top w:w="4" w:type="dxa"/>
+              <w:bottom w:w="4" w:type="dxa"/>
+              <w:left w:w="20" w:type="dxa"/>
+              <w:right w:w="20" w:type="dxa"/>
             </w:tcMar>
           </w:tcPr>
           <w:p>
@@ -2033,9 +3224,9 @@
             <w:r>
               <w:rPr>
                 <w:b/>
-                <w:sz w:val="20"/>
+                <w:sz w:val="18"/>
               </w:rPr>
-              <w:t>12.00</w:t>
+              <w:t>10.33</w:t>
             </w:r>
           </w:p>
         </w:tc>
@@ -2044,10 +3235,10 @@
             <w:tcW w:w="1503" w:type="dxa"/>
             <w:shd w:fill="FDEDEC"/>
             <w:tcMar>
-              <w:top w:w="22" w:type="dxa"/>
-              <w:bottom w:w="22" w:type="dxa"/>
-              <w:left w:w="30" w:type="dxa"/>
-              <w:right w:w="30" w:type="dxa"/>
+              <w:top w:w="4" w:type="dxa"/>
+              <w:bottom w:w="4" w:type="dxa"/>
+              <w:left w:w="20" w:type="dxa"/>
+              <w:right w:w="20" w:type="dxa"/>
             </w:tcMar>
           </w:tcPr>
           <w:p>
@@ -2056,9 +3247,9 @@
             </w:pPr>
             <w:r>
               <w:rPr>
-                <w:sz w:val="20"/>
+                <w:sz w:val="18"/>
               </w:rPr>
-              <w:t>18</w:t>
+              <w:t>24</w:t>
             </w:r>
           </w:p>
         </w:tc>
@@ -2067,10 +3258,10 @@
             <w:tcW w:w="1503" w:type="dxa"/>
             <w:shd w:fill="FDEDEC"/>
             <w:tcMar>
-              <w:top w:w="22" w:type="dxa"/>
-              <w:bottom w:w="22" w:type="dxa"/>
-              <w:left w:w="30" w:type="dxa"/>
-              <w:right w:w="30" w:type="dxa"/>
+              <w:top w:w="4" w:type="dxa"/>
+              <w:bottom w:w="4" w:type="dxa"/>
+              <w:left w:w="20" w:type="dxa"/>
+              <w:right w:w="20" w:type="dxa"/>
             </w:tcMar>
           </w:tcPr>
           <w:p>
@@ -2079,7 +3270,235 @@
             </w:pPr>
             <w:r>
               <w:rPr>
-                <w:sz w:val="20"/>
+                <w:sz w:val="18"/>
+              </w:rPr>
+              <w:t>227</w:t>
+            </w:r>
+          </w:p>
+        </w:tc>
+        <w:tc>
+          <w:tcPr>
+            <w:tcW w:w="1503" w:type="dxa"/>
+            <w:shd w:fill="FDEDEC"/>
+            <w:tcMar>
+              <w:top w:w="4" w:type="dxa"/>
+              <w:bottom w:w="4" w:type="dxa"/>
+              <w:left w:w="20" w:type="dxa"/>
+              <w:right w:w="20" w:type="dxa"/>
+            </w:tcMar>
+          </w:tcPr>
+          <w:p>
+            <w:r>
+              <w:rPr>
+                <w:sz w:val="18"/>
+              </w:rPr>
+              <w:t>Deri̇n Yilmaz</w:t>
+            </w:r>
+          </w:p>
+        </w:tc>
+        <w:tc>
+          <w:tcPr>
+            <w:tcW w:w="1503" w:type="dxa"/>
+            <w:shd w:fill="FDEDEC"/>
+            <w:tcMar>
+              <w:top w:w="4" w:type="dxa"/>
+              <w:bottom w:w="4" w:type="dxa"/>
+              <w:left w:w="20" w:type="dxa"/>
+              <w:right w:w="20" w:type="dxa"/>
+            </w:tcMar>
+          </w:tcPr>
+          <w:p>
+            <w:pPr>
+              <w:jc w:val="center"/>
+            </w:pPr>
+            <w:r>
+              <w:rPr>
+                <w:sz w:val="18"/>
+              </w:rPr>
+              <w:t>5/12/3</w:t>
+            </w:r>
+          </w:p>
+        </w:tc>
+        <w:tc>
+          <w:tcPr>
+            <w:tcW w:w="1503" w:type="dxa"/>
+            <w:shd w:fill="FDEDEC"/>
+            <w:tcMar>
+              <w:top w:w="4" w:type="dxa"/>
+              <w:bottom w:w="4" w:type="dxa"/>
+              <w:left w:w="20" w:type="dxa"/>
+              <w:right w:w="20" w:type="dxa"/>
+            </w:tcMar>
+          </w:tcPr>
+          <w:p>
+            <w:pPr>
+              <w:jc w:val="center"/>
+            </w:pPr>
+            <w:r>
+              <w:rPr>
+                <w:b/>
+                <w:sz w:val="18"/>
+              </w:rPr>
+              <w:t>1.00</w:t>
+            </w:r>
+          </w:p>
+        </w:tc>
+      </w:tr>
+      <w:tr>
+        <w:tc>
+          <w:tcPr>
+            <w:tcW w:w="1503" w:type="dxa"/>
+            <w:shd w:fill="FFFFFF"/>
+            <w:tcMar>
+              <w:top w:w="4" w:type="dxa"/>
+              <w:bottom w:w="4" w:type="dxa"/>
+              <w:left w:w="20" w:type="dxa"/>
+              <w:right w:w="20" w:type="dxa"/>
+            </w:tcMar>
+          </w:tcPr>
+          <w:p>
+            <w:pPr>
+              <w:jc w:val="center"/>
+            </w:pPr>
+            <w:r>
+              <w:rPr>
+                <w:sz w:val="18"/>
+              </w:rPr>
+              <w:t>11</w:t>
+            </w:r>
+          </w:p>
+        </w:tc>
+        <w:tc>
+          <w:tcPr>
+            <w:tcW w:w="1503" w:type="dxa"/>
+            <w:shd w:fill="FFFFFF"/>
+            <w:tcMar>
+              <w:top w:w="4" w:type="dxa"/>
+              <w:bottom w:w="4" w:type="dxa"/>
+              <w:left w:w="20" w:type="dxa"/>
+              <w:right w:w="20" w:type="dxa"/>
+            </w:tcMar>
+          </w:tcPr>
+          <w:p>
+            <w:pPr>
+              <w:jc w:val="center"/>
+            </w:pPr>
+            <w:r>
+              <w:rPr>
+                <w:sz w:val="18"/>
+              </w:rPr>
+              <w:t>229</w:t>
+            </w:r>
+          </w:p>
+        </w:tc>
+        <w:tc>
+          <w:tcPr>
+            <w:tcW w:w="1503" w:type="dxa"/>
+            <w:shd w:fill="FFFFFF"/>
+            <w:tcMar>
+              <w:top w:w="4" w:type="dxa"/>
+              <w:bottom w:w="4" w:type="dxa"/>
+              <w:left w:w="20" w:type="dxa"/>
+              <w:right w:w="20" w:type="dxa"/>
+            </w:tcMar>
+          </w:tcPr>
+          <w:p>
+            <w:r>
+              <w:rPr>
+                <w:sz w:val="18"/>
+              </w:rPr>
+              <w:t>Ni̇sanur Kayabey</w:t>
+            </w:r>
+          </w:p>
+        </w:tc>
+        <w:tc>
+          <w:tcPr>
+            <w:tcW w:w="1503" w:type="dxa"/>
+            <w:shd w:fill="FFFFFF"/>
+            <w:tcMar>
+              <w:top w:w="4" w:type="dxa"/>
+              <w:bottom w:w="4" w:type="dxa"/>
+              <w:left w:w="20" w:type="dxa"/>
+              <w:right w:w="20" w:type="dxa"/>
+            </w:tcMar>
+          </w:tcPr>
+          <w:p>
+            <w:pPr>
+              <w:jc w:val="center"/>
+            </w:pPr>
+            <w:r>
+              <w:rPr>
+                <w:sz w:val="18"/>
+              </w:rPr>
+              <w:t>11/6/3</w:t>
+            </w:r>
+          </w:p>
+        </w:tc>
+        <w:tc>
+          <w:tcPr>
+            <w:tcW w:w="1503" w:type="dxa"/>
+            <w:shd w:fill="FFFFFF"/>
+            <w:tcMar>
+              <w:top w:w="4" w:type="dxa"/>
+              <w:bottom w:w="4" w:type="dxa"/>
+              <w:left w:w="20" w:type="dxa"/>
+              <w:right w:w="20" w:type="dxa"/>
+            </w:tcMar>
+          </w:tcPr>
+          <w:p>
+            <w:pPr>
+              <w:jc w:val="center"/>
+            </w:pPr>
+            <w:r>
+              <w:rPr>
+                <w:b/>
+                <w:sz w:val="18"/>
+              </w:rPr>
+              <w:t>9.00</w:t>
+            </w:r>
+          </w:p>
+        </w:tc>
+        <w:tc>
+          <w:tcPr>
+            <w:tcW w:w="1503" w:type="dxa"/>
+            <w:shd w:fill="FDEDEC"/>
+            <w:tcMar>
+              <w:top w:w="4" w:type="dxa"/>
+              <w:bottom w:w="4" w:type="dxa"/>
+              <w:left w:w="20" w:type="dxa"/>
+              <w:right w:w="20" w:type="dxa"/>
+            </w:tcMar>
+          </w:tcPr>
+          <w:p>
+            <w:pPr>
+              <w:jc w:val="center"/>
+            </w:pPr>
+            <w:r>
+              <w:rPr>
+                <w:sz w:val="18"/>
+              </w:rPr>
+              <w:t>25</w:t>
+            </w:r>
+          </w:p>
+        </w:tc>
+        <w:tc>
+          <w:tcPr>
+            <w:tcW w:w="1503" w:type="dxa"/>
+            <w:shd w:fill="FDEDEC"/>
+            <w:tcMar>
+              <w:top w:w="4" w:type="dxa"/>
+              <w:bottom w:w="4" w:type="dxa"/>
+              <w:left w:w="20" w:type="dxa"/>
+              <w:right w:w="20" w:type="dxa"/>
+            </w:tcMar>
+          </w:tcPr>
+          <w:p>
+            <w:pPr>
+              <w:jc w:val="center"/>
+            </w:pPr>
+            <w:r>
+              <w:rPr>
+                <w:sz w:val="18"/>
               </w:rPr>
               <w:t>261</w:t>
             </w:r>
@@ -2090,16 +3509,16 @@
             <w:tcW w:w="1503" w:type="dxa"/>
             <w:shd w:fill="FDEDEC"/>
             <w:tcMar>
-              <w:top w:w="22" w:type="dxa"/>
-              <w:bottom w:w="22" w:type="dxa"/>
-              <w:left w:w="30" w:type="dxa"/>
-              <w:right w:w="30" w:type="dxa"/>
+              <w:top w:w="4" w:type="dxa"/>
+              <w:bottom w:w="4" w:type="dxa"/>
+              <w:left w:w="20" w:type="dxa"/>
+              <w:right w:w="20" w:type="dxa"/>
             </w:tcMar>
           </w:tcPr>
           <w:p>
             <w:r>
               <w:rPr>
-                <w:sz w:val="20"/>
+                <w:sz w:val="18"/>
               </w:rPr>
               <w:t>İpek Nur Usta</w:t>
             </w:r>
@@ -2110,10 +3529,10 @@
             <w:tcW w:w="1503" w:type="dxa"/>
             <w:shd w:fill="FDEDEC"/>
             <w:tcMar>
-              <w:top w:w="22" w:type="dxa"/>
-              <w:bottom w:w="22" w:type="dxa"/>
-              <w:left w:w="30" w:type="dxa"/>
-              <w:right w:w="30" w:type="dxa"/>
+              <w:top w:w="4" w:type="dxa"/>
+              <w:bottom w:w="4" w:type="dxa"/>
+              <w:left w:w="20" w:type="dxa"/>
+              <w:right w:w="20" w:type="dxa"/>
             </w:tcMar>
           </w:tcPr>
           <w:p>
@@ -2122,9 +3541,9 @@
             </w:pPr>
             <w:r>
               <w:rPr>
-                <w:sz w:val="20"/>
+                <w:sz w:val="18"/>
               </w:rPr>
-              <w:t>5/9/6</w:t>
+              <w:t>4/9/7</w:t>
             </w:r>
           </w:p>
         </w:tc>
@@ -2133,10 +3552,10 @@
             <w:tcW w:w="1503" w:type="dxa"/>
             <w:shd w:fill="FDEDEC"/>
             <w:tcMar>
-              <w:top w:w="22" w:type="dxa"/>
-              <w:bottom w:w="22" w:type="dxa"/>
-              <w:left w:w="30" w:type="dxa"/>
-              <w:right w:w="30" w:type="dxa"/>
+              <w:top w:w="4" w:type="dxa"/>
+              <w:bottom w:w="4" w:type="dxa"/>
+              <w:left w:w="20" w:type="dxa"/>
+              <w:right w:w="20" w:type="dxa"/>
             </w:tcMar>
           </w:tcPr>
           <w:p>
@@ -2146,9 +3565,237 @@
             <w:r>
               <w:rPr>
                 <w:b/>
-                <w:sz w:val="20"/>
+                <w:sz w:val="18"/>
               </w:rPr>
-              <w:t>2.00</w:t>
+              <w:t>1.00</w:t>
+            </w:r>
+          </w:p>
+        </w:tc>
+      </w:tr>
+      <w:tr>
+        <w:tc>
+          <w:tcPr>
+            <w:tcW w:w="1503" w:type="dxa"/>
+            <w:shd w:fill="F9F9F9"/>
+            <w:tcMar>
+              <w:top w:w="4" w:type="dxa"/>
+              <w:bottom w:w="4" w:type="dxa"/>
+              <w:left w:w="20" w:type="dxa"/>
+              <w:right w:w="20" w:type="dxa"/>
+            </w:tcMar>
+          </w:tcPr>
+          <w:p>
+            <w:pPr>
+              <w:jc w:val="center"/>
+            </w:pPr>
+            <w:r>
+              <w:rPr>
+                <w:sz w:val="18"/>
+              </w:rPr>
+              <w:t>12</w:t>
+            </w:r>
+          </w:p>
+        </w:tc>
+        <w:tc>
+          <w:tcPr>
+            <w:tcW w:w="1503" w:type="dxa"/>
+            <w:shd w:fill="F9F9F9"/>
+            <w:tcMar>
+              <w:top w:w="4" w:type="dxa"/>
+              <w:bottom w:w="4" w:type="dxa"/>
+              <w:left w:w="20" w:type="dxa"/>
+              <w:right w:w="20" w:type="dxa"/>
+            </w:tcMar>
+          </w:tcPr>
+          <w:p>
+            <w:pPr>
+              <w:jc w:val="center"/>
+            </w:pPr>
+            <w:r>
+              <w:rPr>
+                <w:sz w:val="18"/>
+              </w:rPr>
+              <w:t>258</w:t>
+            </w:r>
+          </w:p>
+        </w:tc>
+        <w:tc>
+          <w:tcPr>
+            <w:tcW w:w="1503" w:type="dxa"/>
+            <w:shd w:fill="F9F9F9"/>
+            <w:tcMar>
+              <w:top w:w="4" w:type="dxa"/>
+              <w:bottom w:w="4" w:type="dxa"/>
+              <w:left w:w="20" w:type="dxa"/>
+              <w:right w:w="20" w:type="dxa"/>
+            </w:tcMar>
+          </w:tcPr>
+          <w:p>
+            <w:r>
+              <w:rPr>
+                <w:sz w:val="18"/>
+              </w:rPr>
+              <w:t>Meryem Bozdemi̇r</w:t>
+            </w:r>
+          </w:p>
+        </w:tc>
+        <w:tc>
+          <w:tcPr>
+            <w:tcW w:w="1503" w:type="dxa"/>
+            <w:shd w:fill="F9F9F9"/>
+            <w:tcMar>
+              <w:top w:w="4" w:type="dxa"/>
+              <w:bottom w:w="4" w:type="dxa"/>
+              <w:left w:w="20" w:type="dxa"/>
+              <w:right w:w="20" w:type="dxa"/>
+            </w:tcMar>
+          </w:tcPr>
+          <w:p>
+            <w:pPr>
+              <w:jc w:val="center"/>
+            </w:pPr>
+            <w:r>
+              <w:rPr>
+                <w:sz w:val="18"/>
+              </w:rPr>
+              <w:t>9/6/5</w:t>
+            </w:r>
+          </w:p>
+        </w:tc>
+        <w:tc>
+          <w:tcPr>
+            <w:tcW w:w="1503" w:type="dxa"/>
+            <w:shd w:fill="F9F9F9"/>
+            <w:tcMar>
+              <w:top w:w="4" w:type="dxa"/>
+              <w:bottom w:w="4" w:type="dxa"/>
+              <w:left w:w="20" w:type="dxa"/>
+              <w:right w:w="20" w:type="dxa"/>
+            </w:tcMar>
+          </w:tcPr>
+          <w:p>
+            <w:pPr>
+              <w:jc w:val="center"/>
+            </w:pPr>
+            <w:r>
+              <w:rPr>
+                <w:b/>
+                <w:sz w:val="18"/>
+              </w:rPr>
+              <w:t>7.00</w:t>
+            </w:r>
+          </w:p>
+        </w:tc>
+        <w:tc>
+          <w:tcPr>
+            <w:tcW w:w="1503" w:type="dxa"/>
+            <w:shd w:fill="FDEDEC"/>
+            <w:tcMar>
+              <w:top w:w="4" w:type="dxa"/>
+              <w:bottom w:w="4" w:type="dxa"/>
+              <w:left w:w="20" w:type="dxa"/>
+              <w:right w:w="20" w:type="dxa"/>
+            </w:tcMar>
+          </w:tcPr>
+          <w:p>
+            <w:pPr>
+              <w:jc w:val="center"/>
+            </w:pPr>
+            <w:r>
+              <w:rPr>
+                <w:sz w:val="18"/>
+              </w:rPr>
+              <w:t>26</w:t>
+            </w:r>
+          </w:p>
+        </w:tc>
+        <w:tc>
+          <w:tcPr>
+            <w:tcW w:w="1503" w:type="dxa"/>
+            <w:shd w:fill="FDEDEC"/>
+            <w:tcMar>
+              <w:top w:w="4" w:type="dxa"/>
+              <w:bottom w:w="4" w:type="dxa"/>
+              <w:left w:w="20" w:type="dxa"/>
+              <w:right w:w="20" w:type="dxa"/>
+            </w:tcMar>
+          </w:tcPr>
+          <w:p>
+            <w:pPr>
+              <w:jc w:val="center"/>
+            </w:pPr>
+            <w:r>
+              <w:rPr>
+                <w:sz w:val="18"/>
+              </w:rPr>
+              <w:t>247</w:t>
+            </w:r>
+          </w:p>
+        </w:tc>
+        <w:tc>
+          <w:tcPr>
+            <w:tcW w:w="1503" w:type="dxa"/>
+            <w:shd w:fill="FDEDEC"/>
+            <w:tcMar>
+              <w:top w:w="4" w:type="dxa"/>
+              <w:bottom w:w="4" w:type="dxa"/>
+              <w:left w:w="20" w:type="dxa"/>
+              <w:right w:w="20" w:type="dxa"/>
+            </w:tcMar>
+          </w:tcPr>
+          <w:p>
+            <w:r>
+              <w:rPr>
+                <w:sz w:val="18"/>
+              </w:rPr>
+              <w:t>Zehra Şenel</w:t>
+            </w:r>
+          </w:p>
+        </w:tc>
+        <w:tc>
+          <w:tcPr>
+            <w:tcW w:w="1503" w:type="dxa"/>
+            <w:shd w:fill="FDEDEC"/>
+            <w:tcMar>
+              <w:top w:w="4" w:type="dxa"/>
+              <w:bottom w:w="4" w:type="dxa"/>
+              <w:left w:w="20" w:type="dxa"/>
+              <w:right w:w="20" w:type="dxa"/>
+            </w:tcMar>
+          </w:tcPr>
+          <w:p>
+            <w:pPr>
+              <w:jc w:val="center"/>
+            </w:pPr>
+            <w:r>
+              <w:rPr>
+                <w:sz w:val="18"/>
+              </w:rPr>
+              <w:t>3/6/11</w:t>
+            </w:r>
+          </w:p>
+        </w:tc>
+        <w:tc>
+          <w:tcPr>
+            <w:tcW w:w="1503" w:type="dxa"/>
+            <w:shd w:fill="FDEDEC"/>
+            <w:tcMar>
+              <w:top w:w="4" w:type="dxa"/>
+              <w:bottom w:w="4" w:type="dxa"/>
+              <w:left w:w="20" w:type="dxa"/>
+              <w:right w:w="20" w:type="dxa"/>
+            </w:tcMar>
+          </w:tcPr>
+          <w:p>
+            <w:pPr>
+              <w:jc w:val="center"/>
+            </w:pPr>
+            <w:r>
+              <w:rPr>
+                <w:b/>
+                <w:sz w:val="18"/>
+              </w:rPr>
+              <w:t>1.00</w:t>
             </w:r>
           </w:p>
         </w:tc>
@@ -2159,10 +3806,10 @@
             <w:tcW w:w="1503" w:type="dxa"/>
             <w:shd w:fill="FFFFFF"/>
             <w:tcMar>
-              <w:top w:w="22" w:type="dxa"/>
-              <w:bottom w:w="22" w:type="dxa"/>
-              <w:left w:w="30" w:type="dxa"/>
-              <w:right w:w="30" w:type="dxa"/>
+              <w:top w:w="4" w:type="dxa"/>
+              <w:bottom w:w="4" w:type="dxa"/>
+              <w:left w:w="20" w:type="dxa"/>
+              <w:right w:w="20" w:type="dxa"/>
             </w:tcMar>
           </w:tcPr>
           <w:p>
@@ -2171,9 +3818,9 @@
             </w:pPr>
             <w:r>
               <w:rPr>
-                <w:sz w:val="20"/>
+                <w:sz w:val="18"/>
               </w:rPr>
-              <w:t>5</w:t>
+              <w:t>13</w:t>
             </w:r>
           </w:p>
         </w:tc>
@@ -2182,10 +3829,10 @@
             <w:tcW w:w="1503" w:type="dxa"/>
             <w:shd w:fill="FFFFFF"/>
             <w:tcMar>
-              <w:top w:w="22" w:type="dxa"/>
-              <w:bottom w:w="22" w:type="dxa"/>
-              <w:left w:w="30" w:type="dxa"/>
-              <w:right w:w="30" w:type="dxa"/>
+              <w:top w:w="4" w:type="dxa"/>
+              <w:bottom w:w="4" w:type="dxa"/>
+              <w:left w:w="20" w:type="dxa"/>
+              <w:right w:w="20" w:type="dxa"/>
             </w:tcMar>
           </w:tcPr>
           <w:p>
@@ -2194,9 +3841,9 @@
             </w:pPr>
             <w:r>
               <w:rPr>
-                <w:sz w:val="20"/>
+                <w:sz w:val="18"/>
               </w:rPr>
-              <w:t>292</w:t>
+              <w:t>225</w:t>
             </w:r>
           </w:p>
         </w:tc>
@@ -2205,18 +3852,18 @@
             <w:tcW w:w="1503" w:type="dxa"/>
             <w:shd w:fill="FFFFFF"/>
             <w:tcMar>
-              <w:top w:w="22" w:type="dxa"/>
-              <w:bottom w:w="22" w:type="dxa"/>
-              <w:left w:w="30" w:type="dxa"/>
-              <w:right w:w="30" w:type="dxa"/>
+              <w:top w:w="4" w:type="dxa"/>
+              <w:bottom w:w="4" w:type="dxa"/>
+              <w:left w:w="20" w:type="dxa"/>
+              <w:right w:w="20" w:type="dxa"/>
             </w:tcMar>
           </w:tcPr>
           <w:p>
             <w:r>
               <w:rPr>
-                <w:sz w:val="20"/>
+                <w:sz w:val="18"/>
               </w:rPr>
-              <w:t>Hali̇t Eren Hatu</w:t>
+              <w:t>Ilgin Kara</w:t>
             </w:r>
           </w:p>
         </w:tc>
@@ -2225,10 +3872,10 @@
             <w:tcW w:w="1503" w:type="dxa"/>
             <w:shd w:fill="FFFFFF"/>
             <w:tcMar>
-              <w:top w:w="22" w:type="dxa"/>
-              <w:bottom w:w="22" w:type="dxa"/>
-              <w:left w:w="30" w:type="dxa"/>
-              <w:right w:w="30" w:type="dxa"/>
+              <w:top w:w="4" w:type="dxa"/>
+              <w:bottom w:w="4" w:type="dxa"/>
+              <w:left w:w="20" w:type="dxa"/>
+              <w:right w:w="20" w:type="dxa"/>
             </w:tcMar>
           </w:tcPr>
           <w:p>
@@ -2237,9 +3884,9 @@
             </w:pPr>
             <w:r>
               <w:rPr>
-                <w:sz w:val="20"/>
+                <w:sz w:val="18"/>
               </w:rPr>
-              <w:t>9/3/8</w:t>
+              <w:t>9/7/4</w:t>
             </w:r>
           </w:p>
         </w:tc>
@@ -2248,10 +3895,10 @@
             <w:tcW w:w="1503" w:type="dxa"/>
             <w:shd w:fill="FFFFFF"/>
             <w:tcMar>
-              <w:top w:w="22" w:type="dxa"/>
-              <w:bottom w:w="22" w:type="dxa"/>
-              <w:left w:w="30" w:type="dxa"/>
-              <w:right w:w="30" w:type="dxa"/>
+              <w:top w:w="4" w:type="dxa"/>
+              <w:bottom w:w="4" w:type="dxa"/>
+              <w:left w:w="20" w:type="dxa"/>
+              <w:right w:w="20" w:type="dxa"/>
             </w:tcMar>
           </w:tcPr>
           <w:p>
@@ -2261,9 +3908,9 @@
             <w:r>
               <w:rPr>
                 <w:b/>
-                <w:sz w:val="20"/>
+                <w:sz w:val="18"/>
               </w:rPr>
-              <w:t>8.00</w:t>
+              <w:t>6.67</w:t>
             </w:r>
           </w:p>
         </w:tc>
@@ -2272,10 +3919,10 @@
             <w:tcW w:w="1503" w:type="dxa"/>
             <w:shd w:fill="FDEDEC"/>
             <w:tcMar>
-              <w:top w:w="22" w:type="dxa"/>
-              <w:bottom w:w="22" w:type="dxa"/>
-              <w:left w:w="30" w:type="dxa"/>
-              <w:right w:w="30" w:type="dxa"/>
+              <w:top w:w="4" w:type="dxa"/>
+              <w:bottom w:w="4" w:type="dxa"/>
+              <w:left w:w="20" w:type="dxa"/>
+              <w:right w:w="20" w:type="dxa"/>
             </w:tcMar>
           </w:tcPr>
           <w:p>
@@ -2284,9 +3931,9 @@
             </w:pPr>
             <w:r>
               <w:rPr>
-                <w:sz w:val="20"/>
+                <w:sz w:val="18"/>
               </w:rPr>
-              <w:t>19</w:t>
+              <w:t>27</w:t>
             </w:r>
           </w:p>
         </w:tc>
@@ -2295,10 +3942,10 @@
             <w:tcW w:w="1503" w:type="dxa"/>
             <w:shd w:fill="FDEDEC"/>
             <w:tcMar>
-              <w:top w:w="22" w:type="dxa"/>
-              <w:bottom w:w="22" w:type="dxa"/>
-              <w:left w:w="30" w:type="dxa"/>
-              <w:right w:w="30" w:type="dxa"/>
+              <w:top w:w="4" w:type="dxa"/>
+              <w:bottom w:w="4" w:type="dxa"/>
+              <w:left w:w="20" w:type="dxa"/>
+              <w:right w:w="20" w:type="dxa"/>
             </w:tcMar>
           </w:tcPr>
           <w:p>
@@ -2307,9 +3954,9 @@
             </w:pPr>
             <w:r>
               <w:rPr>
-                <w:sz w:val="20"/>
+                <w:sz w:val="18"/>
               </w:rPr>
-              <w:t>258</w:t>
+              <w:t>379</w:t>
             </w:r>
           </w:p>
         </w:tc>
@@ -2318,18 +3965,18 @@
             <w:tcW w:w="1503" w:type="dxa"/>
             <w:shd w:fill="FDEDEC"/>
             <w:tcMar>
-              <w:top w:w="22" w:type="dxa"/>
-              <w:bottom w:w="22" w:type="dxa"/>
-              <w:left w:w="30" w:type="dxa"/>
-              <w:right w:w="30" w:type="dxa"/>
+              <w:top w:w="4" w:type="dxa"/>
+              <w:bottom w:w="4" w:type="dxa"/>
+              <w:left w:w="20" w:type="dxa"/>
+              <w:right w:w="20" w:type="dxa"/>
             </w:tcMar>
           </w:tcPr>
           <w:p>
             <w:r>
               <w:rPr>
-                <w:sz w:val="20"/>
+                <w:sz w:val="18"/>
               </w:rPr>
-              <w:t>Meryem Bozdemi̇r</w:t>
+              <w:t>Çinar Efe Gi̇rgi</w:t>
             </w:r>
           </w:p>
         </w:tc>
@@ -2338,10 +3985,10 @@
             <w:tcW w:w="1503" w:type="dxa"/>
             <w:shd w:fill="FDEDEC"/>
             <w:tcMar>
-              <w:top w:w="22" w:type="dxa"/>
-              <w:bottom w:w="22" w:type="dxa"/>
-              <w:left w:w="30" w:type="dxa"/>
-              <w:right w:w="30" w:type="dxa"/>
+              <w:top w:w="4" w:type="dxa"/>
+              <w:bottom w:w="4" w:type="dxa"/>
+              <w:left w:w="20" w:type="dxa"/>
+              <w:right w:w="20" w:type="dxa"/>
             </w:tcMar>
           </w:tcPr>
           <w:p>
@@ -2350,9 +3997,9 @@
             </w:pPr>
             <w:r>
               <w:rPr>
-                <w:sz w:val="20"/>
+                <w:sz w:val="18"/>
               </w:rPr>
-              <w:t>4/6/10</w:t>
+              <w:t>5/15/0</w:t>
             </w:r>
           </w:p>
         </w:tc>
@@ -2361,10 +4008,10 @@
             <w:tcW w:w="1503" w:type="dxa"/>
             <w:shd w:fill="FDEDEC"/>
             <w:tcMar>
-              <w:top w:w="22" w:type="dxa"/>
-              <w:bottom w:w="22" w:type="dxa"/>
-              <w:left w:w="30" w:type="dxa"/>
-              <w:right w:w="30" w:type="dxa"/>
+              <w:top w:w="4" w:type="dxa"/>
+              <w:bottom w:w="4" w:type="dxa"/>
+              <w:left w:w="20" w:type="dxa"/>
+              <w:right w:w="20" w:type="dxa"/>
             </w:tcMar>
           </w:tcPr>
           <w:p>
@@ -2374,9 +4021,9 @@
             <w:r>
               <w:rPr>
                 <w:b/>
-                <w:sz w:val="20"/>
+                <w:sz w:val="18"/>
               </w:rPr>
-              <w:t>2.00</w:t>
+              <w:t>0.00</w:t>
             </w:r>
           </w:p>
         </w:tc>
@@ -2387,10 +4034,10 @@
             <w:tcW w:w="1503" w:type="dxa"/>
             <w:shd w:fill="F9F9F9"/>
             <w:tcMar>
-              <w:top w:w="22" w:type="dxa"/>
-              <w:bottom w:w="22" w:type="dxa"/>
-              <w:left w:w="30" w:type="dxa"/>
-              <w:right w:w="30" w:type="dxa"/>
+              <w:top w:w="4" w:type="dxa"/>
+              <w:bottom w:w="4" w:type="dxa"/>
+              <w:left w:w="20" w:type="dxa"/>
+              <w:right w:w="20" w:type="dxa"/>
             </w:tcMar>
           </w:tcPr>
           <w:p>
@@ -2399,9 +4046,9 @@
             </w:pPr>
             <w:r>
               <w:rPr>
-                <w:sz w:val="20"/>
+                <w:sz w:val="18"/>
               </w:rPr>
-              <w:t>6</w:t>
+              <w:t>14</w:t>
             </w:r>
           </w:p>
         </w:tc>
@@ -2410,10 +4057,10 @@
             <w:tcW w:w="1503" w:type="dxa"/>
             <w:shd w:fill="F9F9F9"/>
             <w:tcMar>
-              <w:top w:w="22" w:type="dxa"/>
-              <w:bottom w:w="22" w:type="dxa"/>
-              <w:left w:w="30" w:type="dxa"/>
-              <w:right w:w="30" w:type="dxa"/>
+              <w:top w:w="4" w:type="dxa"/>
+              <w:bottom w:w="4" w:type="dxa"/>
+              <w:left w:w="20" w:type="dxa"/>
+              <w:right w:w="20" w:type="dxa"/>
             </w:tcMar>
           </w:tcPr>
           <w:p>
@@ -2422,9 +4069,9 @@
             </w:pPr>
             <w:r>
               <w:rPr>
-                <w:sz w:val="20"/>
+                <w:sz w:val="18"/>
               </w:rPr>
-              <w:t>245</w:t>
+              <w:t>386</w:t>
             </w:r>
           </w:p>
         </w:tc>
@@ -2433,18 +4080,18 @@
             <w:tcW w:w="1503" w:type="dxa"/>
             <w:shd w:fill="F9F9F9"/>
             <w:tcMar>
-              <w:top w:w="22" w:type="dxa"/>
-              <w:bottom w:w="22" w:type="dxa"/>
-              <w:left w:w="30" w:type="dxa"/>
-              <w:right w:w="30" w:type="dxa"/>
+              <w:top w:w="4" w:type="dxa"/>
+              <w:bottom w:w="4" w:type="dxa"/>
+              <w:left w:w="20" w:type="dxa"/>
+              <w:right w:w="20" w:type="dxa"/>
             </w:tcMar>
           </w:tcPr>
           <w:p>
             <w:r>
               <w:rPr>
-                <w:sz w:val="20"/>
+                <w:sz w:val="18"/>
               </w:rPr>
-              <w:t>Tuna Koç</w:t>
+              <w:t>Kuzey Can</w:t>
             </w:r>
           </w:p>
         </w:tc>
@@ -2453,10 +4100,10 @@
             <w:tcW w:w="1503" w:type="dxa"/>
             <w:shd w:fill="F9F9F9"/>
             <w:tcMar>
-              <w:top w:w="22" w:type="dxa"/>
-              <w:bottom w:w="22" w:type="dxa"/>
-              <w:left w:w="30" w:type="dxa"/>
-              <w:right w:w="30" w:type="dxa"/>
+              <w:top w:w="4" w:type="dxa"/>
+              <w:bottom w:w="4" w:type="dxa"/>
+              <w:left w:w="20" w:type="dxa"/>
+              <w:right w:w="20" w:type="dxa"/>
             </w:tcMar>
           </w:tcPr>
           <w:p>
@@ -2465,9 +4112,9 @@
             </w:pPr>
             <w:r>
               <w:rPr>
-                <w:sz w:val="20"/>
+                <w:sz w:val="18"/>
               </w:rPr>
-              <w:t>9/5/6</w:t>
+              <w:t>8/5/7</w:t>
             </w:r>
           </w:p>
         </w:tc>
@@ -2476,10 +4123,10 @@
             <w:tcW w:w="1503" w:type="dxa"/>
             <w:shd w:fill="F9F9F9"/>
             <w:tcMar>
-              <w:top w:w="22" w:type="dxa"/>
-              <w:bottom w:w="22" w:type="dxa"/>
-              <w:left w:w="30" w:type="dxa"/>
-              <w:right w:w="30" w:type="dxa"/>
+              <w:top w:w="4" w:type="dxa"/>
+              <w:bottom w:w="4" w:type="dxa"/>
+              <w:left w:w="20" w:type="dxa"/>
+              <w:right w:w="20" w:type="dxa"/>
             </w:tcMar>
           </w:tcPr>
           <w:p>
@@ -2489,691 +4136,7 @@
             <w:r>
               <w:rPr>
                 <w:b/>
-                <w:sz w:val="20"/>
-              </w:rPr>
-              <w:t>7.33</w:t>
-            </w:r>
-          </w:p>
-        </w:tc>
-        <w:tc>
-          <w:tcPr>
-            <w:tcW w:w="1503" w:type="dxa"/>
-            <w:shd w:fill="FDEDEC"/>
-            <w:tcMar>
-              <w:top w:w="22" w:type="dxa"/>
-              <w:bottom w:w="22" w:type="dxa"/>
-              <w:left w:w="30" w:type="dxa"/>
-              <w:right w:w="30" w:type="dxa"/>
-            </w:tcMar>
-          </w:tcPr>
-          <w:p>
-            <w:pPr>
-              <w:jc w:val="center"/>
-            </w:pPr>
-            <w:r>
-              <w:rPr>
-                <w:sz w:val="20"/>
-              </w:rPr>
-              <w:t>20</w:t>
-            </w:r>
-          </w:p>
-        </w:tc>
-        <w:tc>
-          <w:tcPr>
-            <w:tcW w:w="1503" w:type="dxa"/>
-            <w:shd w:fill="FDEDEC"/>
-            <w:tcMar>
-              <w:top w:w="22" w:type="dxa"/>
-              <w:bottom w:w="22" w:type="dxa"/>
-              <w:left w:w="30" w:type="dxa"/>
-              <w:right w:w="30" w:type="dxa"/>
-            </w:tcMar>
-          </w:tcPr>
-          <w:p>
-            <w:pPr>
-              <w:jc w:val="center"/>
-            </w:pPr>
-            <w:r>
-              <w:rPr>
-                <w:sz w:val="20"/>
-              </w:rPr>
-              <w:t>225</w:t>
-            </w:r>
-          </w:p>
-        </w:tc>
-        <w:tc>
-          <w:tcPr>
-            <w:tcW w:w="1503" w:type="dxa"/>
-            <w:shd w:fill="FDEDEC"/>
-            <w:tcMar>
-              <w:top w:w="22" w:type="dxa"/>
-              <w:bottom w:w="22" w:type="dxa"/>
-              <w:left w:w="30" w:type="dxa"/>
-              <w:right w:w="30" w:type="dxa"/>
-            </w:tcMar>
-          </w:tcPr>
-          <w:p>
-            <w:r>
-              <w:rPr>
-                <w:sz w:val="20"/>
-              </w:rPr>
-              <w:t>Ilgin Kara</w:t>
-            </w:r>
-          </w:p>
-        </w:tc>
-        <w:tc>
-          <w:tcPr>
-            <w:tcW w:w="1503" w:type="dxa"/>
-            <w:shd w:fill="FDEDEC"/>
-            <w:tcMar>
-              <w:top w:w="22" w:type="dxa"/>
-              <w:bottom w:w="22" w:type="dxa"/>
-              <w:left w:w="30" w:type="dxa"/>
-              <w:right w:w="30" w:type="dxa"/>
-            </w:tcMar>
-          </w:tcPr>
-          <w:p>
-            <w:pPr>
-              <w:jc w:val="center"/>
-            </w:pPr>
-            <w:r>
-              <w:rPr>
-                <w:sz w:val="20"/>
-              </w:rPr>
-              <w:t>4/6/10</w:t>
-            </w:r>
-          </w:p>
-        </w:tc>
-        <w:tc>
-          <w:tcPr>
-            <w:tcW w:w="1503" w:type="dxa"/>
-            <w:shd w:fill="FDEDEC"/>
-            <w:tcMar>
-              <w:top w:w="22" w:type="dxa"/>
-              <w:bottom w:w="22" w:type="dxa"/>
-              <w:left w:w="30" w:type="dxa"/>
-              <w:right w:w="30" w:type="dxa"/>
-            </w:tcMar>
-          </w:tcPr>
-          <w:p>
-            <w:pPr>
-              <w:jc w:val="center"/>
-            </w:pPr>
-            <w:r>
-              <w:rPr>
-                <w:b/>
-                <w:sz w:val="20"/>
-              </w:rPr>
-              <w:t>2.00</w:t>
-            </w:r>
-          </w:p>
-        </w:tc>
-      </w:tr>
-      <w:tr>
-        <w:tc>
-          <w:tcPr>
-            <w:tcW w:w="1503" w:type="dxa"/>
-            <w:shd w:fill="FFFFFF"/>
-            <w:tcMar>
-              <w:top w:w="22" w:type="dxa"/>
-              <w:bottom w:w="22" w:type="dxa"/>
-              <w:left w:w="30" w:type="dxa"/>
-              <w:right w:w="30" w:type="dxa"/>
-            </w:tcMar>
-          </w:tcPr>
-          <w:p>
-            <w:pPr>
-              <w:jc w:val="center"/>
-            </w:pPr>
-            <w:r>
-              <w:rPr>
-                <w:sz w:val="20"/>
-              </w:rPr>
-              <w:t>7</w:t>
-            </w:r>
-          </w:p>
-        </w:tc>
-        <w:tc>
-          <w:tcPr>
-            <w:tcW w:w="1503" w:type="dxa"/>
-            <w:shd w:fill="FFFFFF"/>
-            <w:tcMar>
-              <w:top w:w="22" w:type="dxa"/>
-              <w:bottom w:w="22" w:type="dxa"/>
-              <w:left w:w="30" w:type="dxa"/>
-              <w:right w:w="30" w:type="dxa"/>
-            </w:tcMar>
-          </w:tcPr>
-          <w:p>
-            <w:pPr>
-              <w:jc w:val="center"/>
-            </w:pPr>
-            <w:r>
-              <w:rPr>
-                <w:sz w:val="20"/>
-              </w:rPr>
-              <w:t>256</w:t>
-            </w:r>
-          </w:p>
-        </w:tc>
-        <w:tc>
-          <w:tcPr>
-            <w:tcW w:w="1503" w:type="dxa"/>
-            <w:shd w:fill="FFFFFF"/>
-            <w:tcMar>
-              <w:top w:w="22" w:type="dxa"/>
-              <w:bottom w:w="22" w:type="dxa"/>
-              <w:left w:w="30" w:type="dxa"/>
-              <w:right w:w="30" w:type="dxa"/>
-            </w:tcMar>
-          </w:tcPr>
-          <w:p>
-            <w:r>
-              <w:rPr>
-                <w:sz w:val="20"/>
-              </w:rPr>
-              <w:t>Beren Koç</w:t>
-            </w:r>
-          </w:p>
-        </w:tc>
-        <w:tc>
-          <w:tcPr>
-            <w:tcW w:w="1503" w:type="dxa"/>
-            <w:shd w:fill="FFFFFF"/>
-            <w:tcMar>
-              <w:top w:w="22" w:type="dxa"/>
-              <w:bottom w:w="22" w:type="dxa"/>
-              <w:left w:w="30" w:type="dxa"/>
-              <w:right w:w="30" w:type="dxa"/>
-            </w:tcMar>
-          </w:tcPr>
-          <w:p>
-            <w:pPr>
-              <w:jc w:val="center"/>
-            </w:pPr>
-            <w:r>
-              <w:rPr>
-                <w:sz w:val="20"/>
-              </w:rPr>
-              <w:t>9/7/4</w:t>
-            </w:r>
-          </w:p>
-        </w:tc>
-        <w:tc>
-          <w:tcPr>
-            <w:tcW w:w="1503" w:type="dxa"/>
-            <w:shd w:fill="FFFFFF"/>
-            <w:tcMar>
-              <w:top w:w="22" w:type="dxa"/>
-              <w:bottom w:w="22" w:type="dxa"/>
-              <w:left w:w="30" w:type="dxa"/>
-              <w:right w:w="30" w:type="dxa"/>
-            </w:tcMar>
-          </w:tcPr>
-          <w:p>
-            <w:pPr>
-              <w:jc w:val="center"/>
-            </w:pPr>
-            <w:r>
-              <w:rPr>
-                <w:b/>
-                <w:sz w:val="20"/>
-              </w:rPr>
-              <w:t>6.67</w:t>
-            </w:r>
-          </w:p>
-        </w:tc>
-        <w:tc>
-          <w:tcPr>
-            <w:tcW w:w="1503" w:type="dxa"/>
-            <w:shd w:fill="FDEDEC"/>
-            <w:tcMar>
-              <w:top w:w="22" w:type="dxa"/>
-              <w:bottom w:w="22" w:type="dxa"/>
-              <w:left w:w="30" w:type="dxa"/>
-              <w:right w:w="30" w:type="dxa"/>
-            </w:tcMar>
-          </w:tcPr>
-          <w:p>
-            <w:pPr>
-              <w:jc w:val="center"/>
-            </w:pPr>
-            <w:r>
-              <w:rPr>
-                <w:sz w:val="20"/>
-              </w:rPr>
-              <w:t>21</w:t>
-            </w:r>
-          </w:p>
-        </w:tc>
-        <w:tc>
-          <w:tcPr>
-            <w:tcW w:w="1503" w:type="dxa"/>
-            <w:shd w:fill="FDEDEC"/>
-            <w:tcMar>
-              <w:top w:w="22" w:type="dxa"/>
-              <w:bottom w:w="22" w:type="dxa"/>
-              <w:left w:w="30" w:type="dxa"/>
-              <w:right w:w="30" w:type="dxa"/>
-            </w:tcMar>
-          </w:tcPr>
-          <w:p>
-            <w:pPr>
-              <w:jc w:val="center"/>
-            </w:pPr>
-            <w:r>
-              <w:rPr>
-                <w:sz w:val="20"/>
-              </w:rPr>
-              <w:t>230</w:t>
-            </w:r>
-          </w:p>
-        </w:tc>
-        <w:tc>
-          <w:tcPr>
-            <w:tcW w:w="1503" w:type="dxa"/>
-            <w:shd w:fill="FDEDEC"/>
-            <w:tcMar>
-              <w:top w:w="22" w:type="dxa"/>
-              <w:bottom w:w="22" w:type="dxa"/>
-              <w:left w:w="30" w:type="dxa"/>
-              <w:right w:w="30" w:type="dxa"/>
-            </w:tcMar>
-          </w:tcPr>
-          <w:p>
-            <w:r>
-              <w:rPr>
-                <w:sz w:val="20"/>
-              </w:rPr>
-              <w:t>Kenan Emi̇r Yama</w:t>
-            </w:r>
-          </w:p>
-        </w:tc>
-        <w:tc>
-          <w:tcPr>
-            <w:tcW w:w="1503" w:type="dxa"/>
-            <w:shd w:fill="FDEDEC"/>
-            <w:tcMar>
-              <w:top w:w="22" w:type="dxa"/>
-              <w:bottom w:w="22" w:type="dxa"/>
-              <w:left w:w="30" w:type="dxa"/>
-              <w:right w:w="30" w:type="dxa"/>
-            </w:tcMar>
-          </w:tcPr>
-          <w:p>
-            <w:pPr>
-              <w:jc w:val="center"/>
-            </w:pPr>
-            <w:r>
-              <w:rPr>
-                <w:sz w:val="20"/>
-              </w:rPr>
-              <w:t>4/8/8</w:t>
-            </w:r>
-          </w:p>
-        </w:tc>
-        <w:tc>
-          <w:tcPr>
-            <w:tcW w:w="1503" w:type="dxa"/>
-            <w:shd w:fill="FDEDEC"/>
-            <w:tcMar>
-              <w:top w:w="22" w:type="dxa"/>
-              <w:bottom w:w="22" w:type="dxa"/>
-              <w:left w:w="30" w:type="dxa"/>
-              <w:right w:w="30" w:type="dxa"/>
-            </w:tcMar>
-          </w:tcPr>
-          <w:p>
-            <w:pPr>
-              <w:jc w:val="center"/>
-            </w:pPr>
-            <w:r>
-              <w:rPr>
-                <w:b/>
-                <w:sz w:val="20"/>
-              </w:rPr>
-              <w:t>1.33</w:t>
-            </w:r>
-          </w:p>
-        </w:tc>
-      </w:tr>
-      <w:tr>
-        <w:tc>
-          <w:tcPr>
-            <w:tcW w:w="1503" w:type="dxa"/>
-            <w:shd w:fill="F9F9F9"/>
-            <w:tcMar>
-              <w:top w:w="22" w:type="dxa"/>
-              <w:bottom w:w="22" w:type="dxa"/>
-              <w:left w:w="30" w:type="dxa"/>
-              <w:right w:w="30" w:type="dxa"/>
-            </w:tcMar>
-          </w:tcPr>
-          <w:p>
-            <w:pPr>
-              <w:jc w:val="center"/>
-            </w:pPr>
-            <w:r>
-              <w:rPr>
-                <w:sz w:val="20"/>
-              </w:rPr>
-              <w:t>8</w:t>
-            </w:r>
-          </w:p>
-        </w:tc>
-        <w:tc>
-          <w:tcPr>
-            <w:tcW w:w="1503" w:type="dxa"/>
-            <w:shd w:fill="F9F9F9"/>
-            <w:tcMar>
-              <w:top w:w="22" w:type="dxa"/>
-              <w:bottom w:w="22" w:type="dxa"/>
-              <w:left w:w="30" w:type="dxa"/>
-              <w:right w:w="30" w:type="dxa"/>
-            </w:tcMar>
-          </w:tcPr>
-          <w:p>
-            <w:pPr>
-              <w:jc w:val="center"/>
-            </w:pPr>
-            <w:r>
-              <w:rPr>
-                <w:sz w:val="20"/>
-              </w:rPr>
-              <w:t>117</w:t>
-            </w:r>
-          </w:p>
-        </w:tc>
-        <w:tc>
-          <w:tcPr>
-            <w:tcW w:w="1503" w:type="dxa"/>
-            <w:shd w:fill="F9F9F9"/>
-            <w:tcMar>
-              <w:top w:w="22" w:type="dxa"/>
-              <w:bottom w:w="22" w:type="dxa"/>
-              <w:left w:w="30" w:type="dxa"/>
-              <w:right w:w="30" w:type="dxa"/>
-            </w:tcMar>
-          </w:tcPr>
-          <w:p>
-            <w:r>
-              <w:rPr>
-                <w:sz w:val="20"/>
-              </w:rPr>
-              <w:t>Çağrihan Bengül</w:t>
-            </w:r>
-          </w:p>
-        </w:tc>
-        <w:tc>
-          <w:tcPr>
-            <w:tcW w:w="1503" w:type="dxa"/>
-            <w:shd w:fill="F9F9F9"/>
-            <w:tcMar>
-              <w:top w:w="22" w:type="dxa"/>
-              <w:bottom w:w="22" w:type="dxa"/>
-              <w:left w:w="30" w:type="dxa"/>
-              <w:right w:w="30" w:type="dxa"/>
-            </w:tcMar>
-          </w:tcPr>
-          <w:p>
-            <w:pPr>
-              <w:jc w:val="center"/>
-            </w:pPr>
-            <w:r>
-              <w:rPr>
-                <w:sz w:val="20"/>
-              </w:rPr>
-              <w:t>9/7/4</w:t>
-            </w:r>
-          </w:p>
-        </w:tc>
-        <w:tc>
-          <w:tcPr>
-            <w:tcW w:w="1503" w:type="dxa"/>
-            <w:shd w:fill="F9F9F9"/>
-            <w:tcMar>
-              <w:top w:w="22" w:type="dxa"/>
-              <w:bottom w:w="22" w:type="dxa"/>
-              <w:left w:w="30" w:type="dxa"/>
-              <w:right w:w="30" w:type="dxa"/>
-            </w:tcMar>
-          </w:tcPr>
-          <w:p>
-            <w:pPr>
-              <w:jc w:val="center"/>
-            </w:pPr>
-            <w:r>
-              <w:rPr>
-                <w:b/>
-                <w:sz w:val="20"/>
-              </w:rPr>
-              <w:t>6.67</w:t>
-            </w:r>
-          </w:p>
-        </w:tc>
-        <w:tc>
-          <w:tcPr>
-            <w:tcW w:w="1503" w:type="dxa"/>
-            <w:shd w:fill="FDEDEC"/>
-            <w:tcMar>
-              <w:top w:w="22" w:type="dxa"/>
-              <w:bottom w:w="22" w:type="dxa"/>
-              <w:left w:w="30" w:type="dxa"/>
-              <w:right w:w="30" w:type="dxa"/>
-            </w:tcMar>
-          </w:tcPr>
-          <w:p>
-            <w:pPr>
-              <w:jc w:val="center"/>
-            </w:pPr>
-            <w:r>
-              <w:rPr>
-                <w:sz w:val="20"/>
-              </w:rPr>
-              <w:t>22</w:t>
-            </w:r>
-          </w:p>
-        </w:tc>
-        <w:tc>
-          <w:tcPr>
-            <w:tcW w:w="1503" w:type="dxa"/>
-            <w:shd w:fill="FDEDEC"/>
-            <w:tcMar>
-              <w:top w:w="22" w:type="dxa"/>
-              <w:bottom w:w="22" w:type="dxa"/>
-              <w:left w:w="30" w:type="dxa"/>
-              <w:right w:w="30" w:type="dxa"/>
-            </w:tcMar>
-          </w:tcPr>
-          <w:p>
-            <w:pPr>
-              <w:jc w:val="center"/>
-            </w:pPr>
-            <w:r>
-              <w:rPr>
-                <w:sz w:val="20"/>
-              </w:rPr>
-              <w:t>386</w:t>
-            </w:r>
-          </w:p>
-        </w:tc>
-        <w:tc>
-          <w:tcPr>
-            <w:tcW w:w="1503" w:type="dxa"/>
-            <w:shd w:fill="FDEDEC"/>
-            <w:tcMar>
-              <w:top w:w="22" w:type="dxa"/>
-              <w:bottom w:w="22" w:type="dxa"/>
-              <w:left w:w="30" w:type="dxa"/>
-              <w:right w:w="30" w:type="dxa"/>
-            </w:tcMar>
-          </w:tcPr>
-          <w:p>
-            <w:r>
-              <w:rPr>
-                <w:sz w:val="20"/>
-              </w:rPr>
-              <w:t>Kuzey Can</w:t>
-            </w:r>
-          </w:p>
-        </w:tc>
-        <w:tc>
-          <w:tcPr>
-            <w:tcW w:w="1503" w:type="dxa"/>
-            <w:shd w:fill="FDEDEC"/>
-            <w:tcMar>
-              <w:top w:w="22" w:type="dxa"/>
-              <w:bottom w:w="22" w:type="dxa"/>
-              <w:left w:w="30" w:type="dxa"/>
-              <w:right w:w="30" w:type="dxa"/>
-            </w:tcMar>
-          </w:tcPr>
-          <w:p>
-            <w:pPr>
-              <w:jc w:val="center"/>
-            </w:pPr>
-            <w:r>
-              <w:rPr>
-                <w:sz w:val="20"/>
-              </w:rPr>
-              <w:t>3/5/12</w:t>
-            </w:r>
-          </w:p>
-        </w:tc>
-        <w:tc>
-          <w:tcPr>
-            <w:tcW w:w="1503" w:type="dxa"/>
-            <w:shd w:fill="FDEDEC"/>
-            <w:tcMar>
-              <w:top w:w="22" w:type="dxa"/>
-              <w:bottom w:w="22" w:type="dxa"/>
-              <w:left w:w="30" w:type="dxa"/>
-              <w:right w:w="30" w:type="dxa"/>
-            </w:tcMar>
-          </w:tcPr>
-          <w:p>
-            <w:pPr>
-              <w:jc w:val="center"/>
-            </w:pPr>
-            <w:r>
-              <w:rPr>
-                <w:b/>
-                <w:sz w:val="20"/>
-              </w:rPr>
-              <w:t>1.33</w:t>
-            </w:r>
-          </w:p>
-        </w:tc>
-      </w:tr>
-      <w:tr>
-        <w:tc>
-          <w:tcPr>
-            <w:tcW w:w="1503" w:type="dxa"/>
-            <w:shd w:fill="FFFFFF"/>
-            <w:tcMar>
-              <w:top w:w="22" w:type="dxa"/>
-              <w:bottom w:w="22" w:type="dxa"/>
-              <w:left w:w="30" w:type="dxa"/>
-              <w:right w:w="30" w:type="dxa"/>
-            </w:tcMar>
-          </w:tcPr>
-          <w:p>
-            <w:pPr>
-              <w:jc w:val="center"/>
-            </w:pPr>
-            <w:r>
-              <w:rPr>
-                <w:sz w:val="20"/>
-              </w:rPr>
-              <w:t>9</w:t>
-            </w:r>
-          </w:p>
-        </w:tc>
-        <w:tc>
-          <w:tcPr>
-            <w:tcW w:w="1503" w:type="dxa"/>
-            <w:shd w:fill="FFFFFF"/>
-            <w:tcMar>
-              <w:top w:w="22" w:type="dxa"/>
-              <w:bottom w:w="22" w:type="dxa"/>
-              <w:left w:w="30" w:type="dxa"/>
-              <w:right w:w="30" w:type="dxa"/>
-            </w:tcMar>
-          </w:tcPr>
-          <w:p>
-            <w:pPr>
-              <w:jc w:val="center"/>
-            </w:pPr>
-            <w:r>
-              <w:rPr>
-                <w:sz w:val="20"/>
-              </w:rPr>
-              <w:t>84</w:t>
-            </w:r>
-          </w:p>
-        </w:tc>
-        <w:tc>
-          <w:tcPr>
-            <w:tcW w:w="1503" w:type="dxa"/>
-            <w:shd w:fill="FFFFFF"/>
-            <w:tcMar>
-              <w:top w:w="22" w:type="dxa"/>
-              <w:bottom w:w="22" w:type="dxa"/>
-              <w:left w:w="30" w:type="dxa"/>
-              <w:right w:w="30" w:type="dxa"/>
-            </w:tcMar>
-          </w:tcPr>
-          <w:p>
-            <w:r>
-              <w:rPr>
-                <w:sz w:val="20"/>
-              </w:rPr>
-              <w:t>Kuzey Yusuf Uruk</w:t>
-            </w:r>
-          </w:p>
-        </w:tc>
-        <w:tc>
-          <w:tcPr>
-            <w:tcW w:w="1503" w:type="dxa"/>
-            <w:shd w:fill="FFFFFF"/>
-            <w:tcMar>
-              <w:top w:w="22" w:type="dxa"/>
-              <w:bottom w:w="22" w:type="dxa"/>
-              <w:left w:w="30" w:type="dxa"/>
-              <w:right w:w="30" w:type="dxa"/>
-            </w:tcMar>
-          </w:tcPr>
-          <w:p>
-            <w:pPr>
-              <w:jc w:val="center"/>
-            </w:pPr>
-            <w:r>
-              <w:rPr>
-                <w:sz w:val="20"/>
-              </w:rPr>
-              <w:t>9/8/3</w:t>
-            </w:r>
-          </w:p>
-        </w:tc>
-        <w:tc>
-          <w:tcPr>
-            <w:tcW w:w="1503" w:type="dxa"/>
-            <w:shd w:fill="FFFFFF"/>
-            <w:tcMar>
-              <w:top w:w="22" w:type="dxa"/>
-              <w:bottom w:w="22" w:type="dxa"/>
-              <w:left w:w="30" w:type="dxa"/>
-              <w:right w:w="30" w:type="dxa"/>
-            </w:tcMar>
-          </w:tcPr>
-          <w:p>
-            <w:pPr>
-              <w:jc w:val="center"/>
-            </w:pPr>
-            <w:r>
-              <w:rPr>
-                <w:b/>
-                <w:sz w:val="20"/>
+                <w:sz w:val="18"/>
               </w:rPr>
               <w:t>6.33</w:t>
             </w:r>
@@ -3184,10 +4147,10 @@
             <w:tcW w:w="1503" w:type="dxa"/>
             <w:shd w:fill="FDEDEC"/>
             <w:tcMar>
-              <w:top w:w="22" w:type="dxa"/>
-              <w:bottom w:w="22" w:type="dxa"/>
-              <w:left w:w="30" w:type="dxa"/>
-              <w:right w:w="30" w:type="dxa"/>
+              <w:top w:w="4" w:type="dxa"/>
+              <w:bottom w:w="4" w:type="dxa"/>
+              <w:left w:w="20" w:type="dxa"/>
+              <w:right w:w="20" w:type="dxa"/>
             </w:tcMar>
           </w:tcPr>
           <w:p>
@@ -3196,9 +4159,9 @@
             </w:pPr>
             <w:r>
               <w:rPr>
-                <w:sz w:val="20"/>
+                <w:sz w:val="18"/>
               </w:rPr>
-              <w:t>23</w:t>
+              <w:t>28</w:t>
             </w:r>
           </w:p>
         </w:tc>
@@ -3207,10 +4170,10 @@
             <w:tcW w:w="1503" w:type="dxa"/>
             <w:shd w:fill="FDEDEC"/>
             <w:tcMar>
-              <w:top w:w="22" w:type="dxa"/>
-              <w:bottom w:w="22" w:type="dxa"/>
-              <w:left w:w="30" w:type="dxa"/>
-              <w:right w:w="30" w:type="dxa"/>
+              <w:top w:w="4" w:type="dxa"/>
+              <w:bottom w:w="4" w:type="dxa"/>
+              <w:left w:w="20" w:type="dxa"/>
+              <w:right w:w="20" w:type="dxa"/>
             </w:tcMar>
           </w:tcPr>
           <w:p>
@@ -3219,9 +4182,9 @@
             </w:pPr>
             <w:r>
               <w:rPr>
-                <w:sz w:val="20"/>
+                <w:sz w:val="18"/>
               </w:rPr>
-              <w:t>323</w:t>
+              <w:t>272</w:t>
             </w:r>
           </w:p>
         </w:tc>
@@ -3230,18 +4193,18 @@
             <w:tcW w:w="1503" w:type="dxa"/>
             <w:shd w:fill="FDEDEC"/>
             <w:tcMar>
-              <w:top w:w="22" w:type="dxa"/>
-              <w:bottom w:w="22" w:type="dxa"/>
-              <w:left w:w="30" w:type="dxa"/>
-              <w:right w:w="30" w:type="dxa"/>
+              <w:top w:w="4" w:type="dxa"/>
+              <w:bottom w:w="4" w:type="dxa"/>
+              <w:left w:w="20" w:type="dxa"/>
+              <w:right w:w="20" w:type="dxa"/>
             </w:tcMar>
           </w:tcPr>
           <w:p>
             <w:r>
               <w:rPr>
-                <w:sz w:val="20"/>
+                <w:sz w:val="18"/>
               </w:rPr>
-              <w:t>Zahi̇de Gölükcü</w:t>
+              <w:t>Egehan Hardal</w:t>
             </w:r>
           </w:p>
         </w:tc>
@@ -3250,10 +4213,10 @@
             <w:tcW w:w="1503" w:type="dxa"/>
             <w:shd w:fill="FDEDEC"/>
             <w:tcMar>
-              <w:top w:w="22" w:type="dxa"/>
-              <w:bottom w:w="22" w:type="dxa"/>
-              <w:left w:w="30" w:type="dxa"/>
-              <w:right w:w="30" w:type="dxa"/>
+              <w:top w:w="4" w:type="dxa"/>
+              <w:bottom w:w="4" w:type="dxa"/>
+              <w:left w:w="20" w:type="dxa"/>
+              <w:right w:w="20" w:type="dxa"/>
             </w:tcMar>
           </w:tcPr>
           <w:p>
@@ -3262,9 +4225,9 @@
             </w:pPr>
             <w:r>
               <w:rPr>
-                <w:sz w:val="20"/>
+                <w:sz w:val="18"/>
               </w:rPr>
-              <w:t>2/2/16</w:t>
+              <w:t>3/11/6</w:t>
             </w:r>
           </w:p>
         </w:tc>
@@ -3273,10 +4236,10 @@
             <w:tcW w:w="1503" w:type="dxa"/>
             <w:shd w:fill="FDEDEC"/>
             <w:tcMar>
-              <w:top w:w="22" w:type="dxa"/>
-              <w:bottom w:w="22" w:type="dxa"/>
-              <w:left w:w="30" w:type="dxa"/>
-              <w:right w:w="30" w:type="dxa"/>
+              <w:top w:w="4" w:type="dxa"/>
+              <w:bottom w:w="4" w:type="dxa"/>
+              <w:left w:w="20" w:type="dxa"/>
+              <w:right w:w="20" w:type="dxa"/>
             </w:tcMar>
           </w:tcPr>
           <w:p>
@@ -3286,1082 +4249,10 @@
             <w:r>
               <w:rPr>
                 <w:b/>
-                <w:sz w:val="20"/>
+                <w:sz w:val="18"/>
               </w:rPr>
-              <w:t>1.33</w:t>
+              <w:t>-0.67</w:t>
             </w:r>
-          </w:p>
-        </w:tc>
-      </w:tr>
-      <w:tr>
-        <w:tc>
-          <w:tcPr>
-            <w:tcW w:w="1503" w:type="dxa"/>
-            <w:shd w:fill="FDEDEC"/>
-            <w:tcMar>
-              <w:top w:w="22" w:type="dxa"/>
-              <w:bottom w:w="22" w:type="dxa"/>
-              <w:left w:w="30" w:type="dxa"/>
-              <w:right w:w="30" w:type="dxa"/>
-            </w:tcMar>
-          </w:tcPr>
-          <w:p>
-            <w:pPr>
-              <w:jc w:val="center"/>
-            </w:pPr>
-            <w:r>
-              <w:rPr>
-                <w:sz w:val="20"/>
-              </w:rPr>
-              <w:t>10</w:t>
-            </w:r>
-          </w:p>
-        </w:tc>
-        <w:tc>
-          <w:tcPr>
-            <w:tcW w:w="1503" w:type="dxa"/>
-            <w:shd w:fill="FDEDEC"/>
-            <w:tcMar>
-              <w:top w:w="22" w:type="dxa"/>
-              <w:bottom w:w="22" w:type="dxa"/>
-              <w:left w:w="30" w:type="dxa"/>
-              <w:right w:w="30" w:type="dxa"/>
-            </w:tcMar>
-          </w:tcPr>
-          <w:p>
-            <w:pPr>
-              <w:jc w:val="center"/>
-            </w:pPr>
-            <w:r>
-              <w:rPr>
-                <w:sz w:val="20"/>
-              </w:rPr>
-              <w:t>379</w:t>
-            </w:r>
-          </w:p>
-        </w:tc>
-        <w:tc>
-          <w:tcPr>
-            <w:tcW w:w="1503" w:type="dxa"/>
-            <w:shd w:fill="FDEDEC"/>
-            <w:tcMar>
-              <w:top w:w="22" w:type="dxa"/>
-              <w:bottom w:w="22" w:type="dxa"/>
-              <w:left w:w="30" w:type="dxa"/>
-              <w:right w:w="30" w:type="dxa"/>
-            </w:tcMar>
-          </w:tcPr>
-          <w:p>
-            <w:r>
-              <w:rPr>
-                <w:sz w:val="20"/>
-              </w:rPr>
-              <w:t>Çinar Efe Gi̇rgi</w:t>
-            </w:r>
-          </w:p>
-        </w:tc>
-        <w:tc>
-          <w:tcPr>
-            <w:tcW w:w="1503" w:type="dxa"/>
-            <w:shd w:fill="FDEDEC"/>
-            <w:tcMar>
-              <w:top w:w="22" w:type="dxa"/>
-              <w:bottom w:w="22" w:type="dxa"/>
-              <w:left w:w="30" w:type="dxa"/>
-              <w:right w:w="30" w:type="dxa"/>
-            </w:tcMar>
-          </w:tcPr>
-          <w:p>
-            <w:pPr>
-              <w:jc w:val="center"/>
-            </w:pPr>
-            <w:r>
-              <w:rPr>
-                <w:sz w:val="20"/>
-              </w:rPr>
-              <w:t>9/11/0</w:t>
-            </w:r>
-          </w:p>
-        </w:tc>
-        <w:tc>
-          <w:tcPr>
-            <w:tcW w:w="1503" w:type="dxa"/>
-            <w:shd w:fill="FDEDEC"/>
-            <w:tcMar>
-              <w:top w:w="22" w:type="dxa"/>
-              <w:bottom w:w="22" w:type="dxa"/>
-              <w:left w:w="30" w:type="dxa"/>
-              <w:right w:w="30" w:type="dxa"/>
-            </w:tcMar>
-          </w:tcPr>
-          <w:p>
-            <w:pPr>
-              <w:jc w:val="center"/>
-            </w:pPr>
-            <w:r>
-              <w:rPr>
-                <w:b/>
-                <w:sz w:val="20"/>
-              </w:rPr>
-              <w:t>5.33</w:t>
-            </w:r>
-          </w:p>
-        </w:tc>
-        <w:tc>
-          <w:tcPr>
-            <w:tcW w:w="1503" w:type="dxa"/>
-            <w:shd w:fill="FDEDEC"/>
-            <w:tcMar>
-              <w:top w:w="22" w:type="dxa"/>
-              <w:bottom w:w="22" w:type="dxa"/>
-              <w:left w:w="30" w:type="dxa"/>
-              <w:right w:w="30" w:type="dxa"/>
-            </w:tcMar>
-          </w:tcPr>
-          <w:p>
-            <w:pPr>
-              <w:jc w:val="center"/>
-            </w:pPr>
-            <w:r>
-              <w:rPr>
-                <w:sz w:val="20"/>
-              </w:rPr>
-              <w:t>24</w:t>
-            </w:r>
-          </w:p>
-        </w:tc>
-        <w:tc>
-          <w:tcPr>
-            <w:tcW w:w="1503" w:type="dxa"/>
-            <w:shd w:fill="FDEDEC"/>
-            <w:tcMar>
-              <w:top w:w="22" w:type="dxa"/>
-              <w:bottom w:w="22" w:type="dxa"/>
-              <w:left w:w="30" w:type="dxa"/>
-              <w:right w:w="30" w:type="dxa"/>
-            </w:tcMar>
-          </w:tcPr>
-          <w:p>
-            <w:pPr>
-              <w:jc w:val="center"/>
-            </w:pPr>
-            <w:r>
-              <w:rPr>
-                <w:sz w:val="20"/>
-              </w:rPr>
-              <w:t>352</w:t>
-            </w:r>
-          </w:p>
-        </w:tc>
-        <w:tc>
-          <w:tcPr>
-            <w:tcW w:w="1503" w:type="dxa"/>
-            <w:shd w:fill="FDEDEC"/>
-            <w:tcMar>
-              <w:top w:w="22" w:type="dxa"/>
-              <w:bottom w:w="22" w:type="dxa"/>
-              <w:left w:w="30" w:type="dxa"/>
-              <w:right w:w="30" w:type="dxa"/>
-            </w:tcMar>
-          </w:tcPr>
-          <w:p>
-            <w:r>
-              <w:rPr>
-                <w:sz w:val="20"/>
-              </w:rPr>
-              <w:t>Uğur Kaan Yildiz</w:t>
-            </w:r>
-          </w:p>
-        </w:tc>
-        <w:tc>
-          <w:tcPr>
-            <w:tcW w:w="1503" w:type="dxa"/>
-            <w:shd w:fill="FDEDEC"/>
-            <w:tcMar>
-              <w:top w:w="22" w:type="dxa"/>
-              <w:bottom w:w="22" w:type="dxa"/>
-              <w:left w:w="30" w:type="dxa"/>
-              <w:right w:w="30" w:type="dxa"/>
-            </w:tcMar>
-          </w:tcPr>
-          <w:p>
-            <w:pPr>
-              <w:jc w:val="center"/>
-            </w:pPr>
-            <w:r>
-              <w:rPr>
-                <w:sz w:val="20"/>
-              </w:rPr>
-              <w:t>5/15/0</w:t>
-            </w:r>
-          </w:p>
-        </w:tc>
-        <w:tc>
-          <w:tcPr>
-            <w:tcW w:w="1503" w:type="dxa"/>
-            <w:shd w:fill="FDEDEC"/>
-            <w:tcMar>
-              <w:top w:w="22" w:type="dxa"/>
-              <w:bottom w:w="22" w:type="dxa"/>
-              <w:left w:w="30" w:type="dxa"/>
-              <w:right w:w="30" w:type="dxa"/>
-            </w:tcMar>
-          </w:tcPr>
-          <w:p>
-            <w:pPr>
-              <w:jc w:val="center"/>
-            </w:pPr>
-            <w:r>
-              <w:rPr>
-                <w:b/>
-                <w:sz w:val="20"/>
-              </w:rPr>
-              <w:t>0.00</w:t>
-            </w:r>
-          </w:p>
-        </w:tc>
-      </w:tr>
-      <w:tr>
-        <w:tc>
-          <w:tcPr>
-            <w:tcW w:w="1503" w:type="dxa"/>
-            <w:shd w:fill="FDEDEC"/>
-            <w:tcMar>
-              <w:top w:w="22" w:type="dxa"/>
-              <w:bottom w:w="22" w:type="dxa"/>
-              <w:left w:w="30" w:type="dxa"/>
-              <w:right w:w="30" w:type="dxa"/>
-            </w:tcMar>
-          </w:tcPr>
-          <w:p>
-            <w:pPr>
-              <w:jc w:val="center"/>
-            </w:pPr>
-            <w:r>
-              <w:rPr>
-                <w:sz w:val="20"/>
-              </w:rPr>
-              <w:t>11</w:t>
-            </w:r>
-          </w:p>
-        </w:tc>
-        <w:tc>
-          <w:tcPr>
-            <w:tcW w:w="1503" w:type="dxa"/>
-            <w:shd w:fill="FDEDEC"/>
-            <w:tcMar>
-              <w:top w:w="22" w:type="dxa"/>
-              <w:bottom w:w="22" w:type="dxa"/>
-              <w:left w:w="30" w:type="dxa"/>
-              <w:right w:w="30" w:type="dxa"/>
-            </w:tcMar>
-          </w:tcPr>
-          <w:p>
-            <w:pPr>
-              <w:jc w:val="center"/>
-            </w:pPr>
-            <w:r>
-              <w:rPr>
-                <w:sz w:val="20"/>
-              </w:rPr>
-              <w:t>203</w:t>
-            </w:r>
-          </w:p>
-        </w:tc>
-        <w:tc>
-          <w:tcPr>
-            <w:tcW w:w="1503" w:type="dxa"/>
-            <w:shd w:fill="FDEDEC"/>
-            <w:tcMar>
-              <w:top w:w="22" w:type="dxa"/>
-              <w:bottom w:w="22" w:type="dxa"/>
-              <w:left w:w="30" w:type="dxa"/>
-              <w:right w:w="30" w:type="dxa"/>
-            </w:tcMar>
-          </w:tcPr>
-          <w:p>
-            <w:r>
-              <w:rPr>
-                <w:sz w:val="20"/>
-              </w:rPr>
-              <w:t>Kerem Araci</w:t>
-            </w:r>
-          </w:p>
-        </w:tc>
-        <w:tc>
-          <w:tcPr>
-            <w:tcW w:w="1503" w:type="dxa"/>
-            <w:shd w:fill="FDEDEC"/>
-            <w:tcMar>
-              <w:top w:w="22" w:type="dxa"/>
-              <w:bottom w:w="22" w:type="dxa"/>
-              <w:left w:w="30" w:type="dxa"/>
-              <w:right w:w="30" w:type="dxa"/>
-            </w:tcMar>
-          </w:tcPr>
-          <w:p>
-            <w:pPr>
-              <w:jc w:val="center"/>
-            </w:pPr>
-            <w:r>
-              <w:rPr>
-                <w:sz w:val="20"/>
-              </w:rPr>
-              <w:t>7/6/7</w:t>
-            </w:r>
-          </w:p>
-        </w:tc>
-        <w:tc>
-          <w:tcPr>
-            <w:tcW w:w="1503" w:type="dxa"/>
-            <w:shd w:fill="FDEDEC"/>
-            <w:tcMar>
-              <w:top w:w="22" w:type="dxa"/>
-              <w:bottom w:w="22" w:type="dxa"/>
-              <w:left w:w="30" w:type="dxa"/>
-              <w:right w:w="30" w:type="dxa"/>
-            </w:tcMar>
-          </w:tcPr>
-          <w:p>
-            <w:pPr>
-              <w:jc w:val="center"/>
-            </w:pPr>
-            <w:r>
-              <w:rPr>
-                <w:b/>
-                <w:sz w:val="20"/>
-              </w:rPr>
-              <w:t>5.00</w:t>
-            </w:r>
-          </w:p>
-        </w:tc>
-        <w:tc>
-          <w:tcPr>
-            <w:tcW w:w="1503" w:type="dxa"/>
-            <w:shd w:fill="FDEDEC"/>
-            <w:tcMar>
-              <w:top w:w="22" w:type="dxa"/>
-              <w:bottom w:w="22" w:type="dxa"/>
-              <w:left w:w="30" w:type="dxa"/>
-              <w:right w:w="30" w:type="dxa"/>
-            </w:tcMar>
-          </w:tcPr>
-          <w:p>
-            <w:pPr>
-              <w:jc w:val="center"/>
-            </w:pPr>
-            <w:r>
-              <w:rPr>
-                <w:sz w:val="20"/>
-              </w:rPr>
-              <w:t>25</w:t>
-            </w:r>
-          </w:p>
-        </w:tc>
-        <w:tc>
-          <w:tcPr>
-            <w:tcW w:w="1503" w:type="dxa"/>
-            <w:shd w:fill="FDEDEC"/>
-            <w:tcMar>
-              <w:top w:w="22" w:type="dxa"/>
-              <w:bottom w:w="22" w:type="dxa"/>
-              <w:left w:w="30" w:type="dxa"/>
-              <w:right w:w="30" w:type="dxa"/>
-            </w:tcMar>
-          </w:tcPr>
-          <w:p>
-            <w:pPr>
-              <w:jc w:val="center"/>
-            </w:pPr>
-            <w:r>
-              <w:rPr>
-                <w:sz w:val="20"/>
-              </w:rPr>
-              <w:t>303</w:t>
-            </w:r>
-          </w:p>
-        </w:tc>
-        <w:tc>
-          <w:tcPr>
-            <w:tcW w:w="1503" w:type="dxa"/>
-            <w:shd w:fill="FDEDEC"/>
-            <w:tcMar>
-              <w:top w:w="22" w:type="dxa"/>
-              <w:bottom w:w="22" w:type="dxa"/>
-              <w:left w:w="30" w:type="dxa"/>
-              <w:right w:w="30" w:type="dxa"/>
-            </w:tcMar>
-          </w:tcPr>
-          <w:p>
-            <w:r>
-              <w:rPr>
-                <w:sz w:val="20"/>
-              </w:rPr>
-              <w:t>Mustafa Gülseven</w:t>
-            </w:r>
-          </w:p>
-        </w:tc>
-        <w:tc>
-          <w:tcPr>
-            <w:tcW w:w="1503" w:type="dxa"/>
-            <w:shd w:fill="FDEDEC"/>
-            <w:tcMar>
-              <w:top w:w="22" w:type="dxa"/>
-              <w:bottom w:w="22" w:type="dxa"/>
-              <w:left w:w="30" w:type="dxa"/>
-              <w:right w:w="30" w:type="dxa"/>
-            </w:tcMar>
-          </w:tcPr>
-          <w:p>
-            <w:pPr>
-              <w:jc w:val="center"/>
-            </w:pPr>
-            <w:r>
-              <w:rPr>
-                <w:sz w:val="20"/>
-              </w:rPr>
-              <w:t>5/15/0</w:t>
-            </w:r>
-          </w:p>
-        </w:tc>
-        <w:tc>
-          <w:tcPr>
-            <w:tcW w:w="1503" w:type="dxa"/>
-            <w:shd w:fill="FDEDEC"/>
-            <w:tcMar>
-              <w:top w:w="22" w:type="dxa"/>
-              <w:bottom w:w="22" w:type="dxa"/>
-              <w:left w:w="30" w:type="dxa"/>
-              <w:right w:w="30" w:type="dxa"/>
-            </w:tcMar>
-          </w:tcPr>
-          <w:p>
-            <w:pPr>
-              <w:jc w:val="center"/>
-            </w:pPr>
-            <w:r>
-              <w:rPr>
-                <w:b/>
-                <w:sz w:val="20"/>
-              </w:rPr>
-              <w:t>0.00</w:t>
-            </w:r>
-          </w:p>
-        </w:tc>
-      </w:tr>
-      <w:tr>
-        <w:tc>
-          <w:tcPr>
-            <w:tcW w:w="1503" w:type="dxa"/>
-            <w:shd w:fill="FDEDEC"/>
-            <w:tcMar>
-              <w:top w:w="22" w:type="dxa"/>
-              <w:bottom w:w="22" w:type="dxa"/>
-              <w:left w:w="30" w:type="dxa"/>
-              <w:right w:w="30" w:type="dxa"/>
-            </w:tcMar>
-          </w:tcPr>
-          <w:p>
-            <w:pPr>
-              <w:jc w:val="center"/>
-            </w:pPr>
-            <w:r>
-              <w:rPr>
-                <w:sz w:val="20"/>
-              </w:rPr>
-              <w:t>12</w:t>
-            </w:r>
-          </w:p>
-        </w:tc>
-        <w:tc>
-          <w:tcPr>
-            <w:tcW w:w="1503" w:type="dxa"/>
-            <w:shd w:fill="FDEDEC"/>
-            <w:tcMar>
-              <w:top w:w="22" w:type="dxa"/>
-              <w:bottom w:w="22" w:type="dxa"/>
-              <w:left w:w="30" w:type="dxa"/>
-              <w:right w:w="30" w:type="dxa"/>
-            </w:tcMar>
-          </w:tcPr>
-          <w:p>
-            <w:pPr>
-              <w:jc w:val="center"/>
-            </w:pPr>
-            <w:r>
-              <w:rPr>
-                <w:sz w:val="20"/>
-              </w:rPr>
-              <w:t>229</w:t>
-            </w:r>
-          </w:p>
-        </w:tc>
-        <w:tc>
-          <w:tcPr>
-            <w:tcW w:w="1503" w:type="dxa"/>
-            <w:shd w:fill="FDEDEC"/>
-            <w:tcMar>
-              <w:top w:w="22" w:type="dxa"/>
-              <w:bottom w:w="22" w:type="dxa"/>
-              <w:left w:w="30" w:type="dxa"/>
-              <w:right w:w="30" w:type="dxa"/>
-            </w:tcMar>
-          </w:tcPr>
-          <w:p>
-            <w:r>
-              <w:rPr>
-                <w:sz w:val="20"/>
-              </w:rPr>
-              <w:t>Ni̇sanur Kayabey</w:t>
-            </w:r>
-          </w:p>
-        </w:tc>
-        <w:tc>
-          <w:tcPr>
-            <w:tcW w:w="1503" w:type="dxa"/>
-            <w:shd w:fill="FDEDEC"/>
-            <w:tcMar>
-              <w:top w:w="22" w:type="dxa"/>
-              <w:bottom w:w="22" w:type="dxa"/>
-              <w:left w:w="30" w:type="dxa"/>
-              <w:right w:w="30" w:type="dxa"/>
-            </w:tcMar>
-          </w:tcPr>
-          <w:p>
-            <w:pPr>
-              <w:jc w:val="center"/>
-            </w:pPr>
-            <w:r>
-              <w:rPr>
-                <w:sz w:val="20"/>
-              </w:rPr>
-              <w:t>7/6/7</w:t>
-            </w:r>
-          </w:p>
-        </w:tc>
-        <w:tc>
-          <w:tcPr>
-            <w:tcW w:w="1503" w:type="dxa"/>
-            <w:shd w:fill="FDEDEC"/>
-            <w:tcMar>
-              <w:top w:w="22" w:type="dxa"/>
-              <w:bottom w:w="22" w:type="dxa"/>
-              <w:left w:w="30" w:type="dxa"/>
-              <w:right w:w="30" w:type="dxa"/>
-            </w:tcMar>
-          </w:tcPr>
-          <w:p>
-            <w:pPr>
-              <w:jc w:val="center"/>
-            </w:pPr>
-            <w:r>
-              <w:rPr>
-                <w:b/>
-                <w:sz w:val="20"/>
-              </w:rPr>
-              <w:t>5.00</w:t>
-            </w:r>
-          </w:p>
-        </w:tc>
-        <w:tc>
-          <w:tcPr>
-            <w:tcW w:w="1503" w:type="dxa"/>
-            <w:shd w:fill="FDEDEC"/>
-            <w:tcMar>
-              <w:top w:w="22" w:type="dxa"/>
-              <w:bottom w:w="22" w:type="dxa"/>
-              <w:left w:w="30" w:type="dxa"/>
-              <w:right w:w="30" w:type="dxa"/>
-            </w:tcMar>
-          </w:tcPr>
-          <w:p>
-            <w:pPr>
-              <w:jc w:val="center"/>
-            </w:pPr>
-            <w:r>
-              <w:rPr>
-                <w:sz w:val="20"/>
-              </w:rPr>
-              <w:t>26</w:t>
-            </w:r>
-          </w:p>
-        </w:tc>
-        <w:tc>
-          <w:tcPr>
-            <w:tcW w:w="1503" w:type="dxa"/>
-            <w:shd w:fill="FDEDEC"/>
-            <w:tcMar>
-              <w:top w:w="22" w:type="dxa"/>
-              <w:bottom w:w="22" w:type="dxa"/>
-              <w:left w:w="30" w:type="dxa"/>
-              <w:right w:w="30" w:type="dxa"/>
-            </w:tcMar>
-          </w:tcPr>
-          <w:p>
-            <w:pPr>
-              <w:jc w:val="center"/>
-            </w:pPr>
-            <w:r>
-              <w:rPr>
-                <w:sz w:val="20"/>
-              </w:rPr>
-              <w:t>224</w:t>
-            </w:r>
-          </w:p>
-        </w:tc>
-        <w:tc>
-          <w:tcPr>
-            <w:tcW w:w="1503" w:type="dxa"/>
-            <w:shd w:fill="FDEDEC"/>
-            <w:tcMar>
-              <w:top w:w="22" w:type="dxa"/>
-              <w:bottom w:w="22" w:type="dxa"/>
-              <w:left w:w="30" w:type="dxa"/>
-              <w:right w:w="30" w:type="dxa"/>
-            </w:tcMar>
-          </w:tcPr>
-          <w:p>
-            <w:r>
-              <w:rPr>
-                <w:sz w:val="20"/>
-              </w:rPr>
-              <w:t>Cengi̇zhan Yilma</w:t>
-            </w:r>
-          </w:p>
-        </w:tc>
-        <w:tc>
-          <w:tcPr>
-            <w:tcW w:w="1503" w:type="dxa"/>
-            <w:shd w:fill="FDEDEC"/>
-            <w:tcMar>
-              <w:top w:w="22" w:type="dxa"/>
-              <w:bottom w:w="22" w:type="dxa"/>
-              <w:left w:w="30" w:type="dxa"/>
-              <w:right w:w="30" w:type="dxa"/>
-            </w:tcMar>
-          </w:tcPr>
-          <w:p>
-            <w:pPr>
-              <w:jc w:val="center"/>
-            </w:pPr>
-            <w:r>
-              <w:rPr>
-                <w:sz w:val="20"/>
-              </w:rPr>
-              <w:t>3/14/3</w:t>
-            </w:r>
-          </w:p>
-        </w:tc>
-        <w:tc>
-          <w:tcPr>
-            <w:tcW w:w="1503" w:type="dxa"/>
-            <w:shd w:fill="FDEDEC"/>
-            <w:tcMar>
-              <w:top w:w="22" w:type="dxa"/>
-              <w:bottom w:w="22" w:type="dxa"/>
-              <w:left w:w="30" w:type="dxa"/>
-              <w:right w:w="30" w:type="dxa"/>
-            </w:tcMar>
-          </w:tcPr>
-          <w:p>
-            <w:pPr>
-              <w:jc w:val="center"/>
-            </w:pPr>
-            <w:r>
-              <w:rPr>
-                <w:b/>
-                <w:sz w:val="20"/>
-              </w:rPr>
-              <w:t>-1.67</w:t>
-            </w:r>
-          </w:p>
-        </w:tc>
-      </w:tr>
-      <w:tr>
-        <w:tc>
-          <w:tcPr>
-            <w:tcW w:w="1503" w:type="dxa"/>
-            <w:shd w:fill="FDEDEC"/>
-            <w:tcMar>
-              <w:top w:w="22" w:type="dxa"/>
-              <w:bottom w:w="22" w:type="dxa"/>
-              <w:left w:w="30" w:type="dxa"/>
-              <w:right w:w="30" w:type="dxa"/>
-            </w:tcMar>
-          </w:tcPr>
-          <w:p>
-            <w:pPr>
-              <w:jc w:val="center"/>
-            </w:pPr>
-            <w:r>
-              <w:rPr>
-                <w:sz w:val="20"/>
-              </w:rPr>
-              <w:t>13</w:t>
-            </w:r>
-          </w:p>
-        </w:tc>
-        <w:tc>
-          <w:tcPr>
-            <w:tcW w:w="1503" w:type="dxa"/>
-            <w:shd w:fill="FDEDEC"/>
-            <w:tcMar>
-              <w:top w:w="22" w:type="dxa"/>
-              <w:bottom w:w="22" w:type="dxa"/>
-              <w:left w:w="30" w:type="dxa"/>
-              <w:right w:w="30" w:type="dxa"/>
-            </w:tcMar>
-          </w:tcPr>
-          <w:p>
-            <w:pPr>
-              <w:jc w:val="center"/>
-            </w:pPr>
-            <w:r>
-              <w:rPr>
-                <w:sz w:val="20"/>
-              </w:rPr>
-              <w:t>432</w:t>
-            </w:r>
-          </w:p>
-        </w:tc>
-        <w:tc>
-          <w:tcPr>
-            <w:tcW w:w="1503" w:type="dxa"/>
-            <w:shd w:fill="FDEDEC"/>
-            <w:tcMar>
-              <w:top w:w="22" w:type="dxa"/>
-              <w:bottom w:w="22" w:type="dxa"/>
-              <w:left w:w="30" w:type="dxa"/>
-              <w:right w:w="30" w:type="dxa"/>
-            </w:tcMar>
-          </w:tcPr>
-          <w:p>
-            <w:r>
-              <w:rPr>
-                <w:sz w:val="20"/>
-              </w:rPr>
-              <w:t>Ahmet Nevfel Özk</w:t>
-            </w:r>
-          </w:p>
-        </w:tc>
-        <w:tc>
-          <w:tcPr>
-            <w:tcW w:w="1503" w:type="dxa"/>
-            <w:shd w:fill="FDEDEC"/>
-            <w:tcMar>
-              <w:top w:w="22" w:type="dxa"/>
-              <w:bottom w:w="22" w:type="dxa"/>
-              <w:left w:w="30" w:type="dxa"/>
-              <w:right w:w="30" w:type="dxa"/>
-            </w:tcMar>
-          </w:tcPr>
-          <w:p>
-            <w:pPr>
-              <w:jc w:val="center"/>
-            </w:pPr>
-            <w:r>
-              <w:rPr>
-                <w:sz w:val="20"/>
-              </w:rPr>
-              <w:t>8/12/0</w:t>
-            </w:r>
-          </w:p>
-        </w:tc>
-        <w:tc>
-          <w:tcPr>
-            <w:tcW w:w="1503" w:type="dxa"/>
-            <w:shd w:fill="FDEDEC"/>
-            <w:tcMar>
-              <w:top w:w="22" w:type="dxa"/>
-              <w:bottom w:w="22" w:type="dxa"/>
-              <w:left w:w="30" w:type="dxa"/>
-              <w:right w:w="30" w:type="dxa"/>
-            </w:tcMar>
-          </w:tcPr>
-          <w:p>
-            <w:pPr>
-              <w:jc w:val="center"/>
-            </w:pPr>
-            <w:r>
-              <w:rPr>
-                <w:b/>
-                <w:sz w:val="20"/>
-              </w:rPr>
-              <w:t>4.00</w:t>
-            </w:r>
-          </w:p>
-        </w:tc>
-        <w:tc>
-          <w:tcPr>
-            <w:tcW w:w="1503" w:type="dxa"/>
-            <w:shd w:fill="FDEDEC"/>
-            <w:tcMar>
-              <w:top w:w="22" w:type="dxa"/>
-              <w:bottom w:w="22" w:type="dxa"/>
-              <w:left w:w="30" w:type="dxa"/>
-              <w:right w:w="30" w:type="dxa"/>
-            </w:tcMar>
-          </w:tcPr>
-          <w:p>
-            <w:pPr>
-              <w:jc w:val="center"/>
-            </w:pPr>
-            <w:r>
-              <w:rPr>
-                <w:sz w:val="20"/>
-              </w:rPr>
-              <w:t>27</w:t>
-            </w:r>
-          </w:p>
-        </w:tc>
-        <w:tc>
-          <w:tcPr>
-            <w:tcW w:w="1503" w:type="dxa"/>
-            <w:shd w:fill="FDEDEC"/>
-            <w:tcMar>
-              <w:top w:w="22" w:type="dxa"/>
-              <w:bottom w:w="22" w:type="dxa"/>
-              <w:left w:w="30" w:type="dxa"/>
-              <w:right w:w="30" w:type="dxa"/>
-            </w:tcMar>
-          </w:tcPr>
-          <w:p>
-            <w:pPr>
-              <w:jc w:val="center"/>
-            </w:pPr>
-            <w:r>
-              <w:rPr>
-                <w:sz w:val="20"/>
-              </w:rPr>
-              <w:t>247</w:t>
-            </w:r>
-          </w:p>
-        </w:tc>
-        <w:tc>
-          <w:tcPr>
-            <w:tcW w:w="1503" w:type="dxa"/>
-            <w:shd w:fill="FDEDEC"/>
-            <w:tcMar>
-              <w:top w:w="22" w:type="dxa"/>
-              <w:bottom w:w="22" w:type="dxa"/>
-              <w:left w:w="30" w:type="dxa"/>
-              <w:right w:w="30" w:type="dxa"/>
-            </w:tcMar>
-          </w:tcPr>
-          <w:p>
-            <w:r>
-              <w:rPr>
-                <w:sz w:val="20"/>
-              </w:rPr>
-              <w:t>Zehra Şenel</w:t>
-            </w:r>
-          </w:p>
-        </w:tc>
-        <w:tc>
-          <w:tcPr>
-            <w:tcW w:w="1503" w:type="dxa"/>
-            <w:shd w:fill="FDEDEC"/>
-            <w:tcMar>
-              <w:top w:w="22" w:type="dxa"/>
-              <w:bottom w:w="22" w:type="dxa"/>
-              <w:left w:w="30" w:type="dxa"/>
-              <w:right w:w="30" w:type="dxa"/>
-            </w:tcMar>
-          </w:tcPr>
-          <w:p>
-            <w:pPr>
-              <w:jc w:val="center"/>
-            </w:pPr>
-            <w:r>
-              <w:rPr>
-                <w:sz w:val="20"/>
-              </w:rPr>
-              <w:t>1/9/10</w:t>
-            </w:r>
-          </w:p>
-        </w:tc>
-        <w:tc>
-          <w:tcPr>
-            <w:tcW w:w="1503" w:type="dxa"/>
-            <w:shd w:fill="FDEDEC"/>
-            <w:tcMar>
-              <w:top w:w="22" w:type="dxa"/>
-              <w:bottom w:w="22" w:type="dxa"/>
-              <w:left w:w="30" w:type="dxa"/>
-              <w:right w:w="30" w:type="dxa"/>
-            </w:tcMar>
-          </w:tcPr>
-          <w:p>
-            <w:pPr>
-              <w:jc w:val="center"/>
-            </w:pPr>
-            <w:r>
-              <w:rPr>
-                <w:b/>
-                <w:sz w:val="20"/>
-              </w:rPr>
-              <w:t>-2.00</w:t>
-            </w:r>
-          </w:p>
-        </w:tc>
-      </w:tr>
-      <w:tr>
-        <w:tc>
-          <w:tcPr>
-            <w:tcW w:w="1503" w:type="dxa"/>
-            <w:shd w:fill="FDEDEC"/>
-            <w:tcMar>
-              <w:top w:w="22" w:type="dxa"/>
-              <w:bottom w:w="22" w:type="dxa"/>
-              <w:left w:w="30" w:type="dxa"/>
-              <w:right w:w="30" w:type="dxa"/>
-            </w:tcMar>
-          </w:tcPr>
-          <w:p>
-            <w:pPr>
-              <w:jc w:val="center"/>
-            </w:pPr>
-            <w:r>
-              <w:rPr>
-                <w:sz w:val="20"/>
-              </w:rPr>
-              <w:t>14</w:t>
-            </w:r>
-          </w:p>
-        </w:tc>
-        <w:tc>
-          <w:tcPr>
-            <w:tcW w:w="1503" w:type="dxa"/>
-            <w:shd w:fill="FDEDEC"/>
-            <w:tcMar>
-              <w:top w:w="22" w:type="dxa"/>
-              <w:bottom w:w="22" w:type="dxa"/>
-              <w:left w:w="30" w:type="dxa"/>
-              <w:right w:w="30" w:type="dxa"/>
-            </w:tcMar>
-          </w:tcPr>
-          <w:p>
-            <w:pPr>
-              <w:jc w:val="center"/>
-            </w:pPr>
-            <w:r>
-              <w:rPr>
-                <w:sz w:val="20"/>
-              </w:rPr>
-              <w:t>376</w:t>
-            </w:r>
-          </w:p>
-        </w:tc>
-        <w:tc>
-          <w:tcPr>
-            <w:tcW w:w="1503" w:type="dxa"/>
-            <w:shd w:fill="FDEDEC"/>
-            <w:tcMar>
-              <w:top w:w="22" w:type="dxa"/>
-              <w:bottom w:w="22" w:type="dxa"/>
-              <w:left w:w="30" w:type="dxa"/>
-              <w:right w:w="30" w:type="dxa"/>
-            </w:tcMar>
-          </w:tcPr>
-          <w:p>
-            <w:r>
-              <w:rPr>
-                <w:sz w:val="20"/>
-              </w:rPr>
-              <w:t>Muzaffer Aki̇f O</w:t>
-            </w:r>
-          </w:p>
-        </w:tc>
-        <w:tc>
-          <w:tcPr>
-            <w:tcW w:w="1503" w:type="dxa"/>
-            <w:shd w:fill="FDEDEC"/>
-            <w:tcMar>
-              <w:top w:w="22" w:type="dxa"/>
-              <w:bottom w:w="22" w:type="dxa"/>
-              <w:left w:w="30" w:type="dxa"/>
-              <w:right w:w="30" w:type="dxa"/>
-            </w:tcMar>
-          </w:tcPr>
-          <w:p>
-            <w:pPr>
-              <w:jc w:val="center"/>
-            </w:pPr>
-            <w:r>
-              <w:rPr>
-                <w:sz w:val="20"/>
-              </w:rPr>
-              <w:t>5/6/9</w:t>
-            </w:r>
-          </w:p>
-        </w:tc>
-        <w:tc>
-          <w:tcPr>
-            <w:tcW w:w="1503" w:type="dxa"/>
-            <w:shd w:fill="FDEDEC"/>
-            <w:tcMar>
-              <w:top w:w="22" w:type="dxa"/>
-              <w:bottom w:w="22" w:type="dxa"/>
-              <w:left w:w="30" w:type="dxa"/>
-              <w:right w:w="30" w:type="dxa"/>
-            </w:tcMar>
-          </w:tcPr>
-          <w:p>
-            <w:pPr>
-              <w:jc w:val="center"/>
-            </w:pPr>
-            <w:r>
-              <w:rPr>
-                <w:b/>
-                <w:sz w:val="20"/>
-              </w:rPr>
-              <w:t>3.00</w:t>
-            </w:r>
-          </w:p>
-        </w:tc>
-        <w:tc>
-          <w:tcPr>
-            <w:tcW w:w="1503" w:type="dxa"/>
-            <w:shd w:fill="FFFFFF"/>
-          </w:tcPr>
-          <w:p>
-            <w:r/>
-          </w:p>
-        </w:tc>
-        <w:tc>
-          <w:tcPr>
-            <w:tcW w:w="1503" w:type="dxa"/>
-            <w:shd w:fill="FFFFFF"/>
-          </w:tcPr>
-          <w:p>
-            <w:r/>
-          </w:p>
-        </w:tc>
-        <w:tc>
-          <w:tcPr>
-            <w:tcW w:w="1503" w:type="dxa"/>
-            <w:shd w:fill="FFFFFF"/>
-          </w:tcPr>
-          <w:p>
-            <w:r/>
-          </w:p>
-        </w:tc>
-        <w:tc>
-          <w:tcPr>
-            <w:tcW w:w="1503" w:type="dxa"/>
-            <w:shd w:fill="FFFFFF"/>
-          </w:tcPr>
-          <w:p>
-            <w:r/>
-          </w:p>
-        </w:tc>
-        <w:tc>
-          <w:tcPr>
-            <w:tcW w:w="1503" w:type="dxa"/>
-            <w:shd w:fill="FFFFFF"/>
-          </w:tcPr>
-          <w:p>
-            <w:r/>
           </w:p>
         </w:tc>
       </w:tr>
